--- a/HR_and_Tech_Submission_Dossier.docx
+++ b/HR_and_Tech_Submission_Dossier.docx
@@ -282,7 +282,7 @@
         <w:rPr>
           <w:b/>
         </w:rPr>
-        <w:t>`110` rentals/hr at `08:00`</w:t>
+        <w:t>`106` rentals/hr at `08:00`</w:t>
       </w:r>
       <w:r>
         <w:t xml:space="preserve">), and demand shifts to a broad </w:t>
@@ -291,7 +291,7 @@
         <w:rPr>
           <w:b/>
         </w:rPr>
-        <w:t>midday recreational plateau (`12:00–16:00`, averaging `366–372` rentals/hr</w:t>
+        <w:t>midday recreational plateau (`12:00–16:00`, averaging `359–373` rentals/hr</w:t>
       </w:r>
       <w:r>
         <w:t xml:space="preserve">, 90th percentile </w:t>
@@ -533,7 +533,7 @@
         <w:rPr>
           <w:b/>
         </w:rPr>
-        <w:t>R² = 0.904</w:t>
+        <w:t>R² = `0.904`</w:t>
       </w:r>
       <w:r>
         <w:t xml:space="preserve"> (cutting baseline error by </w:t>
@@ -580,12 +580,55 @@
       </w:r>
     </w:p>
     <w:p>
+      <w:pPr>
+        <w:jc w:val="center"/>
+      </w:pPr>
+      <w:r>
+        <w:drawing>
+          <wp:inline xmlns:a="http://schemas.openxmlformats.org/drawingml/2006/main" xmlns:pic="http://schemas.openxmlformats.org/drawingml/2006/picture">
+            <wp:extent cx="5852160" cy="1696100"/>
+            <wp:docPr id="1" name="Picture 1"/>
+            <wp:cNvGraphicFramePr>
+              <a:graphicFrameLocks noChangeAspect="1"/>
+            </wp:cNvGraphicFramePr>
+            <a:graphic>
+              <a:graphicData uri="http://schemas.openxmlformats.org/drawingml/2006/picture">
+                <pic:pic>
+                  <pic:nvPicPr>
+                    <pic:cNvPr id="0" name="system_architecture.png"/>
+                    <pic:cNvPicPr/>
+                  </pic:nvPicPr>
+                  <pic:blipFill>
+                    <a:blip r:embed="rId9"/>
+                    <a:stretch>
+                      <a:fillRect/>
+                    </a:stretch>
+                  </pic:blipFill>
+                  <pic:spPr>
+                    <a:xfrm>
+                      <a:off x="0" y="0"/>
+                      <a:ext cx="5852160" cy="1696100"/>
+                    </a:xfrm>
+                    <a:prstGeom prst="rect"/>
+                  </pic:spPr>
+                </pic:pic>
+              </a:graphicData>
+            </a:graphic>
+          </wp:inline>
+        </w:drawing>
+      </w:r>
+    </w:p>
+    <w:p>
+      <w:pPr>
+        <w:jc w:val="center"/>
+      </w:pPr>
       <w:r>
         <w:rPr>
-          <w:b/>
-          <w:color w:val="1E3A8A"/>
+          <w:i/>
+          <w:color w:val="475569"/>
+          <w:sz w:val="18"/>
         </w:rPr>
-        <w:t>Pipeline Flow: [1. Official UCI Data (hour.csv 17,379 rows, day.csv 731 rows)] → [2. Validation &amp; Feature Pipeline (src/data_validation.py, src/features.py)] → [3. Statistical &amp; ML Core (src/hypothesis.py, src/train_model.py, src/anomaly.py)] → [4. Operations Prototype (src/query_engine.py, src/predict.py, app.py)]</w:t>
+        <w:t>Figure: End-to-End Analytics and Decision Support Architecture</w:t>
       </w:r>
     </w:p>
     <w:p>
@@ -936,7 +979,7 @@
               <w:rPr>
                 <w:sz w:val="18"/>
               </w:rPr>
-              <w:t xml:space="preserve">Welch's t-test, Mann-Whitney U, Levene's variance test, Shapiro-Wilk, 10,000-draw bootstrap CIs, and Ordinary Least Squares with </w:t>
+              <w:t xml:space="preserve">Welch's unequal-variance t-test, Mann-Whitney U test, Levene's variance test, Shapiro-Wilk test, 10,000-draw bootstrap CIs, and Ordinary Least Squares with </w:t>
             </w:r>
             <w:r>
               <w:rPr>
@@ -1039,7 +1082,35 @@
               <w:rPr>
                 <w:sz w:val="18"/>
               </w:rPr>
-              <w:t xml:space="preserve"> (log(1 + y) / \exp(\hat{y})-1), </w:t>
+              <w:t xml:space="preserve"> (</w:t>
+            </w:r>
+            <w:r>
+              <w:rPr>
+                <w:rFonts w:ascii="Consolas" w:hAnsi="Consolas"/>
+                <w:color w:val="1E3A8A"/>
+                <w:sz w:val="18"/>
+              </w:rPr>
+              <w:t>log(1 + y)</w:t>
+            </w:r>
+            <w:r>
+              <w:rPr>
+                <w:sz w:val="18"/>
+              </w:rPr>
+              <w:t xml:space="preserve"> forward / </w:t>
+            </w:r>
+            <w:r>
+              <w:rPr>
+                <w:rFonts w:ascii="Consolas" w:hAnsi="Consolas"/>
+                <w:color w:val="1E3A8A"/>
+                <w:sz w:val="18"/>
+              </w:rPr>
+              <w:t>exp(ŷ) - 1</w:t>
+            </w:r>
+            <w:r>
+              <w:rPr>
+                <w:sz w:val="18"/>
+              </w:rPr>
+              <w:t xml:space="preserve"> inverse), </w:t>
             </w:r>
             <w:r>
               <w:rPr>
@@ -1508,17 +1579,15 @@
         <w:tblLook w:firstColumn="1" w:firstRow="1" w:lastColumn="0" w:lastRow="0" w:noHBand="0" w:noVBand="1" w:val="04A0"/>
       </w:tblPr>
       <w:tblGrid>
-        <w:gridCol w:w="1632"/>
-        <w:gridCol w:w="1632"/>
-        <w:gridCol w:w="1632"/>
-        <w:gridCol w:w="1632"/>
-        <w:gridCol w:w="1632"/>
-        <w:gridCol w:w="1632"/>
+        <w:gridCol w:w="2448"/>
+        <w:gridCol w:w="2448"/>
+        <w:gridCol w:w="2448"/>
+        <w:gridCol w:w="2448"/>
       </w:tblGrid>
       <w:tr>
         <w:tc>
           <w:tcPr>
-            <w:tcW w:type="dxa" w:w="1632"/>
+            <w:tcW w:type="dxa" w:w="2448"/>
             <w:shd w:val="clear" w:color="auto" w:fill="E2E8F0"/>
           </w:tcPr>
           <w:p>
@@ -1544,7 +1613,7 @@
         </w:tc>
         <w:tc>
           <w:tcPr>
-            <w:tcW w:type="dxa" w:w="1632"/>
+            <w:tcW w:type="dxa" w:w="2448"/>
             <w:shd w:val="clear" w:color="auto" w:fill="E2E8F0"/>
           </w:tcPr>
           <w:p>
@@ -1570,7 +1639,7 @@
         </w:tc>
         <w:tc>
           <w:tcPr>
-            <w:tcW w:type="dxa" w:w="1632"/>
+            <w:tcW w:type="dxa" w:w="2448"/>
             <w:shd w:val="clear" w:color="auto" w:fill="E2E8F0"/>
           </w:tcPr>
           <w:p>
@@ -1596,7 +1665,7 @@
         </w:tc>
         <w:tc>
           <w:tcPr>
-            <w:tcW w:type="dxa" w:w="1632"/>
+            <w:tcW w:type="dxa" w:w="2448"/>
             <w:shd w:val="clear" w:color="auto" w:fill="E2E8F0"/>
           </w:tcPr>
           <w:p>
@@ -1620,10 +1689,12 @@
             </w:r>
           </w:p>
         </w:tc>
+      </w:tr>
+      <w:tr>
         <w:tc>
           <w:tcPr>
-            <w:tcW w:type="dxa" w:w="1632"/>
-            <w:shd w:val="clear" w:color="auto" w:fill="E2E8F0"/>
+            <w:tcW w:type="dxa" w:w="2448"/>
+            <w:shd w:val="clear" w:color="auto" w:fill="F8FAFC"/>
           </w:tcPr>
           <w:p>
             <w:pPr>
@@ -1631,17 +1702,22 @@
             </w:pPr>
             <w:r>
               <w:rPr>
+                <w:sz w:val="18"/>
+              </w:rPr>
+            </w:r>
+            <w:r>
+              <w:rPr>
                 <w:b/>
-                <w:color w:val="0F172A"/>
-                <w:sz w:val="18"/>
-              </w:rPr>
+                <w:sz w:val="18"/>
+              </w:rPr>
+              <w:t>Dimensions &amp; Schema</w:t>
             </w:r>
           </w:p>
         </w:tc>
         <w:tc>
           <w:tcPr>
-            <w:tcW w:type="dxa" w:w="1632"/>
-            <w:shd w:val="clear" w:color="auto" w:fill="E2E8F0"/>
+            <w:tcW w:type="dxa" w:w="2448"/>
+            <w:shd w:val="clear" w:color="auto" w:fill="F8FAFC"/>
           </w:tcPr>
           <w:p>
             <w:pPr>
@@ -1649,10 +1725,109 @@
             </w:pPr>
             <w:r>
               <w:rPr>
+                <w:sz w:val="18"/>
+              </w:rPr>
+            </w:r>
+            <w:r>
+              <w:rPr>
+                <w:sz w:val="18"/>
+              </w:rPr>
+              <w:t>Exact row and column counts vs. UCI specification</w:t>
+            </w:r>
+          </w:p>
+        </w:tc>
+        <w:tc>
+          <w:tcPr>
+            <w:tcW w:type="dxa" w:w="2448"/>
+            <w:shd w:val="clear" w:color="auto" w:fill="F8FAFC"/>
+          </w:tcPr>
+          <w:p>
+            <w:pPr>
+              <w:spacing w:before="40" w:after="40"/>
+            </w:pPr>
+            <w:r>
+              <w:rPr>
+                <w:sz w:val="18"/>
+              </w:rPr>
+            </w:r>
+            <w:r>
+              <w:rPr>
+                <w:rFonts w:ascii="Consolas" w:hAnsi="Consolas"/>
+                <w:color w:val="1E3A8A"/>
+                <w:sz w:val="18"/>
+              </w:rPr>
+              <w:t>hour.csv</w:t>
+            </w:r>
+            <w:r>
+              <w:rPr>
+                <w:sz w:val="18"/>
+              </w:rPr>
+              <w:t xml:space="preserve">: </w:t>
+            </w:r>
+            <w:r>
+              <w:rPr>
+                <w:rFonts w:ascii="Consolas" w:hAnsi="Consolas"/>
+                <w:color w:val="1E3A8A"/>
+                <w:sz w:val="18"/>
+              </w:rPr>
+              <w:t>17,379 × 17</w:t>
+            </w:r>
+            <w:r>
+              <w:rPr>
+                <w:sz w:val="18"/>
+              </w:rPr>
+              <w:t xml:space="preserve">; </w:t>
+            </w:r>
+            <w:r>
+              <w:rPr>
+                <w:rFonts w:ascii="Consolas" w:hAnsi="Consolas"/>
+                <w:color w:val="1E3A8A"/>
+                <w:sz w:val="18"/>
+              </w:rPr>
+              <w:t>day.csv</w:t>
+            </w:r>
+            <w:r>
+              <w:rPr>
+                <w:sz w:val="18"/>
+              </w:rPr>
+              <w:t xml:space="preserve">: </w:t>
+            </w:r>
+            <w:r>
+              <w:rPr>
+                <w:rFonts w:ascii="Consolas" w:hAnsi="Consolas"/>
+                <w:color w:val="1E3A8A"/>
+                <w:sz w:val="18"/>
+              </w:rPr>
+              <w:t>731 × 16</w:t>
+            </w:r>
+          </w:p>
+        </w:tc>
+        <w:tc>
+          <w:tcPr>
+            <w:tcW w:type="dxa" w:w="2448"/>
+            <w:shd w:val="clear" w:color="auto" w:fill="F8FAFC"/>
+          </w:tcPr>
+          <w:p>
+            <w:pPr>
+              <w:spacing w:before="40" w:after="40"/>
+            </w:pPr>
+            <w:r>
+              <w:rPr>
+                <w:sz w:val="18"/>
+              </w:rPr>
+            </w:r>
+            <w:r>
+              <w:rPr>
                 <w:b/>
-                <w:color w:val="0F172A"/>
-                <w:sz w:val="18"/>
-              </w:rPr>
+                <w:sz w:val="18"/>
+              </w:rPr>
+              <w:t>PASS</w:t>
+            </w:r>
+            <w:r>
+              <w:rPr>
+                <w:sz w:val="18"/>
+              </w:rPr>
+              <w:t xml:space="preserve"> — Verified via SHA-256 and row counts.</w:t>
             </w:r>
           </w:p>
         </w:tc>
@@ -1660,7 +1835,173 @@
       <w:tr>
         <w:tc>
           <w:tcPr>
-            <w:tcW w:type="dxa" w:w="1632"/>
+            <w:tcW w:type="dxa" w:w="2448"/>
+          </w:tcPr>
+          <w:p>
+            <w:pPr>
+              <w:spacing w:before="40" w:after="40"/>
+            </w:pPr>
+            <w:r>
+              <w:rPr>
+                <w:sz w:val="18"/>
+              </w:rPr>
+            </w:r>
+            <w:r>
+              <w:rPr>
+                <w:b/>
+                <w:sz w:val="18"/>
+              </w:rPr>
+              <w:t>Missing &amp; Duplicate Records</w:t>
+            </w:r>
+          </w:p>
+        </w:tc>
+        <w:tc>
+          <w:tcPr>
+            <w:tcW w:type="dxa" w:w="2448"/>
+          </w:tcPr>
+          <w:p>
+            <w:pPr>
+              <w:spacing w:before="40" w:after="40"/>
+            </w:pPr>
+            <w:r>
+              <w:rPr>
+                <w:sz w:val="18"/>
+              </w:rPr>
+            </w:r>
+            <w:r>
+              <w:rPr>
+                <w:sz w:val="18"/>
+              </w:rPr>
+              <w:t xml:space="preserve">Cell-level </w:t>
+            </w:r>
+            <w:r>
+              <w:rPr>
+                <w:rFonts w:ascii="Consolas" w:hAnsi="Consolas"/>
+                <w:color w:val="1E3A8A"/>
+                <w:sz w:val="18"/>
+              </w:rPr>
+              <w:t>NaN</w:t>
+            </w:r>
+            <w:r>
+              <w:rPr>
+                <w:sz w:val="18"/>
+              </w:rPr>
+              <w:t xml:space="preserve">, duplicate rows, duplicate </w:t>
+            </w:r>
+            <w:r>
+              <w:rPr>
+                <w:rFonts w:ascii="Consolas" w:hAnsi="Consolas"/>
+                <w:color w:val="1E3A8A"/>
+                <w:sz w:val="18"/>
+              </w:rPr>
+              <w:t>instant</w:t>
+            </w:r>
+            <w:r>
+              <w:rPr>
+                <w:sz w:val="18"/>
+              </w:rPr>
+              <w:t xml:space="preserve">, duplicate </w:t>
+            </w:r>
+            <w:r>
+              <w:rPr>
+                <w:rFonts w:ascii="Consolas" w:hAnsi="Consolas"/>
+                <w:color w:val="1E3A8A"/>
+                <w:sz w:val="18"/>
+              </w:rPr>
+              <w:t>(dteday, hr)</w:t>
+            </w:r>
+          </w:p>
+        </w:tc>
+        <w:tc>
+          <w:tcPr>
+            <w:tcW w:type="dxa" w:w="2448"/>
+          </w:tcPr>
+          <w:p>
+            <w:pPr>
+              <w:spacing w:before="40" w:after="40"/>
+            </w:pPr>
+            <w:r>
+              <w:rPr>
+                <w:sz w:val="18"/>
+              </w:rPr>
+            </w:r>
+            <w:r>
+              <w:rPr>
+                <w:rFonts w:ascii="Consolas" w:hAnsi="Consolas"/>
+                <w:color w:val="1E3A8A"/>
+                <w:sz w:val="18"/>
+              </w:rPr>
+              <w:t>0</w:t>
+            </w:r>
+            <w:r>
+              <w:rPr>
+                <w:sz w:val="18"/>
+              </w:rPr>
+              <w:t xml:space="preserve"> missing cells, </w:t>
+            </w:r>
+            <w:r>
+              <w:rPr>
+                <w:rFonts w:ascii="Consolas" w:hAnsi="Consolas"/>
+                <w:color w:val="1E3A8A"/>
+                <w:sz w:val="18"/>
+              </w:rPr>
+              <w:t>0</w:t>
+            </w:r>
+            <w:r>
+              <w:rPr>
+                <w:sz w:val="18"/>
+              </w:rPr>
+              <w:t xml:space="preserve"> duplicate rows, </w:t>
+            </w:r>
+            <w:r>
+              <w:rPr>
+                <w:rFonts w:ascii="Consolas" w:hAnsi="Consolas"/>
+                <w:color w:val="1E3A8A"/>
+                <w:sz w:val="18"/>
+              </w:rPr>
+              <w:t>0</w:t>
+            </w:r>
+            <w:r>
+              <w:rPr>
+                <w:sz w:val="18"/>
+              </w:rPr>
+              <w:t xml:space="preserve"> duplicate keys</w:t>
+            </w:r>
+          </w:p>
+        </w:tc>
+        <w:tc>
+          <w:tcPr>
+            <w:tcW w:type="dxa" w:w="2448"/>
+          </w:tcPr>
+          <w:p>
+            <w:pPr>
+              <w:spacing w:before="40" w:after="40"/>
+            </w:pPr>
+            <w:r>
+              <w:rPr>
+                <w:sz w:val="18"/>
+              </w:rPr>
+            </w:r>
+            <w:r>
+              <w:rPr>
+                <w:b/>
+                <w:sz w:val="18"/>
+              </w:rPr>
+              <w:t>PASS</w:t>
+            </w:r>
+            <w:r>
+              <w:rPr>
+                <w:sz w:val="18"/>
+              </w:rPr>
+              <w:t xml:space="preserve"> — Strictly monotonic timestamps.</w:t>
+            </w:r>
+          </w:p>
+        </w:tc>
+      </w:tr>
+      <w:tr>
+        <w:tc>
+          <w:tcPr>
+            <w:tcW w:type="dxa" w:w="2448"/>
             <w:shd w:val="clear" w:color="auto" w:fill="F8FAFC"/>
           </w:tcPr>
           <w:p>
@@ -1677,13 +2018,13 @@
                 <w:b/>
                 <w:sz w:val="18"/>
               </w:rPr>
-              <w:t>Dimensions &amp; Schema</w:t>
+              <w:t>Component Identity</w:t>
             </w:r>
           </w:p>
         </w:tc>
         <w:tc>
           <w:tcPr>
-            <w:tcW w:type="dxa" w:w="1632"/>
+            <w:tcW w:type="dxa" w:w="2448"/>
             <w:shd w:val="clear" w:color="auto" w:fill="F8FAFC"/>
           </w:tcPr>
           <w:p>
@@ -1699,13 +2040,27 @@
               <w:rPr>
                 <w:sz w:val="18"/>
               </w:rPr>
-              <w:t>Exact row and column counts vs. UCI specification</w:t>
+              <w:t xml:space="preserve">Check </w:t>
+            </w:r>
+            <w:r>
+              <w:rPr>
+                <w:rFonts w:ascii="Consolas" w:hAnsi="Consolas"/>
+                <w:color w:val="1E3A8A"/>
+                <w:sz w:val="18"/>
+              </w:rPr>
+              <w:t>cnt == casual + registered</w:t>
+            </w:r>
+            <w:r>
+              <w:rPr>
+                <w:sz w:val="18"/>
+              </w:rPr>
+              <w:t xml:space="preserve"> on every row</w:t>
             </w:r>
           </w:p>
         </w:tc>
         <w:tc>
           <w:tcPr>
-            <w:tcW w:type="dxa" w:w="1632"/>
+            <w:tcW w:type="dxa" w:w="2448"/>
             <w:shd w:val="clear" w:color="auto" w:fill="F8FAFC"/>
           </w:tcPr>
           <w:p>
@@ -1723,55 +2078,19 @@
                 <w:color w:val="1E3A8A"/>
                 <w:sz w:val="18"/>
               </w:rPr>
-              <w:t>hour.csv</w:t>
-            </w:r>
-            <w:r>
-              <w:rPr>
-                <w:sz w:val="18"/>
-              </w:rPr>
-              <w:t xml:space="preserve">: </w:t>
-            </w:r>
-            <w:r>
-              <w:rPr>
-                <w:rFonts w:ascii="Consolas" w:hAnsi="Consolas"/>
-                <w:color w:val="1E3A8A"/>
-                <w:sz w:val="18"/>
-              </w:rPr>
-              <w:t>17,379 × 17</w:t>
-            </w:r>
-            <w:r>
-              <w:rPr>
-                <w:sz w:val="18"/>
-              </w:rPr>
-              <w:t xml:space="preserve">; </w:t>
-            </w:r>
-            <w:r>
-              <w:rPr>
-                <w:rFonts w:ascii="Consolas" w:hAnsi="Consolas"/>
-                <w:color w:val="1E3A8A"/>
-                <w:sz w:val="18"/>
-              </w:rPr>
-              <w:t>day.csv</w:t>
-            </w:r>
-            <w:r>
-              <w:rPr>
-                <w:sz w:val="18"/>
-              </w:rPr>
-              <w:t xml:space="preserve">: </w:t>
-            </w:r>
-            <w:r>
-              <w:rPr>
-                <w:rFonts w:ascii="Consolas" w:hAnsi="Consolas"/>
-                <w:color w:val="1E3A8A"/>
-                <w:sz w:val="18"/>
-              </w:rPr>
-              <w:t>731 × 16</w:t>
+              <w:t>0</w:t>
+            </w:r>
+            <w:r>
+              <w:rPr>
+                <w:sz w:val="18"/>
+              </w:rPr>
+              <w:t xml:space="preserve"> mismatches across all 17,379 hourly and 731 daily rows</w:t>
             </w:r>
           </w:p>
         </w:tc>
         <w:tc>
           <w:tcPr>
-            <w:tcW w:type="dxa" w:w="1632"/>
+            <w:tcW w:type="dxa" w:w="2448"/>
             <w:shd w:val="clear" w:color="auto" w:fill="F8FAFC"/>
           </w:tcPr>
           <w:p>
@@ -1794,13 +2113,279 @@
               <w:rPr>
                 <w:sz w:val="18"/>
               </w:rPr>
-              <w:t xml:space="preserve"> — Verified via SHA-256 and row counts.</w:t>
+              <w:t xml:space="preserve"> — </w:t>
+            </w:r>
+            <w:r>
+              <w:rPr>
+                <w:rFonts w:ascii="Consolas" w:hAnsi="Consolas"/>
+                <w:color w:val="1E3A8A"/>
+                <w:sz w:val="18"/>
+              </w:rPr>
+              <w:t>casual</w:t>
+            </w:r>
+            <w:r>
+              <w:rPr>
+                <w:sz w:val="18"/>
+              </w:rPr>
+              <w:t xml:space="preserve"> and </w:t>
+            </w:r>
+            <w:r>
+              <w:rPr>
+                <w:rFonts w:ascii="Consolas" w:hAnsi="Consolas"/>
+                <w:color w:val="1E3A8A"/>
+                <w:sz w:val="18"/>
+              </w:rPr>
+              <w:t>registered</w:t>
+            </w:r>
+            <w:r>
+              <w:rPr>
+                <w:sz w:val="18"/>
+              </w:rPr>
+              <w:t xml:space="preserve"> are exact additive components of </w:t>
+            </w:r>
+            <w:r>
+              <w:rPr>
+                <w:rFonts w:ascii="Consolas" w:hAnsi="Consolas"/>
+                <w:color w:val="1E3A8A"/>
+                <w:sz w:val="18"/>
+              </w:rPr>
+              <w:t>cnt</w:t>
+            </w:r>
+            <w:r>
+              <w:rPr>
+                <w:sz w:val="18"/>
+              </w:rPr>
+              <w:t>.</w:t>
+            </w:r>
+          </w:p>
+        </w:tc>
+      </w:tr>
+      <w:tr>
+        <w:tc>
+          <w:tcPr>
+            <w:tcW w:type="dxa" w:w="2448"/>
+          </w:tcPr>
+          <w:p>
+            <w:pPr>
+              <w:spacing w:before="40" w:after="40"/>
+            </w:pPr>
+            <w:r>
+              <w:rPr>
+                <w:sz w:val="18"/>
+              </w:rPr>
+            </w:r>
+            <w:r>
+              <w:rPr>
+                <w:b/>
+                <w:sz w:val="18"/>
+              </w:rPr>
+              <w:t>Cross-Dataset Reconciliation</w:t>
             </w:r>
           </w:p>
         </w:tc>
         <w:tc>
           <w:tcPr>
-            <w:tcW w:type="dxa" w:w="1632"/>
+            <w:tcW w:type="dxa" w:w="2448"/>
+          </w:tcPr>
+          <w:p>
+            <w:pPr>
+              <w:spacing w:before="40" w:after="40"/>
+            </w:pPr>
+            <w:r>
+              <w:rPr>
+                <w:sz w:val="18"/>
+              </w:rPr>
+            </w:r>
+            <w:r>
+              <w:rPr>
+                <w:sz w:val="18"/>
+              </w:rPr>
+              <w:t xml:space="preserve">Sum </w:t>
+            </w:r>
+            <w:r>
+              <w:rPr>
+                <w:rFonts w:ascii="Consolas" w:hAnsi="Consolas"/>
+                <w:color w:val="1E3A8A"/>
+                <w:sz w:val="18"/>
+              </w:rPr>
+              <w:t>casual</w:t>
+            </w:r>
+            <w:r>
+              <w:rPr>
+                <w:sz w:val="18"/>
+              </w:rPr>
+              <w:t xml:space="preserve">, </w:t>
+            </w:r>
+            <w:r>
+              <w:rPr>
+                <w:rFonts w:ascii="Consolas" w:hAnsi="Consolas"/>
+                <w:color w:val="1E3A8A"/>
+                <w:sz w:val="18"/>
+              </w:rPr>
+              <w:t>registered</w:t>
+            </w:r>
+            <w:r>
+              <w:rPr>
+                <w:sz w:val="18"/>
+              </w:rPr>
+              <w:t xml:space="preserve">, </w:t>
+            </w:r>
+            <w:r>
+              <w:rPr>
+                <w:rFonts w:ascii="Consolas" w:hAnsi="Consolas"/>
+                <w:color w:val="1E3A8A"/>
+                <w:sz w:val="18"/>
+              </w:rPr>
+              <w:t>cnt</w:t>
+            </w:r>
+            <w:r>
+              <w:rPr>
+                <w:sz w:val="18"/>
+              </w:rPr>
+              <w:t xml:space="preserve"> in </w:t>
+            </w:r>
+            <w:r>
+              <w:rPr>
+                <w:rFonts w:ascii="Consolas" w:hAnsi="Consolas"/>
+                <w:color w:val="1E3A8A"/>
+                <w:sz w:val="18"/>
+              </w:rPr>
+              <w:t>hour.csv</w:t>
+            </w:r>
+            <w:r>
+              <w:rPr>
+                <w:sz w:val="18"/>
+              </w:rPr>
+              <w:t xml:space="preserve"> by </w:t>
+            </w:r>
+            <w:r>
+              <w:rPr>
+                <w:rFonts w:ascii="Consolas" w:hAnsi="Consolas"/>
+                <w:color w:val="1E3A8A"/>
+                <w:sz w:val="18"/>
+              </w:rPr>
+              <w:t>dteday</w:t>
+            </w:r>
+            <w:r>
+              <w:rPr>
+                <w:sz w:val="18"/>
+              </w:rPr>
+              <w:t xml:space="preserve"> and compare to </w:t>
+            </w:r>
+            <w:r>
+              <w:rPr>
+                <w:rFonts w:ascii="Consolas" w:hAnsi="Consolas"/>
+                <w:color w:val="1E3A8A"/>
+                <w:sz w:val="18"/>
+              </w:rPr>
+              <w:t>day.csv</w:t>
+            </w:r>
+          </w:p>
+        </w:tc>
+        <w:tc>
+          <w:tcPr>
+            <w:tcW w:type="dxa" w:w="2448"/>
+          </w:tcPr>
+          <w:p>
+            <w:pPr>
+              <w:spacing w:before="40" w:after="40"/>
+            </w:pPr>
+            <w:r>
+              <w:rPr>
+                <w:sz w:val="18"/>
+              </w:rPr>
+            </w:r>
+            <w:r>
+              <w:rPr>
+                <w:rFonts w:ascii="Consolas" w:hAnsi="Consolas"/>
+                <w:color w:val="1E3A8A"/>
+                <w:sz w:val="18"/>
+              </w:rPr>
+              <w:t>0</w:t>
+            </w:r>
+            <w:r>
+              <w:rPr>
+                <w:sz w:val="18"/>
+              </w:rPr>
+              <w:t xml:space="preserve"> dates disagree (max absolute difference = </w:t>
+            </w:r>
+            <w:r>
+              <w:rPr>
+                <w:rFonts w:ascii="Consolas" w:hAnsi="Consolas"/>
+                <w:color w:val="1E3A8A"/>
+                <w:sz w:val="18"/>
+              </w:rPr>
+              <w:t>0</w:t>
+            </w:r>
+            <w:r>
+              <w:rPr>
+                <w:sz w:val="18"/>
+              </w:rPr>
+              <w:t>)</w:t>
+            </w:r>
+          </w:p>
+        </w:tc>
+        <w:tc>
+          <w:tcPr>
+            <w:tcW w:type="dxa" w:w="2448"/>
+          </w:tcPr>
+          <w:p>
+            <w:pPr>
+              <w:spacing w:before="40" w:after="40"/>
+            </w:pPr>
+            <w:r>
+              <w:rPr>
+                <w:sz w:val="18"/>
+              </w:rPr>
+            </w:r>
+            <w:r>
+              <w:rPr>
+                <w:b/>
+                <w:sz w:val="18"/>
+              </w:rPr>
+              <w:t>PASS</w:t>
+            </w:r>
+            <w:r>
+              <w:rPr>
+                <w:sz w:val="18"/>
+              </w:rPr>
+              <w:t xml:space="preserve"> — </w:t>
+            </w:r>
+            <w:r>
+              <w:rPr>
+                <w:rFonts w:ascii="Consolas" w:hAnsi="Consolas"/>
+                <w:color w:val="1E3A8A"/>
+                <w:sz w:val="18"/>
+              </w:rPr>
+              <w:t>day.csv</w:t>
+            </w:r>
+            <w:r>
+              <w:rPr>
+                <w:sz w:val="18"/>
+              </w:rPr>
+              <w:t xml:space="preserve"> is the exact daily sum of </w:t>
+            </w:r>
+            <w:r>
+              <w:rPr>
+                <w:rFonts w:ascii="Consolas" w:hAnsi="Consolas"/>
+                <w:color w:val="1E3A8A"/>
+                <w:sz w:val="18"/>
+              </w:rPr>
+              <w:t>hour.csv</w:t>
+            </w:r>
+            <w:r>
+              <w:rPr>
+                <w:sz w:val="18"/>
+              </w:rPr>
+              <w:t>.</w:t>
+            </w:r>
+          </w:p>
+        </w:tc>
+      </w:tr>
+      <w:tr>
+        <w:tc>
+          <w:tcPr>
+            <w:tcW w:type="dxa" w:w="2448"/>
             <w:shd w:val="clear" w:color="auto" w:fill="F8FAFC"/>
           </w:tcPr>
           <w:p>
@@ -1812,11 +2397,18 @@
                 <w:sz w:val="18"/>
               </w:rPr>
             </w:r>
+            <w:r>
+              <w:rPr>
+                <w:b/>
+                <w:sz w:val="18"/>
+              </w:rPr>
+              <w:t>Hourly Sequence Completeness</w:t>
+            </w:r>
           </w:p>
         </w:tc>
         <w:tc>
           <w:tcPr>
-            <w:tcW w:type="dxa" w:w="1632"/>
+            <w:tcW w:type="dxa" w:w="2448"/>
             <w:shd w:val="clear" w:color="auto" w:fill="F8FAFC"/>
           </w:tcPr>
           <w:p>
@@ -1828,13 +2420,161 @@
                 <w:sz w:val="18"/>
               </w:rPr>
             </w:r>
+            <w:r>
+              <w:rPr>
+                <w:sz w:val="18"/>
+              </w:rPr>
+              <w:t xml:space="preserve">Compare observed timestamps against full </w:t>
+            </w:r>
+            <w:r>
+              <w:rPr>
+                <w:rFonts w:ascii="Consolas" w:hAnsi="Consolas"/>
+                <w:color w:val="1E3A8A"/>
+                <w:sz w:val="18"/>
+              </w:rPr>
+              <w:t>731 × 24 = 17,544</w:t>
+            </w:r>
+            <w:r>
+              <w:rPr>
+                <w:sz w:val="18"/>
+              </w:rPr>
+              <w:t xml:space="preserve"> hourly grid</w:t>
+            </w:r>
+          </w:p>
+        </w:tc>
+        <w:tc>
+          <w:tcPr>
+            <w:tcW w:type="dxa" w:w="2448"/>
+            <w:shd w:val="clear" w:color="auto" w:fill="F8FAFC"/>
+          </w:tcPr>
+          <w:p>
+            <w:pPr>
+              <w:spacing w:before="40" w:after="40"/>
+            </w:pPr>
+            <w:r>
+              <w:rPr>
+                <w:sz w:val="18"/>
+              </w:rPr>
+            </w:r>
+            <w:r>
+              <w:rPr>
+                <w:b/>
+                <w:sz w:val="18"/>
+              </w:rPr>
+              <w:t>165 absent hours across 76 calendar dates</w:t>
+            </w:r>
+            <w:r>
+              <w:rPr>
+                <w:sz w:val="18"/>
+              </w:rPr>
+              <w:t xml:space="preserve"> (</w:t>
+            </w:r>
+            <w:r>
+              <w:rPr>
+                <w:rFonts w:ascii="Consolas" w:hAnsi="Consolas"/>
+                <w:color w:val="1E3A8A"/>
+                <w:sz w:val="18"/>
+              </w:rPr>
+              <w:t>655</w:t>
+            </w:r>
+            <w:r>
+              <w:rPr>
+                <w:sz w:val="18"/>
+              </w:rPr>
+              <w:t xml:space="preserve"> days have 24 hrs; </w:t>
+            </w:r>
+            <w:r>
+              <w:rPr>
+                <w:rFonts w:ascii="Consolas" w:hAnsi="Consolas"/>
+                <w:color w:val="1E3A8A"/>
+                <w:sz w:val="18"/>
+              </w:rPr>
+              <w:t>62</w:t>
+            </w:r>
+            <w:r>
+              <w:rPr>
+                <w:sz w:val="18"/>
+              </w:rPr>
+              <w:t xml:space="preserve"> have 23 hrs; </w:t>
+            </w:r>
+            <w:r>
+              <w:rPr>
+                <w:rFonts w:ascii="Consolas" w:hAnsi="Consolas"/>
+                <w:color w:val="1E3A8A"/>
+                <w:sz w:val="18"/>
+              </w:rPr>
+              <w:t>14</w:t>
+            </w:r>
+            <w:r>
+              <w:rPr>
+                <w:sz w:val="18"/>
+              </w:rPr>
+              <w:t xml:space="preserve"> have </w:t>
+            </w:r>
+            <w:r>
+              <w:rPr>
+                <w:rFonts w:ascii="Consolas" w:hAnsi="Consolas"/>
+                <w:color w:val="1E3A8A"/>
+                <w:sz w:val="18"/>
+              </w:rPr>
+              <w:t>≤ 22</w:t>
+            </w:r>
+            <w:r>
+              <w:rPr>
+                <w:sz w:val="18"/>
+              </w:rPr>
+              <w:t xml:space="preserve"> hrs)</w:t>
+            </w:r>
+          </w:p>
+        </w:tc>
+        <w:tc>
+          <w:tcPr>
+            <w:tcW w:type="dxa" w:w="2448"/>
+            <w:shd w:val="clear" w:color="auto" w:fill="F8FAFC"/>
+          </w:tcPr>
+          <w:p>
+            <w:pPr>
+              <w:spacing w:before="40" w:after="40"/>
+            </w:pPr>
+            <w:r>
+              <w:rPr>
+                <w:sz w:val="18"/>
+              </w:rPr>
+            </w:r>
+            <w:r>
+              <w:rPr>
+                <w:b/>
+                <w:sz w:val="18"/>
+              </w:rPr>
+              <w:t>DOCUMENTED, NOT IMPUTED</w:t>
+            </w:r>
+            <w:r>
+              <w:rPr>
+                <w:sz w:val="18"/>
+              </w:rPr>
+              <w:t xml:space="preserve"> — Absent hours correspond to zero-checkout overnight hours or storm shutdowns (e.g., 23 missing hours on </w:t>
+            </w:r>
+            <w:r>
+              <w:rPr>
+                <w:rFonts w:ascii="Consolas" w:hAnsi="Consolas"/>
+                <w:color w:val="1E3A8A"/>
+                <w:sz w:val="18"/>
+              </w:rPr>
+              <w:t>2012-10-29</w:t>
+            </w:r>
+            <w:r>
+              <w:rPr>
+                <w:sz w:val="18"/>
+              </w:rPr>
+              <w:t xml:space="preserve"> during Hurricane Sandy).</w:t>
+            </w:r>
           </w:p>
         </w:tc>
       </w:tr>
       <w:tr>
         <w:tc>
           <w:tcPr>
-            <w:tcW w:type="dxa" w:w="1632"/>
+            <w:tcW w:type="dxa" w:w="2448"/>
           </w:tcPr>
           <w:p>
             <w:pPr>
@@ -1850,13 +2590,13 @@
                 <w:b/>
                 <w:sz w:val="18"/>
               </w:rPr>
-              <w:t>Missing &amp; Duplicate Records</w:t>
+              <w:t>Season Coding Audit</w:t>
             </w:r>
           </w:p>
         </w:tc>
         <w:tc>
           <w:tcPr>
-            <w:tcW w:type="dxa" w:w="1632"/>
+            <w:tcW w:type="dxa" w:w="2448"/>
           </w:tcPr>
           <w:p>
             <w:pPr>
@@ -1871,7 +2611,7 @@
               <w:rPr>
                 <w:sz w:val="18"/>
               </w:rPr>
-              <w:t xml:space="preserve">Cell-level </w:t>
+              <w:t xml:space="preserve">Cross-tabulate </w:t>
             </w:r>
             <w:r>
               <w:rPr>
@@ -1879,13 +2619,13 @@
                 <w:color w:val="1E3A8A"/>
                 <w:sz w:val="18"/>
               </w:rPr>
-              <w:t>NaN</w:t>
-            </w:r>
-            <w:r>
-              <w:rPr>
-                <w:sz w:val="18"/>
-              </w:rPr>
-              <w:t xml:space="preserve">, duplicate rows, duplicate </w:t>
+              <w:t>season</w:t>
+            </w:r>
+            <w:r>
+              <w:rPr>
+                <w:sz w:val="18"/>
+              </w:rPr>
+              <w:t xml:space="preserve"> (</w:t>
             </w:r>
             <w:r>
               <w:rPr>
@@ -1893,27 +2633,19 @@
                 <w:color w:val="1E3A8A"/>
                 <w:sz w:val="18"/>
               </w:rPr>
-              <w:t>instant</w:t>
-            </w:r>
-            <w:r>
-              <w:rPr>
-                <w:sz w:val="18"/>
-              </w:rPr>
-              <w:t xml:space="preserve">, duplicate </w:t>
-            </w:r>
-            <w:r>
-              <w:rPr>
-                <w:rFonts w:ascii="Consolas" w:hAnsi="Consolas"/>
-                <w:color w:val="1E3A8A"/>
-                <w:sz w:val="18"/>
-              </w:rPr>
-              <w:t>(dteday, hr)</w:t>
+              <w:t>1..4</w:t>
+            </w:r>
+            <w:r>
+              <w:rPr>
+                <w:sz w:val="18"/>
+              </w:rPr>
+              <w:t>) against calendar dates</w:t>
             </w:r>
           </w:p>
         </w:tc>
         <w:tc>
           <w:tcPr>
-            <w:tcW w:type="dxa" w:w="1632"/>
+            <w:tcW w:type="dxa" w:w="2448"/>
           </w:tcPr>
           <w:p>
             <w:pPr>
@@ -1926,17 +2658,23 @@
             </w:r>
             <w:r>
               <w:rPr>
+                <w:sz w:val="18"/>
+              </w:rPr>
+              <w:t>Transitions occur on astronomical equinoxes/solstices (</w:t>
+            </w:r>
+            <w:r>
+              <w:rPr>
                 <w:rFonts w:ascii="Consolas" w:hAnsi="Consolas"/>
                 <w:color w:val="1E3A8A"/>
                 <w:sz w:val="18"/>
               </w:rPr>
-              <w:t>0</w:t>
-            </w:r>
-            <w:r>
-              <w:rPr>
-                <w:sz w:val="18"/>
-              </w:rPr>
-              <w:t xml:space="preserve"> missing cells, </w:t>
+              <w:t>Mar 21</w:t>
+            </w:r>
+            <w:r>
+              <w:rPr>
+                <w:sz w:val="18"/>
+              </w:rPr>
+              <w:t xml:space="preserve">, </w:t>
             </w:r>
             <w:r>
               <w:rPr>
@@ -1944,13 +2682,13 @@
                 <w:color w:val="1E3A8A"/>
                 <w:sz w:val="18"/>
               </w:rPr>
-              <w:t>0</w:t>
-            </w:r>
-            <w:r>
-              <w:rPr>
-                <w:sz w:val="18"/>
-              </w:rPr>
-              <w:t xml:space="preserve"> duplicate rows, </w:t>
+              <w:t>Jun 21</w:t>
+            </w:r>
+            <w:r>
+              <w:rPr>
+                <w:sz w:val="18"/>
+              </w:rPr>
+              <w:t xml:space="preserve">, </w:t>
             </w:r>
             <w:r>
               <w:rPr>
@@ -1958,19 +2696,33 @@
                 <w:color w:val="1E3A8A"/>
                 <w:sz w:val="18"/>
               </w:rPr>
-              <w:t>0</w:t>
-            </w:r>
-            <w:r>
-              <w:rPr>
-                <w:sz w:val="18"/>
-              </w:rPr>
-              <w:t xml:space="preserve"> duplicate keys</w:t>
+              <w:t>Sep 23</w:t>
+            </w:r>
+            <w:r>
+              <w:rPr>
+                <w:sz w:val="18"/>
+              </w:rPr>
+              <w:t xml:space="preserve">, </w:t>
+            </w:r>
+            <w:r>
+              <w:rPr>
+                <w:rFonts w:ascii="Consolas" w:hAnsi="Consolas"/>
+                <w:color w:val="1E3A8A"/>
+                <w:sz w:val="18"/>
+              </w:rPr>
+              <w:t>Dec 21</w:t>
+            </w:r>
+            <w:r>
+              <w:rPr>
+                <w:sz w:val="18"/>
+              </w:rPr>
+              <w:t>)</w:t>
             </w:r>
           </w:p>
         </w:tc>
         <w:tc>
           <w:tcPr>
-            <w:tcW w:type="dxa" w:w="1632"/>
+            <w:tcW w:type="dxa" w:w="2448"/>
           </w:tcPr>
           <w:p>
             <w:pPr>
@@ -1986,43 +2738,41 @@
                 <w:b/>
                 <w:sz w:val="18"/>
               </w:rPr>
-              <w:t>PASS</w:t>
-            </w:r>
-            <w:r>
-              <w:rPr>
-                <w:sz w:val="18"/>
-              </w:rPr>
-              <w:t xml:space="preserve"> — Strictly monotonic timestamps.</w:t>
-            </w:r>
-          </w:p>
-        </w:tc>
-        <w:tc>
-          <w:tcPr>
-            <w:tcW w:type="dxa" w:w="1632"/>
-          </w:tcPr>
-          <w:p>
-            <w:pPr>
-              <w:spacing w:before="40" w:after="40"/>
-            </w:pPr>
-            <w:r>
-              <w:rPr>
-                <w:sz w:val="18"/>
-              </w:rPr>
-            </w:r>
-          </w:p>
-        </w:tc>
-        <w:tc>
-          <w:tcPr>
-            <w:tcW w:type="dxa" w:w="1632"/>
-          </w:tcPr>
-          <w:p>
-            <w:pPr>
-              <w:spacing w:before="40" w:after="40"/>
-            </w:pPr>
-            <w:r>
-              <w:rPr>
-                <w:sz w:val="18"/>
-              </w:rPr>
+              <w:t>CRITICAL INSIGHT</w:t>
+            </w:r>
+            <w:r>
+              <w:rPr>
+                <w:sz w:val="18"/>
+              </w:rPr>
+              <w:t xml:space="preserve"> — Code </w:t>
+            </w:r>
+            <w:r>
+              <w:rPr>
+                <w:rFonts w:ascii="Consolas" w:hAnsi="Consolas"/>
+                <w:color w:val="1E3A8A"/>
+                <w:sz w:val="18"/>
+              </w:rPr>
+              <w:t>1</w:t>
+            </w:r>
+            <w:r>
+              <w:rPr>
+                <w:sz w:val="18"/>
+              </w:rPr>
+              <w:t xml:space="preserve"> (labeled </w:t>
+            </w:r>
+            <w:r>
+              <w:rPr>
+                <w:rFonts w:ascii="Consolas" w:hAnsi="Consolas"/>
+                <w:color w:val="1E3A8A"/>
+                <w:sz w:val="18"/>
+              </w:rPr>
+              <w:t>springer</w:t>
+            </w:r>
+            <w:r>
+              <w:rPr>
+                <w:sz w:val="18"/>
+              </w:rPr>
+              <w:t xml:space="preserve"> in README) spans ~Dec 21–Mar 20. Dashboard provides an explicit toggle between Official README and Astronomical Calendar labels.</w:t>
             </w:r>
           </w:p>
         </w:tc>
@@ -2030,7 +2780,7 @@
       <w:tr>
         <w:tc>
           <w:tcPr>
-            <w:tcW w:type="dxa" w:w="1632"/>
+            <w:tcW w:type="dxa" w:w="2448"/>
             <w:shd w:val="clear" w:color="auto" w:fill="F8FAFC"/>
           </w:tcPr>
           <w:p>
@@ -2047,13 +2797,13 @@
                 <w:b/>
                 <w:sz w:val="18"/>
               </w:rPr>
-              <w:t>Component Identity</w:t>
+              <w:t>Physical Sensor Checks</w:t>
             </w:r>
           </w:p>
         </w:tc>
         <w:tc>
           <w:tcPr>
-            <w:tcW w:type="dxa" w:w="1632"/>
+            <w:tcW w:type="dxa" w:w="2448"/>
             <w:shd w:val="clear" w:color="auto" w:fill="F8FAFC"/>
           </w:tcPr>
           <w:p>
@@ -2069,7 +2819,7 @@
               <w:rPr>
                 <w:sz w:val="18"/>
               </w:rPr>
-              <w:t xml:space="preserve">Check </w:t>
+              <w:t xml:space="preserve">Inspect </w:t>
             </w:r>
             <w:r>
               <w:rPr>
@@ -2077,19 +2827,75 @@
                 <w:color w:val="1E3A8A"/>
                 <w:sz w:val="18"/>
               </w:rPr>
-              <w:t>cnt == casual + registered</w:t>
-            </w:r>
-            <w:r>
-              <w:rPr>
-                <w:sz w:val="18"/>
-              </w:rPr>
-              <w:t xml:space="preserve"> on every row</w:t>
+              <w:t>temp</w:t>
+            </w:r>
+            <w:r>
+              <w:rPr>
+                <w:sz w:val="18"/>
+              </w:rPr>
+              <w:t xml:space="preserve">, </w:t>
+            </w:r>
+            <w:r>
+              <w:rPr>
+                <w:rFonts w:ascii="Consolas" w:hAnsi="Consolas"/>
+                <w:color w:val="1E3A8A"/>
+                <w:sz w:val="18"/>
+              </w:rPr>
+              <w:t>atemp</w:t>
+            </w:r>
+            <w:r>
+              <w:rPr>
+                <w:sz w:val="18"/>
+              </w:rPr>
+              <w:t xml:space="preserve">, </w:t>
+            </w:r>
+            <w:r>
+              <w:rPr>
+                <w:rFonts w:ascii="Consolas" w:hAnsi="Consolas"/>
+                <w:color w:val="1E3A8A"/>
+                <w:sz w:val="18"/>
+              </w:rPr>
+              <w:t>hum</w:t>
+            </w:r>
+            <w:r>
+              <w:rPr>
+                <w:sz w:val="18"/>
+              </w:rPr>
+              <w:t xml:space="preserve">, </w:t>
+            </w:r>
+            <w:r>
+              <w:rPr>
+                <w:rFonts w:ascii="Consolas" w:hAnsi="Consolas"/>
+                <w:color w:val="1E3A8A"/>
+                <w:sz w:val="18"/>
+              </w:rPr>
+              <w:t>windspeed</w:t>
+            </w:r>
+            <w:r>
+              <w:rPr>
+                <w:sz w:val="18"/>
+              </w:rPr>
+              <w:t xml:space="preserve"> ranges (</w:t>
+            </w:r>
+            <w:r>
+              <w:rPr>
+                <w:rFonts w:ascii="Consolas" w:hAnsi="Consolas"/>
+                <w:color w:val="1E3A8A"/>
+                <w:sz w:val="18"/>
+              </w:rPr>
+              <w:t>[0, 1]</w:t>
+            </w:r>
+            <w:r>
+              <w:rPr>
+                <w:sz w:val="18"/>
+              </w:rPr>
+              <w:t>)</w:t>
             </w:r>
           </w:p>
         </w:tc>
         <w:tc>
           <w:tcPr>
-            <w:tcW w:type="dxa" w:w="1632"/>
+            <w:tcW w:type="dxa" w:w="2448"/>
             <w:shd w:val="clear" w:color="auto" w:fill="F8FAFC"/>
           </w:tcPr>
           <w:p>
@@ -2103,23 +2909,30 @@
             </w:r>
             <w:r>
               <w:rPr>
+                <w:b/>
+                <w:sz w:val="18"/>
+              </w:rPr>
+              <w:t>22 rows on `2011-03-10` have `hum == 0.0`</w:t>
+            </w:r>
+            <w:r>
+              <w:rPr>
+                <w:sz w:val="18"/>
+              </w:rPr>
+              <w:t xml:space="preserve">; 2,180 rows have </w:t>
+            </w:r>
+            <w:r>
+              <w:rPr>
                 <w:rFonts w:ascii="Consolas" w:hAnsi="Consolas"/>
                 <w:color w:val="1E3A8A"/>
                 <w:sz w:val="18"/>
               </w:rPr>
-              <w:t>0</w:t>
-            </w:r>
-            <w:r>
-              <w:rPr>
-                <w:sz w:val="18"/>
-              </w:rPr>
-              <w:t xml:space="preserve"> mismatches across all 17,379 hourly and 731 daily rows</w:t>
+              <w:t>windspeed == 0.0</w:t>
             </w:r>
           </w:p>
         </w:tc>
         <w:tc>
           <w:tcPr>
-            <w:tcW w:type="dxa" w:w="1632"/>
+            <w:tcW w:type="dxa" w:w="2448"/>
             <w:shd w:val="clear" w:color="auto" w:fill="F8FAFC"/>
           </w:tcPr>
           <w:p>
@@ -2136,7 +2949,7 @@
                 <w:b/>
                 <w:sz w:val="18"/>
               </w:rPr>
-              <w:t>PASS</w:t>
+              <w:t>FLAGGED</w:t>
             </w:r>
             <w:r>
               <w:rPr>
@@ -2150,13 +2963,13 @@
                 <w:color w:val="1E3A8A"/>
                 <w:sz w:val="18"/>
               </w:rPr>
-              <w:t>casual</w:t>
-            </w:r>
-            <w:r>
-              <w:rPr>
-                <w:sz w:val="18"/>
-              </w:rPr>
-              <w:t xml:space="preserve"> and </w:t>
+              <w:t>0%</w:t>
+            </w:r>
+            <w:r>
+              <w:rPr>
+                <w:sz w:val="18"/>
+              </w:rPr>
+              <w:t xml:space="preserve"> humidity on a rainy day (</w:t>
             </w:r>
             <w:r>
               <w:rPr>
@@ -2164,59 +2977,13 @@
                 <w:color w:val="1E3A8A"/>
                 <w:sz w:val="18"/>
               </w:rPr>
-              <w:t>registered</w:t>
-            </w:r>
-            <w:r>
-              <w:rPr>
-                <w:sz w:val="18"/>
-              </w:rPr>
-              <w:t xml:space="preserve"> are exact additive components of </w:t>
-            </w:r>
-            <w:r>
-              <w:rPr>
-                <w:rFonts w:ascii="Consolas" w:hAnsi="Consolas"/>
-                <w:color w:val="1E3A8A"/>
-                <w:sz w:val="18"/>
-              </w:rPr>
-              <w:t>cnt</w:t>
-            </w:r>
-            <w:r>
-              <w:rPr>
-                <w:sz w:val="18"/>
-              </w:rPr>
-              <w:t>.</w:t>
-            </w:r>
-          </w:p>
-        </w:tc>
-        <w:tc>
-          <w:tcPr>
-            <w:tcW w:type="dxa" w:w="1632"/>
-            <w:shd w:val="clear" w:color="auto" w:fill="F8FAFC"/>
-          </w:tcPr>
-          <w:p>
-            <w:pPr>
-              <w:spacing w:before="40" w:after="40"/>
-            </w:pPr>
-            <w:r>
-              <w:rPr>
-                <w:sz w:val="18"/>
-              </w:rPr>
-            </w:r>
-          </w:p>
-        </w:tc>
-        <w:tc>
-          <w:tcPr>
-            <w:tcW w:type="dxa" w:w="1632"/>
-            <w:shd w:val="clear" w:color="auto" w:fill="F8FAFC"/>
-          </w:tcPr>
-          <w:p>
-            <w:pPr>
-              <w:spacing w:before="40" w:after="40"/>
-            </w:pPr>
-            <w:r>
-              <w:rPr>
-                <w:sz w:val="18"/>
-              </w:rPr>
+              <w:t>weathersit = 3</w:t>
+            </w:r>
+            <w:r>
+              <w:rPr>
+                <w:sz w:val="18"/>
+              </w:rPr>
+              <w:t>) is a sensor dropout; retained with documentation.</w:t>
             </w:r>
           </w:p>
         </w:tc>
@@ -2224,7 +2991,7 @@
       <w:tr>
         <w:tc>
           <w:tcPr>
-            <w:tcW w:type="dxa" w:w="1632"/>
+            <w:tcW w:type="dxa" w:w="2448"/>
           </w:tcPr>
           <w:p>
             <w:pPr>
@@ -2240,13 +3007,13 @@
                 <w:b/>
                 <w:sz w:val="18"/>
               </w:rPr>
-              <w:t>Cross-Dataset Reconciliation</w:t>
+              <w:t>Distributional Outliers</w:t>
             </w:r>
           </w:p>
         </w:tc>
         <w:tc>
           <w:tcPr>
-            <w:tcW w:type="dxa" w:w="1632"/>
+            <w:tcW w:type="dxa" w:w="2448"/>
           </w:tcPr>
           <w:p>
             <w:pPr>
@@ -2261,7 +3028,7 @@
               <w:rPr>
                 <w:sz w:val="18"/>
               </w:rPr>
-              <w:t xml:space="preserve">Sum </w:t>
+              <w:t>Global IQR fence (</w:t>
             </w:r>
             <w:r>
               <w:rPr>
@@ -2269,13 +3036,13 @@
                 <w:color w:val="1E3A8A"/>
                 <w:sz w:val="18"/>
               </w:rPr>
-              <w:t>casual</w:t>
-            </w:r>
-            <w:r>
-              <w:rPr>
-                <w:sz w:val="18"/>
-              </w:rPr>
-              <w:t xml:space="preserve">, </w:t>
+              <w:t>cnt &gt; 642.5</w:t>
+            </w:r>
+            <w:r>
+              <w:rPr>
+                <w:sz w:val="18"/>
+              </w:rPr>
+              <w:t>) and conditional robust z-score (</w:t>
             </w:r>
             <w:r>
               <w:rPr>
@@ -2283,13 +3050,13 @@
                 <w:color w:val="1E3A8A"/>
                 <w:sz w:val="18"/>
               </w:rPr>
-              <w:t>registered</w:t>
-            </w:r>
-            <w:r>
-              <w:rPr>
-                <w:sz w:val="18"/>
-              </w:rPr>
-              <w:t xml:space="preserve">, </w:t>
+              <w:t>∣z_robust∣ &gt; 3.5</w:t>
+            </w:r>
+            <w:r>
+              <w:rPr>
+                <w:sz w:val="18"/>
+              </w:rPr>
+              <w:t xml:space="preserve"> within </w:t>
             </w:r>
             <w:r>
               <w:rPr>
@@ -2297,55 +3064,19 @@
                 <w:color w:val="1E3A8A"/>
                 <w:sz w:val="18"/>
               </w:rPr>
-              <w:t>cnt</w:t>
-            </w:r>
-            <w:r>
-              <w:rPr>
-                <w:sz w:val="18"/>
-              </w:rPr>
-              <w:t xml:space="preserve"> in </w:t>
-            </w:r>
-            <w:r>
-              <w:rPr>
-                <w:rFonts w:ascii="Consolas" w:hAnsi="Consolas"/>
-                <w:color w:val="1E3A8A"/>
-                <w:sz w:val="18"/>
-              </w:rPr>
-              <w:t>hour.csv</w:t>
-            </w:r>
-            <w:r>
-              <w:rPr>
-                <w:sz w:val="18"/>
-              </w:rPr>
-              <w:t xml:space="preserve"> by </w:t>
-            </w:r>
-            <w:r>
-              <w:rPr>
-                <w:rFonts w:ascii="Consolas" w:hAnsi="Consolas"/>
-                <w:color w:val="1E3A8A"/>
-                <w:sz w:val="18"/>
-              </w:rPr>
-              <w:t>dteday</w:t>
-            </w:r>
-            <w:r>
-              <w:rPr>
-                <w:sz w:val="18"/>
-              </w:rPr>
-              <w:t xml:space="preserve"> and compare to </w:t>
-            </w:r>
-            <w:r>
-              <w:rPr>
-                <w:rFonts w:ascii="Consolas" w:hAnsi="Consolas"/>
-                <w:color w:val="1E3A8A"/>
-                <w:sz w:val="18"/>
-              </w:rPr>
-              <w:t>day.csv</w:t>
+              <w:t>hr × workingday</w:t>
+            </w:r>
+            <w:r>
+              <w:rPr>
+                <w:sz w:val="18"/>
+              </w:rPr>
+              <w:t>)</w:t>
             </w:r>
           </w:p>
         </w:tc>
         <w:tc>
           <w:tcPr>
-            <w:tcW w:type="dxa" w:w="1632"/>
+            <w:tcW w:type="dxa" w:w="2448"/>
           </w:tcPr>
           <w:p>
             <w:pPr>
@@ -2362,13 +3093,13 @@
                 <w:color w:val="1E3A8A"/>
                 <w:sz w:val="18"/>
               </w:rPr>
-              <w:t>0</w:t>
-            </w:r>
-            <w:r>
-              <w:rPr>
-                <w:sz w:val="18"/>
-              </w:rPr>
-              <w:t xml:space="preserve"> dates disagree (max absolute difference = </w:t>
+              <w:t>505</w:t>
+            </w:r>
+            <w:r>
+              <w:rPr>
+                <w:sz w:val="18"/>
+              </w:rPr>
+              <w:t xml:space="preserve"> global IQR outliers; </w:t>
             </w:r>
             <w:r>
               <w:rPr>
@@ -2376,935 +3107,19 @@
                 <w:color w:val="1E3A8A"/>
                 <w:sz w:val="18"/>
               </w:rPr>
-              <w:t>0</w:t>
-            </w:r>
-            <w:r>
-              <w:rPr>
-                <w:sz w:val="18"/>
-              </w:rPr>
-              <w:t>)</w:t>
+              <w:t>438</w:t>
+            </w:r>
+            <w:r>
+              <w:rPr>
+                <w:sz w:val="18"/>
+              </w:rPr>
+              <w:t xml:space="preserve"> conditional outliers</w:t>
             </w:r>
           </w:p>
         </w:tc>
         <w:tc>
           <w:tcPr>
-            <w:tcW w:type="dxa" w:w="1632"/>
-          </w:tcPr>
-          <w:p>
-            <w:pPr>
-              <w:spacing w:before="40" w:after="40"/>
-            </w:pPr>
-            <w:r>
-              <w:rPr>
-                <w:sz w:val="18"/>
-              </w:rPr>
-            </w:r>
-            <w:r>
-              <w:rPr>
-                <w:b/>
-                <w:sz w:val="18"/>
-              </w:rPr>
-              <w:t>PASS</w:t>
-            </w:r>
-            <w:r>
-              <w:rPr>
-                <w:sz w:val="18"/>
-              </w:rPr>
-              <w:t xml:space="preserve"> — </w:t>
-            </w:r>
-            <w:r>
-              <w:rPr>
-                <w:rFonts w:ascii="Consolas" w:hAnsi="Consolas"/>
-                <w:color w:val="1E3A8A"/>
-                <w:sz w:val="18"/>
-              </w:rPr>
-              <w:t>day.csv</w:t>
-            </w:r>
-            <w:r>
-              <w:rPr>
-                <w:sz w:val="18"/>
-              </w:rPr>
-              <w:t xml:space="preserve"> is the exact daily sum of </w:t>
-            </w:r>
-            <w:r>
-              <w:rPr>
-                <w:rFonts w:ascii="Consolas" w:hAnsi="Consolas"/>
-                <w:color w:val="1E3A8A"/>
-                <w:sz w:val="18"/>
-              </w:rPr>
-              <w:t>hour.csv</w:t>
-            </w:r>
-            <w:r>
-              <w:rPr>
-                <w:sz w:val="18"/>
-              </w:rPr>
-              <w:t>.</w:t>
-            </w:r>
-          </w:p>
-        </w:tc>
-        <w:tc>
-          <w:tcPr>
-            <w:tcW w:type="dxa" w:w="1632"/>
-          </w:tcPr>
-          <w:p>
-            <w:pPr>
-              <w:spacing w:before="40" w:after="40"/>
-            </w:pPr>
-            <w:r>
-              <w:rPr>
-                <w:sz w:val="18"/>
-              </w:rPr>
-            </w:r>
-          </w:p>
-        </w:tc>
-        <w:tc>
-          <w:tcPr>
-            <w:tcW w:type="dxa" w:w="1632"/>
-          </w:tcPr>
-          <w:p>
-            <w:pPr>
-              <w:spacing w:before="40" w:after="40"/>
-            </w:pPr>
-            <w:r>
-              <w:rPr>
-                <w:sz w:val="18"/>
-              </w:rPr>
-            </w:r>
-          </w:p>
-        </w:tc>
-      </w:tr>
-      <w:tr>
-        <w:tc>
-          <w:tcPr>
-            <w:tcW w:type="dxa" w:w="1632"/>
-            <w:shd w:val="clear" w:color="auto" w:fill="F8FAFC"/>
-          </w:tcPr>
-          <w:p>
-            <w:pPr>
-              <w:spacing w:before="40" w:after="40"/>
-            </w:pPr>
-            <w:r>
-              <w:rPr>
-                <w:sz w:val="18"/>
-              </w:rPr>
-            </w:r>
-            <w:r>
-              <w:rPr>
-                <w:b/>
-                <w:sz w:val="18"/>
-              </w:rPr>
-              <w:t>Hourly Sequence Completeness</w:t>
-            </w:r>
-          </w:p>
-        </w:tc>
-        <w:tc>
-          <w:tcPr>
-            <w:tcW w:type="dxa" w:w="1632"/>
-            <w:shd w:val="clear" w:color="auto" w:fill="F8FAFC"/>
-          </w:tcPr>
-          <w:p>
-            <w:pPr>
-              <w:spacing w:before="40" w:after="40"/>
-            </w:pPr>
-            <w:r>
-              <w:rPr>
-                <w:sz w:val="18"/>
-              </w:rPr>
-            </w:r>
-            <w:r>
-              <w:rPr>
-                <w:sz w:val="18"/>
-              </w:rPr>
-              <w:t>Compare observed timestamps against full 731 × 24 = 17,544 hourly grid</w:t>
-            </w:r>
-          </w:p>
-        </w:tc>
-        <w:tc>
-          <w:tcPr>
-            <w:tcW w:type="dxa" w:w="1632"/>
-            <w:shd w:val="clear" w:color="auto" w:fill="F8FAFC"/>
-          </w:tcPr>
-          <w:p>
-            <w:pPr>
-              <w:spacing w:before="40" w:after="40"/>
-            </w:pPr>
-            <w:r>
-              <w:rPr>
-                <w:sz w:val="18"/>
-              </w:rPr>
-            </w:r>
-            <w:r>
-              <w:rPr>
-                <w:b/>
-                <w:sz w:val="18"/>
-              </w:rPr>
-              <w:t>165 absent hours across 76 calendar dates</w:t>
-            </w:r>
-            <w:r>
-              <w:rPr>
-                <w:sz w:val="18"/>
-              </w:rPr>
-              <w:t xml:space="preserve"> (</w:t>
-            </w:r>
-            <w:r>
-              <w:rPr>
-                <w:rFonts w:ascii="Consolas" w:hAnsi="Consolas"/>
-                <w:color w:val="1E3A8A"/>
-                <w:sz w:val="18"/>
-              </w:rPr>
-              <w:t>655</w:t>
-            </w:r>
-            <w:r>
-              <w:rPr>
-                <w:sz w:val="18"/>
-              </w:rPr>
-              <w:t xml:space="preserve"> days have 24 hrs; </w:t>
-            </w:r>
-            <w:r>
-              <w:rPr>
-                <w:rFonts w:ascii="Consolas" w:hAnsi="Consolas"/>
-                <w:color w:val="1E3A8A"/>
-                <w:sz w:val="18"/>
-              </w:rPr>
-              <w:t>62</w:t>
-            </w:r>
-            <w:r>
-              <w:rPr>
-                <w:sz w:val="18"/>
-              </w:rPr>
-              <w:t xml:space="preserve"> have 23 hrs; </w:t>
-            </w:r>
-            <w:r>
-              <w:rPr>
-                <w:rFonts w:ascii="Consolas" w:hAnsi="Consolas"/>
-                <w:color w:val="1E3A8A"/>
-                <w:sz w:val="18"/>
-              </w:rPr>
-              <w:t>14</w:t>
-            </w:r>
-            <w:r>
-              <w:rPr>
-                <w:sz w:val="18"/>
-              </w:rPr>
-              <w:t xml:space="preserve"> have ≤ 22 hrs)</w:t>
-            </w:r>
-          </w:p>
-        </w:tc>
-        <w:tc>
-          <w:tcPr>
-            <w:tcW w:type="dxa" w:w="1632"/>
-            <w:shd w:val="clear" w:color="auto" w:fill="F8FAFC"/>
-          </w:tcPr>
-          <w:p>
-            <w:pPr>
-              <w:spacing w:before="40" w:after="40"/>
-            </w:pPr>
-            <w:r>
-              <w:rPr>
-                <w:sz w:val="18"/>
-              </w:rPr>
-            </w:r>
-            <w:r>
-              <w:rPr>
-                <w:b/>
-                <w:sz w:val="18"/>
-              </w:rPr>
-              <w:t>DOCUMENTED, NOT IMPUTED</w:t>
-            </w:r>
-            <w:r>
-              <w:rPr>
-                <w:sz w:val="18"/>
-              </w:rPr>
-              <w:t xml:space="preserve"> — Absent hours correspond to zero-checkout overnight hours or storm shutdowns (e.g., 23 missing hours on </w:t>
-            </w:r>
-            <w:r>
-              <w:rPr>
-                <w:rFonts w:ascii="Consolas" w:hAnsi="Consolas"/>
-                <w:color w:val="1E3A8A"/>
-                <w:sz w:val="18"/>
-              </w:rPr>
-              <w:t>2012-10-29</w:t>
-            </w:r>
-            <w:r>
-              <w:rPr>
-                <w:sz w:val="18"/>
-              </w:rPr>
-              <w:t xml:space="preserve"> during Hurricane Sandy).</w:t>
-            </w:r>
-          </w:p>
-        </w:tc>
-        <w:tc>
-          <w:tcPr>
-            <w:tcW w:type="dxa" w:w="1632"/>
-            <w:shd w:val="clear" w:color="auto" w:fill="F8FAFC"/>
-          </w:tcPr>
-          <w:p>
-            <w:pPr>
-              <w:spacing w:before="40" w:after="40"/>
-            </w:pPr>
-            <w:r>
-              <w:rPr>
-                <w:sz w:val="18"/>
-              </w:rPr>
-            </w:r>
-          </w:p>
-        </w:tc>
-        <w:tc>
-          <w:tcPr>
-            <w:tcW w:type="dxa" w:w="1632"/>
-            <w:shd w:val="clear" w:color="auto" w:fill="F8FAFC"/>
-          </w:tcPr>
-          <w:p>
-            <w:pPr>
-              <w:spacing w:before="40" w:after="40"/>
-            </w:pPr>
-            <w:r>
-              <w:rPr>
-                <w:sz w:val="18"/>
-              </w:rPr>
-            </w:r>
-          </w:p>
-        </w:tc>
-      </w:tr>
-      <w:tr>
-        <w:tc>
-          <w:tcPr>
-            <w:tcW w:type="dxa" w:w="1632"/>
-          </w:tcPr>
-          <w:p>
-            <w:pPr>
-              <w:spacing w:before="40" w:after="40"/>
-            </w:pPr>
-            <w:r>
-              <w:rPr>
-                <w:sz w:val="18"/>
-              </w:rPr>
-            </w:r>
-            <w:r>
-              <w:rPr>
-                <w:b/>
-                <w:sz w:val="18"/>
-              </w:rPr>
-              <w:t>Season Coding Audit</w:t>
-            </w:r>
-          </w:p>
-        </w:tc>
-        <w:tc>
-          <w:tcPr>
-            <w:tcW w:type="dxa" w:w="1632"/>
-          </w:tcPr>
-          <w:p>
-            <w:pPr>
-              <w:spacing w:before="40" w:after="40"/>
-            </w:pPr>
-            <w:r>
-              <w:rPr>
-                <w:sz w:val="18"/>
-              </w:rPr>
-            </w:r>
-            <w:r>
-              <w:rPr>
-                <w:sz w:val="18"/>
-              </w:rPr>
-              <w:t xml:space="preserve">Cross-tabulate </w:t>
-            </w:r>
-            <w:r>
-              <w:rPr>
-                <w:rFonts w:ascii="Consolas" w:hAnsi="Consolas"/>
-                <w:color w:val="1E3A8A"/>
-                <w:sz w:val="18"/>
-              </w:rPr>
-              <w:t>season</w:t>
-            </w:r>
-            <w:r>
-              <w:rPr>
-                <w:sz w:val="18"/>
-              </w:rPr>
-              <w:t xml:space="preserve"> (</w:t>
-            </w:r>
-            <w:r>
-              <w:rPr>
-                <w:rFonts w:ascii="Consolas" w:hAnsi="Consolas"/>
-                <w:color w:val="1E3A8A"/>
-                <w:sz w:val="18"/>
-              </w:rPr>
-              <w:t>1..4</w:t>
-            </w:r>
-            <w:r>
-              <w:rPr>
-                <w:sz w:val="18"/>
-              </w:rPr>
-              <w:t>) against calendar dates</w:t>
-            </w:r>
-          </w:p>
-        </w:tc>
-        <w:tc>
-          <w:tcPr>
-            <w:tcW w:type="dxa" w:w="1632"/>
-          </w:tcPr>
-          <w:p>
-            <w:pPr>
-              <w:spacing w:before="40" w:after="40"/>
-            </w:pPr>
-            <w:r>
-              <w:rPr>
-                <w:sz w:val="18"/>
-              </w:rPr>
-            </w:r>
-            <w:r>
-              <w:rPr>
-                <w:sz w:val="18"/>
-              </w:rPr>
-              <w:t>Transitions occur on astronomical equinoxes/solstices (</w:t>
-            </w:r>
-            <w:r>
-              <w:rPr>
-                <w:rFonts w:ascii="Consolas" w:hAnsi="Consolas"/>
-                <w:color w:val="1E3A8A"/>
-                <w:sz w:val="18"/>
-              </w:rPr>
-              <w:t>Mar 21</w:t>
-            </w:r>
-            <w:r>
-              <w:rPr>
-                <w:sz w:val="18"/>
-              </w:rPr>
-              <w:t xml:space="preserve">, </w:t>
-            </w:r>
-            <w:r>
-              <w:rPr>
-                <w:rFonts w:ascii="Consolas" w:hAnsi="Consolas"/>
-                <w:color w:val="1E3A8A"/>
-                <w:sz w:val="18"/>
-              </w:rPr>
-              <w:t>Jun 21</w:t>
-            </w:r>
-            <w:r>
-              <w:rPr>
-                <w:sz w:val="18"/>
-              </w:rPr>
-              <w:t xml:space="preserve">, </w:t>
-            </w:r>
-            <w:r>
-              <w:rPr>
-                <w:rFonts w:ascii="Consolas" w:hAnsi="Consolas"/>
-                <w:color w:val="1E3A8A"/>
-                <w:sz w:val="18"/>
-              </w:rPr>
-              <w:t>Sep 23</w:t>
-            </w:r>
-            <w:r>
-              <w:rPr>
-                <w:sz w:val="18"/>
-              </w:rPr>
-              <w:t xml:space="preserve">, </w:t>
-            </w:r>
-            <w:r>
-              <w:rPr>
-                <w:rFonts w:ascii="Consolas" w:hAnsi="Consolas"/>
-                <w:color w:val="1E3A8A"/>
-                <w:sz w:val="18"/>
-              </w:rPr>
-              <w:t>Dec 21</w:t>
-            </w:r>
-            <w:r>
-              <w:rPr>
-                <w:sz w:val="18"/>
-              </w:rPr>
-              <w:t>)</w:t>
-            </w:r>
-          </w:p>
-        </w:tc>
-        <w:tc>
-          <w:tcPr>
-            <w:tcW w:type="dxa" w:w="1632"/>
-          </w:tcPr>
-          <w:p>
-            <w:pPr>
-              <w:spacing w:before="40" w:after="40"/>
-            </w:pPr>
-            <w:r>
-              <w:rPr>
-                <w:sz w:val="18"/>
-              </w:rPr>
-            </w:r>
-            <w:r>
-              <w:rPr>
-                <w:b/>
-                <w:sz w:val="18"/>
-              </w:rPr>
-              <w:t>CRITICAL INSIGHT</w:t>
-            </w:r>
-            <w:r>
-              <w:rPr>
-                <w:sz w:val="18"/>
-              </w:rPr>
-              <w:t xml:space="preserve"> — Code </w:t>
-            </w:r>
-            <w:r>
-              <w:rPr>
-                <w:rFonts w:ascii="Consolas" w:hAnsi="Consolas"/>
-                <w:color w:val="1E3A8A"/>
-                <w:sz w:val="18"/>
-              </w:rPr>
-              <w:t>1</w:t>
-            </w:r>
-            <w:r>
-              <w:rPr>
-                <w:sz w:val="18"/>
-              </w:rPr>
-              <w:t xml:space="preserve"> (labeled </w:t>
-            </w:r>
-            <w:r>
-              <w:rPr>
-                <w:rFonts w:ascii="Consolas" w:hAnsi="Consolas"/>
-                <w:color w:val="1E3A8A"/>
-                <w:sz w:val="18"/>
-              </w:rPr>
-              <w:t>springer</w:t>
-            </w:r>
-            <w:r>
-              <w:rPr>
-                <w:sz w:val="18"/>
-              </w:rPr>
-              <w:t xml:space="preserve"> in README) spans ~Dec 21–Mar 20. Dashboard provides an explicit toggle between Official README and Astronomical Calendar labels.</w:t>
-            </w:r>
-          </w:p>
-        </w:tc>
-        <w:tc>
-          <w:tcPr>
-            <w:tcW w:type="dxa" w:w="1632"/>
-          </w:tcPr>
-          <w:p>
-            <w:pPr>
-              <w:spacing w:before="40" w:after="40"/>
-            </w:pPr>
-            <w:r>
-              <w:rPr>
-                <w:sz w:val="18"/>
-              </w:rPr>
-            </w:r>
-          </w:p>
-        </w:tc>
-        <w:tc>
-          <w:tcPr>
-            <w:tcW w:type="dxa" w:w="1632"/>
-          </w:tcPr>
-          <w:p>
-            <w:pPr>
-              <w:spacing w:before="40" w:after="40"/>
-            </w:pPr>
-            <w:r>
-              <w:rPr>
-                <w:sz w:val="18"/>
-              </w:rPr>
-            </w:r>
-          </w:p>
-        </w:tc>
-      </w:tr>
-      <w:tr>
-        <w:tc>
-          <w:tcPr>
-            <w:tcW w:type="dxa" w:w="1632"/>
-            <w:shd w:val="clear" w:color="auto" w:fill="F8FAFC"/>
-          </w:tcPr>
-          <w:p>
-            <w:pPr>
-              <w:spacing w:before="40" w:after="40"/>
-            </w:pPr>
-            <w:r>
-              <w:rPr>
-                <w:sz w:val="18"/>
-              </w:rPr>
-            </w:r>
-            <w:r>
-              <w:rPr>
-                <w:b/>
-                <w:sz w:val="18"/>
-              </w:rPr>
-              <w:t>Physical Sensor Checks</w:t>
-            </w:r>
-          </w:p>
-        </w:tc>
-        <w:tc>
-          <w:tcPr>
-            <w:tcW w:type="dxa" w:w="1632"/>
-            <w:shd w:val="clear" w:color="auto" w:fill="F8FAFC"/>
-          </w:tcPr>
-          <w:p>
-            <w:pPr>
-              <w:spacing w:before="40" w:after="40"/>
-            </w:pPr>
-            <w:r>
-              <w:rPr>
-                <w:sz w:val="18"/>
-              </w:rPr>
-            </w:r>
-            <w:r>
-              <w:rPr>
-                <w:sz w:val="18"/>
-              </w:rPr>
-              <w:t xml:space="preserve">Inspect </w:t>
-            </w:r>
-            <w:r>
-              <w:rPr>
-                <w:rFonts w:ascii="Consolas" w:hAnsi="Consolas"/>
-                <w:color w:val="1E3A8A"/>
-                <w:sz w:val="18"/>
-              </w:rPr>
-              <w:t>temp</w:t>
-            </w:r>
-            <w:r>
-              <w:rPr>
-                <w:sz w:val="18"/>
-              </w:rPr>
-              <w:t xml:space="preserve">, </w:t>
-            </w:r>
-            <w:r>
-              <w:rPr>
-                <w:rFonts w:ascii="Consolas" w:hAnsi="Consolas"/>
-                <w:color w:val="1E3A8A"/>
-                <w:sz w:val="18"/>
-              </w:rPr>
-              <w:t>atemp</w:t>
-            </w:r>
-            <w:r>
-              <w:rPr>
-                <w:sz w:val="18"/>
-              </w:rPr>
-              <w:t xml:space="preserve">, </w:t>
-            </w:r>
-            <w:r>
-              <w:rPr>
-                <w:rFonts w:ascii="Consolas" w:hAnsi="Consolas"/>
-                <w:color w:val="1E3A8A"/>
-                <w:sz w:val="18"/>
-              </w:rPr>
-              <w:t>hum</w:t>
-            </w:r>
-            <w:r>
-              <w:rPr>
-                <w:sz w:val="18"/>
-              </w:rPr>
-              <w:t xml:space="preserve">, </w:t>
-            </w:r>
-            <w:r>
-              <w:rPr>
-                <w:rFonts w:ascii="Consolas" w:hAnsi="Consolas"/>
-                <w:color w:val="1E3A8A"/>
-                <w:sz w:val="18"/>
-              </w:rPr>
-              <w:t>windspeed</w:t>
-            </w:r>
-            <w:r>
-              <w:rPr>
-                <w:sz w:val="18"/>
-              </w:rPr>
-              <w:t xml:space="preserve"> ranges (</w:t>
-            </w:r>
-            <w:r>
-              <w:rPr>
-                <w:rFonts w:ascii="Consolas" w:hAnsi="Consolas"/>
-                <w:color w:val="1E3A8A"/>
-                <w:sz w:val="18"/>
-              </w:rPr>
-              <w:t>[0, 1]</w:t>
-            </w:r>
-            <w:r>
-              <w:rPr>
-                <w:sz w:val="18"/>
-              </w:rPr>
-              <w:t>)</w:t>
-            </w:r>
-          </w:p>
-        </w:tc>
-        <w:tc>
-          <w:tcPr>
-            <w:tcW w:type="dxa" w:w="1632"/>
-            <w:shd w:val="clear" w:color="auto" w:fill="F8FAFC"/>
-          </w:tcPr>
-          <w:p>
-            <w:pPr>
-              <w:spacing w:before="40" w:after="40"/>
-            </w:pPr>
-            <w:r>
-              <w:rPr>
-                <w:sz w:val="18"/>
-              </w:rPr>
-            </w:r>
-            <w:r>
-              <w:rPr>
-                <w:b/>
-                <w:sz w:val="18"/>
-              </w:rPr>
-              <w:t>22 rows on `2011-03-10` have `hum == 0.0`</w:t>
-            </w:r>
-            <w:r>
-              <w:rPr>
-                <w:sz w:val="18"/>
-              </w:rPr>
-              <w:t xml:space="preserve">; 2,180 rows have </w:t>
-            </w:r>
-            <w:r>
-              <w:rPr>
-                <w:rFonts w:ascii="Consolas" w:hAnsi="Consolas"/>
-                <w:color w:val="1E3A8A"/>
-                <w:sz w:val="18"/>
-              </w:rPr>
-              <w:t>windspeed == 0.0</w:t>
-            </w:r>
-          </w:p>
-        </w:tc>
-        <w:tc>
-          <w:tcPr>
-            <w:tcW w:type="dxa" w:w="1632"/>
-            <w:shd w:val="clear" w:color="auto" w:fill="F8FAFC"/>
-          </w:tcPr>
-          <w:p>
-            <w:pPr>
-              <w:spacing w:before="40" w:after="40"/>
-            </w:pPr>
-            <w:r>
-              <w:rPr>
-                <w:sz w:val="18"/>
-              </w:rPr>
-            </w:r>
-            <w:r>
-              <w:rPr>
-                <w:b/>
-                <w:sz w:val="18"/>
-              </w:rPr>
-              <w:t>FLAGGED</w:t>
-            </w:r>
-            <w:r>
-              <w:rPr>
-                <w:sz w:val="18"/>
-              </w:rPr>
-              <w:t xml:space="preserve"> — </w:t>
-            </w:r>
-            <w:r>
-              <w:rPr>
-                <w:rFonts w:ascii="Consolas" w:hAnsi="Consolas"/>
-                <w:color w:val="1E3A8A"/>
-                <w:sz w:val="18"/>
-              </w:rPr>
-              <w:t>0%</w:t>
-            </w:r>
-            <w:r>
-              <w:rPr>
-                <w:sz w:val="18"/>
-              </w:rPr>
-              <w:t xml:space="preserve"> humidity on a rainy day (</w:t>
-            </w:r>
-            <w:r>
-              <w:rPr>
-                <w:rFonts w:ascii="Consolas" w:hAnsi="Consolas"/>
-                <w:color w:val="1E3A8A"/>
-                <w:sz w:val="18"/>
-              </w:rPr>
-              <w:t>weathersit = 3</w:t>
-            </w:r>
-            <w:r>
-              <w:rPr>
-                <w:sz w:val="18"/>
-              </w:rPr>
-              <w:t>) is a sensor dropout; retained with documentation.</w:t>
-            </w:r>
-          </w:p>
-        </w:tc>
-        <w:tc>
-          <w:tcPr>
-            <w:tcW w:type="dxa" w:w="1632"/>
-            <w:shd w:val="clear" w:color="auto" w:fill="F8FAFC"/>
-          </w:tcPr>
-          <w:p>
-            <w:pPr>
-              <w:spacing w:before="40" w:after="40"/>
-            </w:pPr>
-            <w:r>
-              <w:rPr>
-                <w:sz w:val="18"/>
-              </w:rPr>
-            </w:r>
-          </w:p>
-        </w:tc>
-        <w:tc>
-          <w:tcPr>
-            <w:tcW w:type="dxa" w:w="1632"/>
-            <w:shd w:val="clear" w:color="auto" w:fill="F8FAFC"/>
-          </w:tcPr>
-          <w:p>
-            <w:pPr>
-              <w:spacing w:before="40" w:after="40"/>
-            </w:pPr>
-            <w:r>
-              <w:rPr>
-                <w:sz w:val="18"/>
-              </w:rPr>
-            </w:r>
-          </w:p>
-        </w:tc>
-      </w:tr>
-      <w:tr>
-        <w:tc>
-          <w:tcPr>
-            <w:tcW w:type="dxa" w:w="1632"/>
-          </w:tcPr>
-          <w:p>
-            <w:pPr>
-              <w:spacing w:before="40" w:after="40"/>
-            </w:pPr>
-            <w:r>
-              <w:rPr>
-                <w:sz w:val="18"/>
-              </w:rPr>
-            </w:r>
-            <w:r>
-              <w:rPr>
-                <w:b/>
-                <w:sz w:val="18"/>
-              </w:rPr>
-              <w:t>Distributional Outliers</w:t>
-            </w:r>
-          </w:p>
-        </w:tc>
-        <w:tc>
-          <w:tcPr>
-            <w:tcW w:type="dxa" w:w="1632"/>
-          </w:tcPr>
-          <w:p>
-            <w:pPr>
-              <w:spacing w:before="40" w:after="40"/>
-            </w:pPr>
-            <w:r>
-              <w:rPr>
-                <w:sz w:val="18"/>
-              </w:rPr>
-            </w:r>
-            <w:r>
-              <w:rPr>
-                <w:sz w:val="18"/>
-              </w:rPr>
-              <w:t>Global IQR fence (</w:t>
-            </w:r>
-            <w:r>
-              <w:rPr>
-                <w:rFonts w:ascii="Consolas" w:hAnsi="Consolas"/>
-                <w:color w:val="1E3A8A"/>
-                <w:sz w:val="18"/>
-              </w:rPr>
-              <w:t>cnt &gt; 642.5</w:t>
-            </w:r>
-            <w:r>
-              <w:rPr>
-                <w:sz w:val="18"/>
-              </w:rPr>
-              <w:t>) and conditional robust z-score ($</w:t>
-            </w:r>
-          </w:p>
-        </w:tc>
-        <w:tc>
-          <w:tcPr>
-            <w:tcW w:type="dxa" w:w="1632"/>
-          </w:tcPr>
-          <w:p>
-            <w:pPr>
-              <w:spacing w:before="40" w:after="40"/>
-            </w:pPr>
-            <w:r>
-              <w:rPr>
-                <w:sz w:val="18"/>
-              </w:rPr>
-            </w:r>
-            <w:r>
-              <w:rPr>
-                <w:sz w:val="18"/>
-              </w:rPr>
-              <w:t>z_robust</w:t>
-            </w:r>
-          </w:p>
-        </w:tc>
-        <w:tc>
-          <w:tcPr>
-            <w:tcW w:type="dxa" w:w="1632"/>
-          </w:tcPr>
-          <w:p>
-            <w:pPr>
-              <w:spacing w:before="40" w:after="40"/>
-            </w:pPr>
-            <w:r>
-              <w:rPr>
-                <w:sz w:val="18"/>
-              </w:rPr>
-            </w:r>
-            <w:r>
-              <w:rPr>
-                <w:sz w:val="18"/>
-              </w:rPr>
-              <w:t xml:space="preserve">&gt; 3.5$ within </w:t>
-            </w:r>
-            <w:r>
-              <w:rPr>
-                <w:rFonts w:ascii="Consolas" w:hAnsi="Consolas"/>
-                <w:color w:val="1E3A8A"/>
-                <w:sz w:val="18"/>
-              </w:rPr>
-              <w:t>hr × workingday</w:t>
-            </w:r>
-            <w:r>
-              <w:rPr>
-                <w:sz w:val="18"/>
-              </w:rPr>
-              <w:t>)</w:t>
-            </w:r>
-          </w:p>
-        </w:tc>
-        <w:tc>
-          <w:tcPr>
-            <w:tcW w:type="dxa" w:w="1632"/>
-          </w:tcPr>
-          <w:p>
-            <w:pPr>
-              <w:spacing w:before="40" w:after="40"/>
-            </w:pPr>
-            <w:r>
-              <w:rPr>
-                <w:sz w:val="18"/>
-              </w:rPr>
-            </w:r>
-            <w:r>
-              <w:rPr>
-                <w:rFonts w:ascii="Consolas" w:hAnsi="Consolas"/>
-                <w:color w:val="1E3A8A"/>
-                <w:sz w:val="18"/>
-              </w:rPr>
-              <w:t>505</w:t>
-            </w:r>
-            <w:r>
-              <w:rPr>
-                <w:sz w:val="18"/>
-              </w:rPr>
-              <w:t xml:space="preserve"> global IQR outliers; </w:t>
-            </w:r>
-            <w:r>
-              <w:rPr>
-                <w:rFonts w:ascii="Consolas" w:hAnsi="Consolas"/>
-                <w:color w:val="1E3A8A"/>
-                <w:sz w:val="18"/>
-              </w:rPr>
-              <w:t>438</w:t>
-            </w:r>
-            <w:r>
-              <w:rPr>
-                <w:sz w:val="18"/>
-              </w:rPr>
-              <w:t xml:space="preserve"> conditional outliers</w:t>
-            </w:r>
-          </w:p>
-        </w:tc>
-        <w:tc>
-          <w:tcPr>
-            <w:tcW w:type="dxa" w:w="1632"/>
+            <w:tcW w:type="dxa" w:w="2448"/>
           </w:tcPr>
           <w:p>
             <w:pPr>
@@ -3355,7 +3170,7 @@
         <w:drawing>
           <wp:inline xmlns:a="http://schemas.openxmlformats.org/drawingml/2006/main" xmlns:pic="http://schemas.openxmlformats.org/drawingml/2006/picture">
             <wp:extent cx="5852160" cy="2535936"/>
-            <wp:docPr id="1" name="Picture 1"/>
+            <wp:docPr id="2" name="Picture 2"/>
             <wp:cNvGraphicFramePr>
               <a:graphicFrameLocks noChangeAspect="1"/>
             </wp:cNvGraphicFramePr>
@@ -3367,7 +3182,7 @@
                     <pic:cNvPicPr/>
                   </pic:nvPicPr>
                   <pic:blipFill>
-                    <a:blip r:embed="rId9"/>
+                    <a:blip r:embed="rId10"/>
                     <a:stretch>
                       <a:fillRect/>
                     </a:stretch>
@@ -3445,7 +3260,7 @@
           <w:color w:val="1E3A8A"/>
           <w:sz w:val="19"/>
         </w:rPr>
-        <w:t>temp_c = temp * 41.0</w:t>
+        <w:t>temp_c = 41.0 × temp</w:t>
       </w:r>
       <w:r>
         <w:t xml:space="preserve"> (°C), </w:t>
@@ -3456,7 +3271,7 @@
           <w:color w:val="1E3A8A"/>
           <w:sz w:val="19"/>
         </w:rPr>
-        <w:t>atemp_c = atemp * 50.0</w:t>
+        <w:t>atemp_c = 50.0 × atemp</w:t>
       </w:r>
       <w:r>
         <w:t xml:space="preserve"> (°C), </w:t>
@@ -3467,7 +3282,7 @@
           <w:color w:val="1E3A8A"/>
           <w:sz w:val="19"/>
         </w:rPr>
-        <w:t>hum_pct = hum * 100.0</w:t>
+        <w:t>hum_pct = 100.0 × hum</w:t>
       </w:r>
       <w:r>
         <w:t xml:space="preserve"> (%), </w:t>
@@ -3478,10 +3293,10 @@
           <w:color w:val="1E3A8A"/>
           <w:sz w:val="19"/>
         </w:rPr>
-        <w:t>windspeed_kmh = windspeed * 67.0</w:t>
-      </w:r>
-      <w:r>
-        <w:t xml:space="preserve"> (\text{km/h}).</w:t>
+        <w:t>windspeed_kmh = 67.0 × windspeed</w:t>
+      </w:r>
+      <w:r>
+        <w:t xml:space="preserve"> (km/h).</w:t>
       </w:r>
     </w:p>
     <w:p>
@@ -3497,38 +3312,101 @@
     </w:p>
     <w:p>
       <w:pPr>
-        <w:jc w:val="center"/>
+        <w:pStyle w:val="ListBullet"/>
       </w:pPr>
       <w:r>
         <w:rPr>
-          <w:rFonts w:ascii="Cambria Math" w:hAnsi="Cambria Math"/>
-          <w:i/>
+          <w:b/>
         </w:rPr>
-        <w:t>\text{hr\_sin} = \sin\!≤ft(\frac{2\pi \cdot \text{hr}}{24}\right), \quad \text{hr\_cos} = \cos\!≤ft(\frac{2\pi \cdot \text{hr}}{24}\right)</w:t>
+        <w:t>Hour of Day (24-hr cycle):</w:t>
+      </w:r>
+      <w:r>
+        <w:t xml:space="preserve"> </w:t>
+      </w:r>
+      <w:r>
+        <w:rPr>
+          <w:rFonts w:ascii="Consolas" w:hAnsi="Consolas"/>
+          <w:color w:val="1E3A8A"/>
+          <w:sz w:val="19"/>
+        </w:rPr>
+        <w:t>hr_sin = sin(2π · hr / 24)</w:t>
+      </w:r>
+      <w:r>
+        <w:t xml:space="preserve"> and </w:t>
+      </w:r>
+      <w:r>
+        <w:rPr>
+          <w:rFonts w:ascii="Consolas" w:hAnsi="Consolas"/>
+          <w:color w:val="1E3A8A"/>
+          <w:sz w:val="19"/>
+        </w:rPr>
+        <w:t>hr_cos = cos(2π · hr / 24)</w:t>
       </w:r>
     </w:p>
     <w:p>
       <w:pPr>
-        <w:jc w:val="center"/>
+        <w:pStyle w:val="ListBullet"/>
       </w:pPr>
       <w:r>
         <w:rPr>
-          <w:rFonts w:ascii="Cambria Math" w:hAnsi="Cambria Math"/>
-          <w:i/>
+          <w:b/>
         </w:rPr>
-        <w:t>\text{weekday\_sin} = \sin\!≤ft(\frac{2\pi \cdot \text{weekday}}{7}\right), \quad \text{weekday\_cos} = \cos\!≤ft(\frac{2\pi \cdot \text{weekday}}{7}\right)</w:t>
+        <w:t>Day of Week (7-day cycle):</w:t>
+      </w:r>
+      <w:r>
+        <w:t xml:space="preserve"> </w:t>
+      </w:r>
+      <w:r>
+        <w:rPr>
+          <w:rFonts w:ascii="Consolas" w:hAnsi="Consolas"/>
+          <w:color w:val="1E3A8A"/>
+          <w:sz w:val="19"/>
+        </w:rPr>
+        <w:t>weekday_sin = sin(2π · weekday / 7)</w:t>
+      </w:r>
+      <w:r>
+        <w:t xml:space="preserve"> and </w:t>
+      </w:r>
+      <w:r>
+        <w:rPr>
+          <w:rFonts w:ascii="Consolas" w:hAnsi="Consolas"/>
+          <w:color w:val="1E3A8A"/>
+          <w:sz w:val="19"/>
+        </w:rPr>
+        <w:t>weekday_cos = cos(2π · weekday / 7)</w:t>
       </w:r>
     </w:p>
     <w:p>
       <w:pPr>
-        <w:jc w:val="center"/>
+        <w:pStyle w:val="ListBullet"/>
       </w:pPr>
       <w:r>
         <w:rPr>
-          <w:rFonts w:ascii="Cambria Math" w:hAnsi="Cambria Math"/>
-          <w:i/>
+          <w:b/>
         </w:rPr>
-        <w:t>\text{mnth\_sin} = \sin\!≤ft(\frac{2\pi \cdot (\text{mnth}-1)}{12}\right), \quad \text{mnth\_cos} = \cos\!≤ft(\frac{2\pi \cdot (\text{mnth}-1)}{12}\right)</w:t>
+        <w:t>Month of Year (12-month cycle):</w:t>
+      </w:r>
+      <w:r>
+        <w:t xml:space="preserve"> </w:t>
+      </w:r>
+      <w:r>
+        <w:rPr>
+          <w:rFonts w:ascii="Consolas" w:hAnsi="Consolas"/>
+          <w:color w:val="1E3A8A"/>
+          <w:sz w:val="19"/>
+        </w:rPr>
+        <w:t>mnth_sin = sin(2π · (mnth - 1) / 12)</w:t>
+      </w:r>
+      <w:r>
+        <w:t xml:space="preserve"> and </w:t>
+      </w:r>
+      <w:r>
+        <w:rPr>
+          <w:rFonts w:ascii="Consolas" w:hAnsi="Consolas"/>
+          <w:color w:val="1E3A8A"/>
+          <w:sz w:val="19"/>
+        </w:rPr>
+        <w:t>mnth_cos = cos(2π · (mnth - 1) / 12)</w:t>
       </w:r>
     </w:p>
     <w:p>
@@ -3539,7 +3417,7 @@
         <w:rPr>
           <w:b/>
         </w:rPr>
-        <w:t>Behavioral Regime Indicators:</w:t>
+        <w:t>Behavioral Regime &amp; Weather Interaction Indicators:</w:t>
       </w:r>
     </w:p>
     <w:p>
@@ -3650,7 +3528,7 @@
           <w:color w:val="1E3A8A"/>
           <w:sz w:val="19"/>
         </w:rPr>
-        <w:t>workday_commute = is_commute_hour * workingday</w:t>
+        <w:t>workday_commute = is_commute_hour × workingday</w:t>
       </w:r>
       <w:r>
         <w:t>: Captures the sharp bimodal rush-hour regime specific to working days.</w:t>
@@ -3702,7 +3580,18 @@
         <w:t>cnt</w:t>
       </w:r>
       <w:r>
-        <w:t>. Including either would constitute 100% target leakage.</w:t>
+        <w:t xml:space="preserve"> (</w:t>
+      </w:r>
+      <w:r>
+        <w:rPr>
+          <w:rFonts w:ascii="Consolas" w:hAnsi="Consolas"/>
+          <w:color w:val="1E3A8A"/>
+          <w:sz w:val="19"/>
+        </w:rPr>
+        <w:t>cnt = casual + registered</w:t>
+      </w:r>
+      <w:r>
+        <w:t>). Including either would constitute 100% target leakage.</w:t>
       </w:r>
     </w:p>
     <w:p>
@@ -3766,8 +3655,60 @@
       <w:r>
         <w:drawing>
           <wp:inline xmlns:a="http://schemas.openxmlformats.org/drawingml/2006/main" xmlns:pic="http://schemas.openxmlformats.org/drawingml/2006/picture">
+            <wp:extent cx="5852160" cy="2418893"/>
+            <wp:docPr id="3" name="Picture 3"/>
+            <wp:cNvGraphicFramePr>
+              <a:graphicFrameLocks noChangeAspect="1"/>
+            </wp:cNvGraphicFramePr>
+            <a:graphic>
+              <a:graphicData uri="http://schemas.openxmlformats.org/drawingml/2006/picture">
+                <pic:pic>
+                  <pic:nvPicPr>
+                    <pic:cNvPr id="0" name="eq_feature_engineering.png"/>
+                    <pic:cNvPicPr/>
+                  </pic:nvPicPr>
+                  <pic:blipFill>
+                    <a:blip r:embed="rId11"/>
+                    <a:stretch>
+                      <a:fillRect/>
+                    </a:stretch>
+                  </pic:blipFill>
+                  <pic:spPr>
+                    <a:xfrm>
+                      <a:off x="0" y="0"/>
+                      <a:ext cx="5852160" cy="2418893"/>
+                    </a:xfrm>
+                    <a:prstGeom prst="rect"/>
+                  </pic:spPr>
+                </pic:pic>
+              </a:graphicData>
+            </a:graphic>
+          </wp:inline>
+        </w:drawing>
+      </w:r>
+    </w:p>
+    <w:p>
+      <w:pPr>
+        <w:jc w:val="center"/>
+      </w:pPr>
+      <w:r>
+        <w:rPr>
+          <w:i/>
+          <w:color w:val="475569"/>
+          <w:sz w:val="18"/>
+        </w:rPr>
+        <w:t>Figure: Mathematical Reference 1 — Data Integrity, Weather Decoding and Feature Engineering</w:t>
+      </w:r>
+    </w:p>
+    <w:p>
+      <w:pPr>
+        <w:jc w:val="center"/>
+      </w:pPr>
+      <w:r>
+        <w:drawing>
+          <wp:inline xmlns:a="http://schemas.openxmlformats.org/drawingml/2006/main" xmlns:pic="http://schemas.openxmlformats.org/drawingml/2006/picture">
             <wp:extent cx="5852160" cy="1950720"/>
-            <wp:docPr id="2" name="Picture 2"/>
+            <wp:docPr id="4" name="Picture 4"/>
             <wp:cNvGraphicFramePr>
               <a:graphicFrameLocks noChangeAspect="1"/>
             </wp:cNvGraphicFramePr>
@@ -3779,7 +3720,7 @@
                     <pic:cNvPicPr/>
                   </pic:nvPicPr>
                   <pic:blipFill>
-                    <a:blip r:embed="rId10"/>
+                    <a:blip r:embed="rId12"/>
                     <a:stretch>
                       <a:fillRect/>
                     </a:stretch>
@@ -3819,7 +3760,7 @@
         <w:drawing>
           <wp:inline xmlns:a="http://schemas.openxmlformats.org/drawingml/2006/main" xmlns:pic="http://schemas.openxmlformats.org/drawingml/2006/picture">
             <wp:extent cx="5852160" cy="1950720"/>
-            <wp:docPr id="3" name="Picture 3"/>
+            <wp:docPr id="5" name="Picture 5"/>
             <wp:cNvGraphicFramePr>
               <a:graphicFrameLocks noChangeAspect="1"/>
             </wp:cNvGraphicFramePr>
@@ -3831,7 +3772,7 @@
                     <pic:cNvPicPr/>
                   </pic:nvPicPr>
                   <pic:blipFill>
-                    <a:blip r:embed="rId11"/>
+                    <a:blip r:embed="rId13"/>
                     <a:stretch>
                       <a:fillRect/>
                     </a:stretch>
@@ -3984,7 +3925,40 @@
         <w:t>Unit of Analysis:</w:t>
       </w:r>
       <w:r>
-        <w:t xml:space="preserve"> One calendar date (N = 731 days), where the outcome Y_d = \sum_{h ∈ \{7,8,16,17,18\}} \text{cnt}_{d,h} is the daily commuting-window rental total. Aggregating to the daily level avoids pseudoreplication across hours within the same day.</w:t>
+        <w:t xml:space="preserve"> One calendar date (</w:t>
+      </w:r>
+      <w:r>
+        <w:rPr>
+          <w:rFonts w:ascii="Consolas" w:hAnsi="Consolas"/>
+          <w:color w:val="1E3A8A"/>
+          <w:sz w:val="19"/>
+        </w:rPr>
+        <w:t>N = 731</w:t>
+      </w:r>
+      <w:r>
+        <w:t xml:space="preserve"> days), where the daily commuting-window outcome is </w:t>
+      </w:r>
+      <w:r>
+        <w:rPr>
+          <w:rFonts w:ascii="Consolas" w:hAnsi="Consolas"/>
+          <w:color w:val="1E3A8A"/>
+          <w:sz w:val="19"/>
+        </w:rPr>
+        <w:t>Y_d = Σ cnt_{d,h}</w:t>
+      </w:r>
+      <w:r>
+        <w:t xml:space="preserve"> summed over </w:t>
+      </w:r>
+      <w:r>
+        <w:rPr>
+          <w:rFonts w:ascii="Consolas" w:hAnsi="Consolas"/>
+          <w:color w:val="1E3A8A"/>
+          <w:sz w:val="19"/>
+        </w:rPr>
+        <w:t>h ∈ {7, 8, 16, 17, 18}</w:t>
+      </w:r>
+      <w:r>
+        <w:t>. Aggregating to the daily level avoids pseudoreplication across hours within the same day.</w:t>
       </w:r>
     </w:p>
     <w:p>
@@ -3998,7 +3972,18 @@
         <w:t>Null Hypothesis (H₀):</w:t>
       </w:r>
       <w:r>
-        <w:t xml:space="preserve"> μ_working = μ_non-working</w:t>
+        <w:t xml:space="preserve"> </w:t>
+      </w:r>
+      <w:r>
+        <w:rPr>
+          <w:rFonts w:ascii="Consolas" w:hAnsi="Consolas"/>
+          <w:color w:val="1E3A8A"/>
+          <w:sz w:val="19"/>
+        </w:rPr>
+        <w:t>μ_working = μ_non-working</w:t>
+      </w:r>
+      <w:r>
+        <w:t xml:space="preserve"> (mean daily commuting-window demand is equal on working and non-working days).</w:t>
       </w:r>
     </w:p>
     <w:p>
@@ -4012,7 +3997,81 @@
         <w:t>Alternative Hypothesis (H₁, one-sided):</w:t>
       </w:r>
       <w:r>
-        <w:t xml:space="preserve"> μ_working &gt; μ_non-working at significance level α = 0.05.</w:t>
+        <w:t xml:space="preserve"> </w:t>
+      </w:r>
+      <w:r>
+        <w:rPr>
+          <w:rFonts w:ascii="Consolas" w:hAnsi="Consolas"/>
+          <w:color w:val="1E3A8A"/>
+          <w:sz w:val="19"/>
+        </w:rPr>
+        <w:t>μ_working &gt; μ_non-working</w:t>
+      </w:r>
+      <w:r>
+        <w:t xml:space="preserve"> at significance level </w:t>
+      </w:r>
+      <w:r>
+        <w:rPr>
+          <w:rFonts w:ascii="Consolas" w:hAnsi="Consolas"/>
+          <w:color w:val="1E3A8A"/>
+          <w:sz w:val="19"/>
+        </w:rPr>
+        <w:t>α = 0.05</w:t>
+      </w:r>
+      <w:r>
+        <w:t>.</w:t>
+      </w:r>
+    </w:p>
+    <w:p>
+      <w:pPr>
+        <w:jc w:val="center"/>
+      </w:pPr>
+      <w:r>
+        <w:drawing>
+          <wp:inline xmlns:a="http://schemas.openxmlformats.org/drawingml/2006/main" xmlns:pic="http://schemas.openxmlformats.org/drawingml/2006/picture">
+            <wp:extent cx="5852160" cy="2418893"/>
+            <wp:docPr id="6" name="Picture 6"/>
+            <wp:cNvGraphicFramePr>
+              <a:graphicFrameLocks noChangeAspect="1"/>
+            </wp:cNvGraphicFramePr>
+            <a:graphic>
+              <a:graphicData uri="http://schemas.openxmlformats.org/drawingml/2006/picture">
+                <pic:pic>
+                  <pic:nvPicPr>
+                    <pic:cNvPr id="0" name="eq_hypothesis_testing.png"/>
+                    <pic:cNvPicPr/>
+                  </pic:nvPicPr>
+                  <pic:blipFill>
+                    <a:blip r:embed="rId14"/>
+                    <a:stretch>
+                      <a:fillRect/>
+                    </a:stretch>
+                  </pic:blipFill>
+                  <pic:spPr>
+                    <a:xfrm>
+                      <a:off x="0" y="0"/>
+                      <a:ext cx="5852160" cy="2418893"/>
+                    </a:xfrm>
+                    <a:prstGeom prst="rect"/>
+                  </pic:spPr>
+                </pic:pic>
+              </a:graphicData>
+            </a:graphic>
+          </wp:inline>
+        </w:drawing>
+      </w:r>
+    </w:p>
+    <w:p>
+      <w:pPr>
+        <w:jc w:val="center"/>
+      </w:pPr>
+      <w:r>
+        <w:rPr>
+          <w:i/>
+          <w:color w:val="475569"/>
+          <w:sz w:val="18"/>
+        </w:rPr>
+        <w:t>Figure: Mathematical Reference 2 — Hypothesis Formulation and Econometric Testing</w:t>
       </w:r>
     </w:p>
     <w:p>
@@ -4092,7 +4151,7 @@
                 <w:color w:val="0F172A"/>
                 <w:sz w:val="18"/>
               </w:rPr>
-              <w:t>n_{\text{work}} / n_{\text{non-work}}</w:t>
+              <w:t>n_work / n_non-work</w:t>
             </w:r>
           </w:p>
         </w:tc>
@@ -4427,7 +4486,7 @@
                 <w:b/>
                 <w:sz w:val="18"/>
               </w:rPr>
-              <w:t>4.33 × 10^{-59}</w:t>
+              <w:t>`4.33 × 10⁻⁵⁹`</w:t>
             </w:r>
           </w:p>
         </w:tc>
@@ -4516,7 +4575,7 @@
               <w:rPr>
                 <w:sz w:val="18"/>
               </w:rPr>
-              <w:t>2,087.8 (2,085.0)</w:t>
+              <w:t>2,087.3 (2,093.0)</w:t>
             </w:r>
           </w:p>
         </w:tc>
@@ -4537,7 +4596,7 @@
               <w:rPr>
                 <w:sz w:val="18"/>
               </w:rPr>
-              <w:t>1,109.9 (1,100.0)</w:t>
+              <w:t>1,109.4 (1,100.0)</w:t>
             </w:r>
           </w:p>
         </w:tc>
@@ -4586,7 +4645,7 @@
               <w:rPr>
                 <w:sz w:val="18"/>
               </w:rPr>
-              <w:t>18.39 (647.8)</w:t>
+              <w:t>18.38 (636.2)</w:t>
             </w:r>
           </w:p>
         </w:tc>
@@ -4608,7 +4667,7 @@
                 <w:b/>
                 <w:sz w:val="18"/>
               </w:rPr>
-              <w:t>3.89 × 10^{-61}</w:t>
+              <w:t>`3.89 × 10⁻⁶¹`</w:t>
             </w:r>
           </w:p>
         </w:tc>
@@ -4699,7 +4758,7 @@
               <w:rPr>
                 <w:sz w:val="18"/>
               </w:rPr>
-              <w:t>1,561.7 (1,634.5)</w:t>
+              <w:t>1,535.6 (1,739.0)</w:t>
             </w:r>
           </w:p>
         </w:tc>
@@ -4721,7 +4780,7 @@
               <w:rPr>
                 <w:sz w:val="18"/>
               </w:rPr>
-              <w:t>884.7 (891.0)</w:t>
+              <w:t>858.6 (880.0)</w:t>
             </w:r>
           </w:p>
         </w:tc>
@@ -4772,7 +4831,7 @@
               <w:rPr>
                 <w:sz w:val="18"/>
               </w:rPr>
-              <w:t>12.53 (286.6)</w:t>
+              <w:t>12.52 (302.6)</w:t>
             </w:r>
           </w:p>
         </w:tc>
@@ -4795,7 +4854,7 @@
                 <w:b/>
                 <w:sz w:val="18"/>
               </w:rPr>
-              <w:t>1.48 × 10^{-29}</w:t>
+              <w:t>`1.48 × 10⁻²⁹`</w:t>
             </w:r>
           </w:p>
         </w:tc>
@@ -4884,7 +4943,7 @@
               <w:rPr>
                 <w:sz w:val="18"/>
               </w:rPr>
-              <w:t>2,575.4 (2,659.5)</w:t>
+              <w:t>2,601.4 (2,702.0)</w:t>
             </w:r>
           </w:p>
         </w:tc>
@@ -4905,7 +4964,7 @@
               <w:rPr>
                 <w:sz w:val="18"/>
               </w:rPr>
-              <w:t>1,323.7 (1,341.0)</w:t>
+              <w:t>1,349.6 (1,471.0)</w:t>
             </w:r>
           </w:p>
         </w:tc>
@@ -4954,7 +5013,7 @@
               <w:rPr>
                 <w:sz w:val="18"/>
               </w:rPr>
-              <w:t>17.24 (311.3)</w:t>
+              <w:t>17.23 (282.1)</w:t>
             </w:r>
           </w:p>
         </w:tc>
@@ -4976,7 +5035,7 @@
                 <w:b/>
                 <w:sz w:val="18"/>
               </w:rPr>
-              <w:t>2.87 × 10^{-46}</w:t>
+              <w:t>`2.87 × 10⁻⁴⁶`</w:t>
             </w:r>
           </w:p>
         </w:tc>
@@ -5089,7 +5148,7 @@
               <w:rPr>
                 <w:sz w:val="18"/>
               </w:rPr>
-              <w:t>1,107.0 (1,097.0)</w:t>
+              <w:t>1,107.0 (1,100.0)</w:t>
             </w:r>
           </w:p>
         </w:tc>
@@ -5140,7 +5199,7 @@
               <w:rPr>
                 <w:sz w:val="18"/>
               </w:rPr>
-              <w:t>17.77 (611.6)</w:t>
+              <w:t>17.76 (597.1)</w:t>
             </w:r>
           </w:p>
         </w:tc>
@@ -5163,7 +5222,7 @@
                 <w:b/>
                 <w:sz w:val="18"/>
               </w:rPr>
-              <w:t>2.72 × 10^{-57}</w:t>
+              <w:t>`2.72 × 10⁻⁵⁷`</w:t>
             </w:r>
           </w:p>
         </w:tc>
@@ -5204,7 +5263,40 @@
         <w:t>Nonparametric Confirmation:</w:t>
       </w:r>
       <w:r>
-        <w:t xml:space="preserve"> Mann-Whitney U = 94,178, one-sided p = 3.65 × 10^{-43}, rank-biserial correlation r = 0.63; 10,000-draw bootstrap 95% CI for the mean difference is </w:t>
+        <w:t xml:space="preserve"> Mann-Whitney </w:t>
+      </w:r>
+      <w:r>
+        <w:rPr>
+          <w:rFonts w:ascii="Consolas" w:hAnsi="Consolas"/>
+          <w:color w:val="1E3A8A"/>
+          <w:sz w:val="19"/>
+        </w:rPr>
+        <w:t>U = 94,178.5</w:t>
+      </w:r>
+      <w:r>
+        <w:t xml:space="preserve">, one-sided </w:t>
+      </w:r>
+      <w:r>
+        <w:rPr>
+          <w:rFonts w:ascii="Consolas" w:hAnsi="Consolas"/>
+          <w:color w:val="1E3A8A"/>
+          <w:sz w:val="19"/>
+        </w:rPr>
+        <w:t>p = 3.65 × 10⁻⁴³</w:t>
+      </w:r>
+      <w:r>
+        <w:t xml:space="preserve">, rank-biserial correlation </w:t>
+      </w:r>
+      <w:r>
+        <w:rPr>
+          <w:rFonts w:ascii="Consolas" w:hAnsi="Consolas"/>
+          <w:color w:val="1E3A8A"/>
+          <w:sz w:val="19"/>
+        </w:rPr>
+        <w:t>r_rb = 0.631</w:t>
+      </w:r>
+      <w:r>
+        <w:t xml:space="preserve">; 10,000-draw bootstrap 95% CI for the mean difference is </w:t>
       </w:r>
       <w:r>
         <w:rPr>
@@ -5232,7 +5324,29 @@
         <w:pStyle w:val="ListBullet"/>
       </w:pPr>
       <w:r>
-        <w:t>Group-demeaned daily residuals exhibit lag-1 autocorrelation r_1 = 0.79 (Durbin-Watson = 0.41) because ridership evolves smoothly across seasons and weather spells.</w:t>
+        <w:t xml:space="preserve">Group-demeaned daily residuals exhibit lag-1 autocorrelation </w:t>
+      </w:r>
+      <w:r>
+        <w:rPr>
+          <w:rFonts w:ascii="Consolas" w:hAnsi="Consolas"/>
+          <w:color w:val="1E3A8A"/>
+          <w:sz w:val="19"/>
+        </w:rPr>
+        <w:t>r₁ = 0.79</w:t>
+      </w:r>
+      <w:r>
+        <w:t xml:space="preserve"> (</w:t>
+      </w:r>
+      <w:r>
+        <w:rPr>
+          <w:rFonts w:ascii="Consolas" w:hAnsi="Consolas"/>
+          <w:color w:val="1E3A8A"/>
+          <w:sz w:val="19"/>
+        </w:rPr>
+        <w:t>Durbin-Watson = 0.41</w:t>
+      </w:r>
+      <w:r>
+        <w:t>) because ridership evolves smoothly across seasons and weather spells.</w:t>
       </w:r>
     </w:p>
     <w:p>
@@ -5254,14 +5368,24 @@
     </w:p>
     <w:p>
       <w:pPr>
-        <w:jc w:val="center"/>
+        <w:pStyle w:val="ListBullet"/>
       </w:pPr>
       <w:r>
         <w:rPr>
-          <w:rFonts w:ascii="Cambria Math" w:hAnsi="Cambria Math"/>
-          <w:i/>
+          <w:b/>
         </w:rPr>
-        <w:t>\log(1 + \text{commute\_total}_d) = \beta_0 + \beta_1 \text{workingday}_d + \beta_2 \text{temp}_d + \beta_3 \text{temp}_d^2 + \beta_4 \text{hum}_d + \beta_5 \text{windspeed}_d + \gamma_{\text{weathersit}} + \delta_{\text{mnth}} + \theta \text{yr}_d + \varepsilon_d</w:t>
+        <w:t>Regression Specification:</w:t>
+      </w:r>
+      <w:r>
+        <w:t xml:space="preserve"> </w:t>
+      </w:r>
+      <w:r>
+        <w:rPr>
+          <w:rFonts w:ascii="Consolas" w:hAnsi="Consolas"/>
+          <w:color w:val="1E3A8A"/>
+          <w:sz w:val="19"/>
+        </w:rPr>
+        <w:t>log(1 + Y_d) = β₀ + β₁·workingday_d + β₂·temp_d + β₃·temp_d² + β₄·hum_d + β₅·windspeed_d + γ_weathersit + δ_mnth + θ·yr_d + ε_d</w:t>
       </w:r>
     </w:p>
     <w:p>
@@ -5269,13 +5393,24 @@
         <w:pStyle w:val="ListBullet"/>
       </w:pPr>
       <w:r>
-        <w:t xml:space="preserve">Even after controlling for all weather and calendar confounders (R² = 0.682), working days carry </w:t>
+        <w:t>Even after controlling for all weather and calendar confounders (</w:t>
+      </w:r>
+      <w:r>
+        <w:rPr>
+          <w:rFonts w:ascii="Consolas" w:hAnsi="Consolas"/>
+          <w:color w:val="1E3A8A"/>
+          <w:sz w:val="19"/>
+        </w:rPr>
+        <w:t>R² = 0.682</w:t>
+      </w:r>
+      <w:r>
+        <w:t xml:space="preserve">), working days carry </w:t>
       </w:r>
       <w:r>
         <w:rPr>
           <w:b/>
         </w:rPr>
-        <w:t>exp(β̂₁) = 1.89×</w:t>
+        <w:t>`exp(β̂₁) = 1.89×`</w:t>
       </w:r>
       <w:r>
         <w:t xml:space="preserve"> (95% CI </w:t>
@@ -5287,7 +5422,29 @@
         <w:t>[1.77×, 2.02×]</w:t>
       </w:r>
       <w:r>
-        <w:t xml:space="preserve">, HAC z = 19.50, one-sided p = 5.85 × 10^{-85}) the commuting-window demand of non-working days (linear-scale adjusted difference </w:t>
+        <w:t xml:space="preserve">, HAC </w:t>
+      </w:r>
+      <w:r>
+        <w:rPr>
+          <w:rFonts w:ascii="Consolas" w:hAnsi="Consolas"/>
+          <w:color w:val="1E3A8A"/>
+          <w:sz w:val="19"/>
+        </w:rPr>
+        <w:t>z = 19.50</w:t>
+      </w:r>
+      <w:r>
+        <w:t xml:space="preserve">, one-sided </w:t>
+      </w:r>
+      <w:r>
+        <w:rPr>
+          <w:rFonts w:ascii="Consolas" w:hAnsi="Consolas"/>
+          <w:color w:val="1E3A8A"/>
+          <w:sz w:val="19"/>
+        </w:rPr>
+        <w:t>p = 5.85 × 10⁻⁸⁵</w:t>
+      </w:r>
+      <w:r>
+        <w:t xml:space="preserve">) the commuting-window demand of non-working days (linear-scale adjusted difference </w:t>
       </w:r>
       <w:r>
         <w:rPr>
@@ -5327,10 +5484,21 @@
           <w:color w:val="1E3A8A"/>
           <w:sz w:val="19"/>
         </w:rPr>
-        <w:t>weathersit &gt;= 3</w:t>
-      </w:r>
-      <w:r>
-        <w:t xml:space="preserve">, n = 300) average </w:t>
+        <w:t>weathersit ≥ 3</w:t>
+      </w:r>
+      <w:r>
+        <w:t xml:space="preserve">, </w:t>
+      </w:r>
+      <w:r>
+        <w:rPr>
+          <w:rFonts w:ascii="Consolas" w:hAnsi="Consolas"/>
+          <w:color w:val="1E3A8A"/>
+          <w:sz w:val="19"/>
+        </w:rPr>
+        <w:t>n = 300</w:t>
+      </w:r>
+      <w:r>
+        <w:t xml:space="preserve">) average </w:t>
       </w:r>
       <w:r>
         <w:rPr>
@@ -5348,7 +5516,40 @@
         <w:t>4,846 rentals/day</w:t>
       </w:r>
       <w:r>
-        <w:t xml:space="preserve"> on dry/mist days (n = 431): Welch one-sided p = 3.02 × 10^{-9}, Mann-Whitney p = 1.24 × 10^{-8}, with an average within-season-year drop of </w:t>
+        <w:t xml:space="preserve"> on dry/mist days (</w:t>
+      </w:r>
+      <w:r>
+        <w:rPr>
+          <w:rFonts w:ascii="Consolas" w:hAnsi="Consolas"/>
+          <w:color w:val="1E3A8A"/>
+          <w:sz w:val="19"/>
+        </w:rPr>
+        <w:t>n = 431</w:t>
+      </w:r>
+      <w:r>
+        <w:t xml:space="preserve">): Welch one-sided </w:t>
+      </w:r>
+      <w:r>
+        <w:rPr>
+          <w:rFonts w:ascii="Consolas" w:hAnsi="Consolas"/>
+          <w:color w:val="1E3A8A"/>
+          <w:sz w:val="19"/>
+        </w:rPr>
+        <w:t>p = 3.02 × 10⁻⁹</w:t>
+      </w:r>
+      <w:r>
+        <w:t xml:space="preserve">, Mann-Whitney </w:t>
+      </w:r>
+      <w:r>
+        <w:rPr>
+          <w:rFonts w:ascii="Consolas" w:hAnsi="Consolas"/>
+          <w:color w:val="1E3A8A"/>
+          <w:sz w:val="19"/>
+        </w:rPr>
+        <w:t>p = 1.24 × 10⁻⁸</w:t>
+      </w:r>
+      <w:r>
+        <w:t xml:space="preserve">, with an average within-season-year drop of </w:t>
       </w:r>
       <w:r>
         <w:rPr>
@@ -5368,7 +5569,7 @@
         <w:drawing>
           <wp:inline xmlns:a="http://schemas.openxmlformats.org/drawingml/2006/main" xmlns:pic="http://schemas.openxmlformats.org/drawingml/2006/picture">
             <wp:extent cx="5852160" cy="1721224"/>
-            <wp:docPr id="4" name="Picture 4"/>
+            <wp:docPr id="7" name="Picture 7"/>
             <wp:cNvGraphicFramePr>
               <a:graphicFrameLocks noChangeAspect="1"/>
             </wp:cNvGraphicFramePr>
@@ -5380,7 +5581,7 @@
                     <pic:cNvPicPr/>
                   </pic:nvPicPr>
                   <pic:blipFill>
-                    <a:blip r:embed="rId12"/>
+                    <a:blip r:embed="rId15"/>
                     <a:stretch>
                       <a:fillRect/>
                     </a:stretch>
@@ -5753,7 +5954,7 @@
           <w:color w:val="1E3A8A"/>
           <w:sz w:val="19"/>
         </w:rPr>
-        <w:t>2011 -&gt; 2012</w:t>
+        <w:t>2011 → 2012</w:t>
       </w:r>
       <w:r>
         <w:t xml:space="preserve"> split, </w:t>
@@ -5789,7 +5990,18 @@
         <w:t>157.05</w:t>
       </w:r>
       <w:r>
-        <w:t xml:space="preserve">, R² = 0.623 vs. </w:t>
+        <w:t xml:space="preserve">, </w:t>
+      </w:r>
+      <w:r>
+        <w:rPr>
+          <w:rFonts w:ascii="Consolas" w:hAnsi="Consolas"/>
+          <w:color w:val="1E3A8A"/>
+          <w:sz w:val="19"/>
+        </w:rPr>
+        <w:t>R² = 0.623</w:t>
+      </w:r>
+      <w:r>
+        <w:t xml:space="preserve"> vs. </w:t>
       </w:r>
       <w:r>
         <w:rPr>
@@ -5843,6 +6055,58 @@
       </w:r>
       <w:r>
         <w:t xml:space="preserve"> strictly out-of-sample.</w:t>
+      </w:r>
+    </w:p>
+    <w:p>
+      <w:pPr>
+        <w:jc w:val="center"/>
+      </w:pPr>
+      <w:r>
+        <w:drawing>
+          <wp:inline xmlns:a="http://schemas.openxmlformats.org/drawingml/2006/main" xmlns:pic="http://schemas.openxmlformats.org/drawingml/2006/picture">
+            <wp:extent cx="5852160" cy="2893226"/>
+            <wp:docPr id="8" name="Picture 8"/>
+            <wp:cNvGraphicFramePr>
+              <a:graphicFrameLocks noChangeAspect="1"/>
+            </wp:cNvGraphicFramePr>
+            <a:graphic>
+              <a:graphicData uri="http://schemas.openxmlformats.org/drawingml/2006/picture">
+                <pic:pic>
+                  <pic:nvPicPr>
+                    <pic:cNvPr id="0" name="eq_model_and_metrics.png"/>
+                    <pic:cNvPicPr/>
+                  </pic:nvPicPr>
+                  <pic:blipFill>
+                    <a:blip r:embed="rId16"/>
+                    <a:stretch>
+                      <a:fillRect/>
+                    </a:stretch>
+                  </pic:blipFill>
+                  <pic:spPr>
+                    <a:xfrm>
+                      <a:off x="0" y="0"/>
+                      <a:ext cx="5852160" cy="2893226"/>
+                    </a:xfrm>
+                    <a:prstGeom prst="rect"/>
+                  </pic:spPr>
+                </pic:pic>
+              </a:graphicData>
+            </a:graphic>
+          </wp:inline>
+        </w:drawing>
+      </w:r>
+    </w:p>
+    <w:p>
+      <w:pPr>
+        <w:jc w:val="center"/>
+      </w:pPr>
+      <w:r>
+        <w:rPr>
+          <w:i/>
+          <w:color w:val="475569"/>
+          <w:sz w:val="18"/>
+        </w:rPr>
+        <w:t>Figure: Mathematical Reference 3 — Demand Estimation, Evaluation Metrics and Anomaly Detection</w:t>
       </w:r>
     </w:p>
     <w:p>
@@ -6635,7 +6899,7 @@
                 <w:b/>
                 <w:sz w:val="18"/>
               </w:rPr>
-              <w:t>Selected: `hgb_log` (log(1 + y) HGB)</w:t>
+              <w:t>Selected: `hgb_log` (`log(1+y)` HGB)</w:t>
             </w:r>
           </w:p>
         </w:tc>
@@ -6865,7 +7129,7 @@
         <w:rPr>
           <w:b/>
         </w:rPr>
-        <w:t>R² = 0.904</w:t>
+        <w:t>R² = `0.904`</w:t>
       </w:r>
       <w:r>
         <w:t>.</w:t>
@@ -6925,7 +7189,7 @@
         <w:t>Nonnegative-Output Policy:</w:t>
       </w:r>
       <w:r>
-        <w:t xml:space="preserve"> Combining the log(1 + y) target transform with </w:t>
+        <w:t xml:space="preserve"> Combining the </w:t>
       </w:r>
       <w:r>
         <w:rPr>
@@ -6933,10 +7197,32 @@
           <w:color w:val="1E3A8A"/>
           <w:sz w:val="19"/>
         </w:rPr>
-        <w:t>np.clip(pred, 0.0, None)</w:t>
-      </w:r>
-      <w:r>
-        <w:t xml:space="preserve"> guarantees that predictions and interval lower bounds are strictly nonnegative (≥ 0) under all possible inputs.</w:t>
+        <w:t>log(1 + y)</w:t>
+      </w:r>
+      <w:r>
+        <w:t xml:space="preserve"> target transform with </w:t>
+      </w:r>
+      <w:r>
+        <w:rPr>
+          <w:rFonts w:ascii="Consolas" w:hAnsi="Consolas"/>
+          <w:color w:val="1E3A8A"/>
+          <w:sz w:val="19"/>
+        </w:rPr>
+        <w:t>max(0, exp(ẑ) - 1)</w:t>
+      </w:r>
+      <w:r>
+        <w:t xml:space="preserve"> guarantees that predictions and interval lower bounds are strictly nonnegative (</w:t>
+      </w:r>
+      <w:r>
+        <w:rPr>
+          <w:rFonts w:ascii="Consolas" w:hAnsi="Consolas"/>
+          <w:color w:val="1E3A8A"/>
+          <w:sz w:val="19"/>
+        </w:rPr>
+        <w:t>≥ 0</w:t>
+      </w:r>
+      <w:r>
+        <w:t>) under all possible inputs.</w:t>
       </w:r>
     </w:p>
     <w:p>
@@ -6947,7 +7233,7 @@
         <w:drawing>
           <wp:inline xmlns:a="http://schemas.openxmlformats.org/drawingml/2006/main" xmlns:pic="http://schemas.openxmlformats.org/drawingml/2006/picture">
             <wp:extent cx="5852160" cy="5401994"/>
-            <wp:docPr id="5" name="Picture 5"/>
+            <wp:docPr id="9" name="Picture 9"/>
             <wp:cNvGraphicFramePr>
               <a:graphicFrameLocks noChangeAspect="1"/>
             </wp:cNvGraphicFramePr>
@@ -6959,7 +7245,7 @@
                     <pic:cNvPicPr/>
                   </pic:nvPicPr>
                   <pic:blipFill>
-                    <a:blip r:embed="rId13"/>
+                    <a:blip r:embed="rId17"/>
                     <a:stretch>
                       <a:fillRect/>
                     </a:stretch>
@@ -6999,7 +7285,7 @@
         <w:drawing>
           <wp:inline xmlns:a="http://schemas.openxmlformats.org/drawingml/2006/main" xmlns:pic="http://schemas.openxmlformats.org/drawingml/2006/picture">
             <wp:extent cx="5852160" cy="1549101"/>
-            <wp:docPr id="6" name="Picture 6"/>
+            <wp:docPr id="10" name="Picture 10"/>
             <wp:cNvGraphicFramePr>
               <a:graphicFrameLocks noChangeAspect="1"/>
             </wp:cNvGraphicFramePr>
@@ -7011,7 +7297,7 @@
                     <pic:cNvPicPr/>
                   </pic:nvPicPr>
                   <pic:blipFill>
-                    <a:blip r:embed="rId14"/>
+                    <a:blip r:embed="rId18"/>
                     <a:stretch>
                       <a:fillRect/>
                     </a:stretch>
@@ -7051,7 +7337,7 @@
         <w:drawing>
           <wp:inline xmlns:a="http://schemas.openxmlformats.org/drawingml/2006/main" xmlns:pic="http://schemas.openxmlformats.org/drawingml/2006/picture">
             <wp:extent cx="5852160" cy="3121152"/>
-            <wp:docPr id="7" name="Picture 7"/>
+            <wp:docPr id="11" name="Picture 11"/>
             <wp:cNvGraphicFramePr>
               <a:graphicFrameLocks noChangeAspect="1"/>
             </wp:cNvGraphicFramePr>
@@ -7063,7 +7349,7 @@
                     <pic:cNvPicPr/>
                   </pic:nvPicPr>
                   <pic:blipFill>
-                    <a:blip r:embed="rId15"/>
+                    <a:blip r:embed="rId19"/>
                     <a:stretch>
                       <a:fillRect/>
                     </a:stretch>
@@ -7103,7 +7389,7 @@
         <w:drawing>
           <wp:inline xmlns:a="http://schemas.openxmlformats.org/drawingml/2006/main" xmlns:pic="http://schemas.openxmlformats.org/drawingml/2006/picture">
             <wp:extent cx="5852160" cy="4389120"/>
-            <wp:docPr id="8" name="Picture 8"/>
+            <wp:docPr id="12" name="Picture 12"/>
             <wp:cNvGraphicFramePr>
               <a:graphicFrameLocks noChangeAspect="1"/>
             </wp:cNvGraphicFramePr>
@@ -7115,7 +7401,7 @@
                     <pic:cNvPicPr/>
                   </pic:nvPicPr>
                   <pic:blipFill>
-                    <a:blip r:embed="rId16"/>
+                    <a:blip r:embed="rId20"/>
                     <a:stretch>
                       <a:fillRect/>
                     </a:stretch>
@@ -8211,7 +8497,21 @@
               <w:rPr>
                 <w:sz w:val="18"/>
               </w:rPr>
-              <w:t>/hr, n=3 hrs).</w:t>
+              <w:t xml:space="preserve">/hr, </w:t>
+            </w:r>
+            <w:r>
+              <w:rPr>
+                <w:rFonts w:ascii="Consolas" w:hAnsi="Consolas"/>
+                <w:color w:val="1E3A8A"/>
+                <w:sz w:val="18"/>
+              </w:rPr>
+              <w:t>n = 3</w:t>
+            </w:r>
+            <w:r>
+              <w:rPr>
+                <w:sz w:val="18"/>
+              </w:rPr>
+              <w:t xml:space="preserve"> hrs).</w:t>
             </w:r>
           </w:p>
         </w:tc>
@@ -8948,7 +9248,29 @@
         <w:t>day.csv</w:t>
       </w:r>
       <w:r>
-        <w:t xml:space="preserve"> to compute expected 24-hour demand given season, year, month, holiday, weekday, working day, and weather, flagging days where |z_robust| ≥ 3.0 or shortfall ≤ -60%:</w:t>
+        <w:t xml:space="preserve"> to compute expected 24-hour demand given season, year, month, holiday, weekday, working day, and weather, flagging days where </w:t>
+      </w:r>
+      <w:r>
+        <w:rPr>
+          <w:rFonts w:ascii="Consolas" w:hAnsi="Consolas"/>
+          <w:color w:val="1E3A8A"/>
+          <w:sz w:val="19"/>
+        </w:rPr>
+        <w:t>|z_robust| ≥ 3.0</w:t>
+      </w:r>
+      <w:r>
+        <w:t xml:space="preserve"> or shortfall </w:t>
+      </w:r>
+      <w:r>
+        <w:rPr>
+          <w:rFonts w:ascii="Consolas" w:hAnsi="Consolas"/>
+          <w:color w:val="1E3A8A"/>
+          <w:sz w:val="19"/>
+        </w:rPr>
+        <w:t>≤ -60%</w:t>
+      </w:r>
+      <w:r>
+        <w:t>:</w:t>
       </w:r>
     </w:p>
     <w:p>
@@ -9066,7 +9388,7 @@
         <w:rPr>
           <w:b/>
         </w:rPr>
-        <w:t>7,836 actual vs. 2,187 expected (+258.2%, z_robust = +5.18)</w:t>
+        <w:t>7,836 actual vs. 2,187 expected (+258.2%, `z_robust = +5.18`)</w:t>
       </w:r>
       <w:r>
         <w:t>.</w:t>
@@ -9080,7 +9402,7 @@
         <w:drawing>
           <wp:inline xmlns:a="http://schemas.openxmlformats.org/drawingml/2006/main" xmlns:pic="http://schemas.openxmlformats.org/drawingml/2006/picture">
             <wp:extent cx="5852160" cy="2926080"/>
-            <wp:docPr id="9" name="Picture 9"/>
+            <wp:docPr id="13" name="Picture 13"/>
             <wp:cNvGraphicFramePr>
               <a:graphicFrameLocks noChangeAspect="1"/>
             </wp:cNvGraphicFramePr>
@@ -9092,7 +9414,7 @@
                     <pic:cNvPicPr/>
                   </pic:nvPicPr>
                   <pic:blipFill>
-                    <a:blip r:embed="rId17"/>
+                    <a:blip r:embed="rId21"/>
                     <a:stretch>
                       <a:fillRect/>
                     </a:stretch>
@@ -9132,7 +9454,2122 @@
         <w:rPr>
           <w:color w:val="1E3A8A"/>
         </w:rPr>
-        <w:t>7. Key Interview Talking Points (Methodology, Assumptions &amp; Trade-offs)</w:t>
+        <w:t>7. Complete Mathematical &amp; Statistical Formula Reference</w:t>
+      </w:r>
+    </w:p>
+    <w:p>
+      <w:r>
+        <w:t>To make every analytical step transparent for technical reviewers, the table below summarizes all 13 equations implemented in the codebase along with their variables and empirical outputs:</w:t>
+      </w:r>
+    </w:p>
+    <w:tbl>
+      <w:tblPr>
+        <w:tblStyle w:val="TableGrid"/>
+        <w:tblW w:type="auto" w:w="0"/>
+        <w:jc w:val="center"/>
+        <w:tblLook w:firstColumn="1" w:firstRow="1" w:lastColumn="0" w:lastRow="0" w:noHBand="0" w:noVBand="1" w:val="04A0"/>
+      </w:tblPr>
+      <w:tblGrid>
+        <w:gridCol w:w="2448"/>
+        <w:gridCol w:w="2448"/>
+        <w:gridCol w:w="2448"/>
+        <w:gridCol w:w="2448"/>
+      </w:tblGrid>
+      <w:tr>
+        <w:tc>
+          <w:tcPr>
+            <w:tcW w:type="dxa" w:w="2448"/>
+            <w:shd w:val="clear" w:color="auto" w:fill="E2E8F0"/>
+          </w:tcPr>
+          <w:p>
+            <w:pPr>
+              <w:spacing w:before="40" w:after="40"/>
+            </w:pPr>
+            <w:r>
+              <w:rPr>
+                <w:b/>
+                <w:color w:val="0F172A"/>
+                <w:sz w:val="18"/>
+              </w:rPr>
+            </w:r>
+            <w:r>
+              <w:rPr>
+                <w:b/>
+                <w:color w:val="0F172A"/>
+                <w:sz w:val="18"/>
+              </w:rPr>
+              <w:t>#</w:t>
+            </w:r>
+          </w:p>
+        </w:tc>
+        <w:tc>
+          <w:tcPr>
+            <w:tcW w:type="dxa" w:w="2448"/>
+            <w:shd w:val="clear" w:color="auto" w:fill="E2E8F0"/>
+          </w:tcPr>
+          <w:p>
+            <w:pPr>
+              <w:spacing w:before="40" w:after="40"/>
+            </w:pPr>
+            <w:r>
+              <w:rPr>
+                <w:b/>
+                <w:color w:val="0F172A"/>
+                <w:sz w:val="18"/>
+              </w:rPr>
+            </w:r>
+            <w:r>
+              <w:rPr>
+                <w:b/>
+                <w:color w:val="0F172A"/>
+                <w:sz w:val="18"/>
+              </w:rPr>
+              <w:t>Analytical Component</w:t>
+            </w:r>
+          </w:p>
+        </w:tc>
+        <w:tc>
+          <w:tcPr>
+            <w:tcW w:type="dxa" w:w="2448"/>
+            <w:shd w:val="clear" w:color="auto" w:fill="E2E8F0"/>
+          </w:tcPr>
+          <w:p>
+            <w:pPr>
+              <w:spacing w:before="40" w:after="40"/>
+            </w:pPr>
+            <w:r>
+              <w:rPr>
+                <w:b/>
+                <w:color w:val="0F172A"/>
+                <w:sz w:val="18"/>
+              </w:rPr>
+            </w:r>
+            <w:r>
+              <w:rPr>
+                <w:b/>
+                <w:color w:val="0F172A"/>
+                <w:sz w:val="18"/>
+              </w:rPr>
+              <w:t>Mathematical Formula (Unicode Notation)</w:t>
+            </w:r>
+          </w:p>
+        </w:tc>
+        <w:tc>
+          <w:tcPr>
+            <w:tcW w:type="dxa" w:w="2448"/>
+            <w:shd w:val="clear" w:color="auto" w:fill="E2E8F0"/>
+          </w:tcPr>
+          <w:p>
+            <w:pPr>
+              <w:spacing w:before="40" w:after="40"/>
+            </w:pPr>
+            <w:r>
+              <w:rPr>
+                <w:b/>
+                <w:color w:val="0F172A"/>
+                <w:sz w:val="18"/>
+              </w:rPr>
+            </w:r>
+            <w:r>
+              <w:rPr>
+                <w:b/>
+                <w:color w:val="0F172A"/>
+                <w:sz w:val="18"/>
+              </w:rPr>
+              <w:t>Empirical Result / Operational Meaning</w:t>
+            </w:r>
+          </w:p>
+        </w:tc>
+      </w:tr>
+      <w:tr>
+        <w:tc>
+          <w:tcPr>
+            <w:tcW w:type="dxa" w:w="2448"/>
+            <w:shd w:val="clear" w:color="auto" w:fill="F8FAFC"/>
+          </w:tcPr>
+          <w:p>
+            <w:pPr>
+              <w:spacing w:before="40" w:after="40"/>
+            </w:pPr>
+            <w:r>
+              <w:rPr>
+                <w:sz w:val="18"/>
+              </w:rPr>
+            </w:r>
+            <w:r>
+              <w:rPr>
+                <w:b/>
+                <w:sz w:val="18"/>
+              </w:rPr>
+              <w:t>1</w:t>
+            </w:r>
+          </w:p>
+        </w:tc>
+        <w:tc>
+          <w:tcPr>
+            <w:tcW w:type="dxa" w:w="2448"/>
+            <w:shd w:val="clear" w:color="auto" w:fill="F8FAFC"/>
+          </w:tcPr>
+          <w:p>
+            <w:pPr>
+              <w:spacing w:before="40" w:after="40"/>
+            </w:pPr>
+            <w:r>
+              <w:rPr>
+                <w:sz w:val="18"/>
+              </w:rPr>
+            </w:r>
+            <w:r>
+              <w:rPr>
+                <w:b/>
+                <w:sz w:val="18"/>
+              </w:rPr>
+              <w:t>Target Component Identity</w:t>
+            </w:r>
+          </w:p>
+        </w:tc>
+        <w:tc>
+          <w:tcPr>
+            <w:tcW w:type="dxa" w:w="2448"/>
+            <w:shd w:val="clear" w:color="auto" w:fill="F8FAFC"/>
+          </w:tcPr>
+          <w:p>
+            <w:pPr>
+              <w:spacing w:before="40" w:after="40"/>
+            </w:pPr>
+            <w:r>
+              <w:rPr>
+                <w:sz w:val="18"/>
+              </w:rPr>
+            </w:r>
+            <w:r>
+              <w:rPr>
+                <w:rFonts w:ascii="Consolas" w:hAnsi="Consolas"/>
+                <w:color w:val="1E3A8A"/>
+                <w:sz w:val="18"/>
+              </w:rPr>
+              <w:t>cnt_{d,h} = casual_{d,h} + registered_{d,h}</w:t>
+            </w:r>
+            <w:r>
+              <w:rPr>
+                <w:sz w:val="18"/>
+              </w:rPr>
+              <w:t xml:space="preserve">, with </w:t>
+            </w:r>
+            <w:r>
+              <w:rPr>
+                <w:rFonts w:ascii="Consolas" w:hAnsi="Consolas"/>
+                <w:color w:val="1E3A8A"/>
+                <w:sz w:val="18"/>
+              </w:rPr>
+              <w:t>cnt_{d,h} ≥ 0</w:t>
+            </w:r>
+          </w:p>
+        </w:tc>
+        <w:tc>
+          <w:tcPr>
+            <w:tcW w:type="dxa" w:w="2448"/>
+            <w:shd w:val="clear" w:color="auto" w:fill="F8FAFC"/>
+          </w:tcPr>
+          <w:p>
+            <w:pPr>
+              <w:spacing w:before="40" w:after="40"/>
+            </w:pPr>
+            <w:r>
+              <w:rPr>
+                <w:sz w:val="18"/>
+              </w:rPr>
+            </w:r>
+            <w:r>
+              <w:rPr>
+                <w:rFonts w:ascii="Consolas" w:hAnsi="Consolas"/>
+                <w:color w:val="1E3A8A"/>
+                <w:sz w:val="18"/>
+              </w:rPr>
+              <w:t>0</w:t>
+            </w:r>
+            <w:r>
+              <w:rPr>
+                <w:sz w:val="18"/>
+              </w:rPr>
+              <w:t xml:space="preserve"> violations across </w:t>
+            </w:r>
+            <w:r>
+              <w:rPr>
+                <w:rFonts w:ascii="Consolas" w:hAnsi="Consolas"/>
+                <w:color w:val="1E3A8A"/>
+                <w:sz w:val="18"/>
+              </w:rPr>
+              <w:t>17,379</w:t>
+            </w:r>
+            <w:r>
+              <w:rPr>
+                <w:sz w:val="18"/>
+              </w:rPr>
+              <w:t xml:space="preserve"> hours. </w:t>
+            </w:r>
+            <w:r>
+              <w:rPr>
+                <w:rFonts w:ascii="Consolas" w:hAnsi="Consolas"/>
+                <w:color w:val="1E3A8A"/>
+                <w:sz w:val="18"/>
+              </w:rPr>
+              <w:t>casual</w:t>
+            </w:r>
+            <w:r>
+              <w:rPr>
+                <w:sz w:val="18"/>
+              </w:rPr>
+              <w:t xml:space="preserve"> &amp; </w:t>
+            </w:r>
+            <w:r>
+              <w:rPr>
+                <w:rFonts w:ascii="Consolas" w:hAnsi="Consolas"/>
+                <w:color w:val="1E3A8A"/>
+                <w:sz w:val="18"/>
+              </w:rPr>
+              <w:t>registered</w:t>
+            </w:r>
+            <w:r>
+              <w:rPr>
+                <w:sz w:val="18"/>
+              </w:rPr>
+              <w:t xml:space="preserve"> excluded from predictors to prevent target leakage.</w:t>
+            </w:r>
+          </w:p>
+        </w:tc>
+      </w:tr>
+      <w:tr>
+        <w:tc>
+          <w:tcPr>
+            <w:tcW w:type="dxa" w:w="2448"/>
+          </w:tcPr>
+          <w:p>
+            <w:pPr>
+              <w:spacing w:before="40" w:after="40"/>
+            </w:pPr>
+            <w:r>
+              <w:rPr>
+                <w:sz w:val="18"/>
+              </w:rPr>
+            </w:r>
+            <w:r>
+              <w:rPr>
+                <w:b/>
+                <w:sz w:val="18"/>
+              </w:rPr>
+              <w:t>2</w:t>
+            </w:r>
+          </w:p>
+        </w:tc>
+        <w:tc>
+          <w:tcPr>
+            <w:tcW w:type="dxa" w:w="2448"/>
+          </w:tcPr>
+          <w:p>
+            <w:pPr>
+              <w:spacing w:before="40" w:after="40"/>
+            </w:pPr>
+            <w:r>
+              <w:rPr>
+                <w:sz w:val="18"/>
+              </w:rPr>
+            </w:r>
+            <w:r>
+              <w:rPr>
+                <w:b/>
+                <w:sz w:val="18"/>
+              </w:rPr>
+              <w:t>Cyclical Fourier Encodings</w:t>
+            </w:r>
+          </w:p>
+        </w:tc>
+        <w:tc>
+          <w:tcPr>
+            <w:tcW w:type="dxa" w:w="2448"/>
+          </w:tcPr>
+          <w:p>
+            <w:pPr>
+              <w:spacing w:before="40" w:after="40"/>
+            </w:pPr>
+            <w:r>
+              <w:rPr>
+                <w:sz w:val="18"/>
+              </w:rPr>
+            </w:r>
+            <w:r>
+              <w:rPr>
+                <w:rFonts w:ascii="Consolas" w:hAnsi="Consolas"/>
+                <w:color w:val="1E3A8A"/>
+                <w:sz w:val="18"/>
+              </w:rPr>
+              <w:t>hr_sin = sin(2π · hr / 24)</w:t>
+            </w:r>
+            <w:r>
+              <w:rPr>
+                <w:sz w:val="18"/>
+              </w:rPr>
+              <w:t xml:space="preserve">, </w:t>
+            </w:r>
+            <w:r>
+              <w:rPr>
+                <w:rFonts w:ascii="Consolas" w:hAnsi="Consolas"/>
+                <w:color w:val="1E3A8A"/>
+                <w:sz w:val="18"/>
+              </w:rPr>
+              <w:t>hr_cos = cos(2π · hr / 24)</w:t>
+            </w:r>
+            <w:r>
+              <w:rPr>
+                <w:sz w:val="18"/>
+              </w:rPr>
+              <w:t>&lt;br/&gt;</w:t>
+            </w:r>
+            <w:r>
+              <w:rPr>
+                <w:rFonts w:ascii="Consolas" w:hAnsi="Consolas"/>
+                <w:color w:val="1E3A8A"/>
+                <w:sz w:val="18"/>
+              </w:rPr>
+              <w:t>weekday_sin = sin(2π · weekday / 7)</w:t>
+            </w:r>
+            <w:r>
+              <w:rPr>
+                <w:sz w:val="18"/>
+              </w:rPr>
+              <w:t xml:space="preserve">, </w:t>
+            </w:r>
+            <w:r>
+              <w:rPr>
+                <w:rFonts w:ascii="Consolas" w:hAnsi="Consolas"/>
+                <w:color w:val="1E3A8A"/>
+                <w:sz w:val="18"/>
+              </w:rPr>
+              <w:t>mnth_sin = sin(2π · (mnth - 1) / 12)</w:t>
+            </w:r>
+          </w:p>
+        </w:tc>
+        <w:tc>
+          <w:tcPr>
+            <w:tcW w:type="dxa" w:w="2448"/>
+          </w:tcPr>
+          <w:p>
+            <w:pPr>
+              <w:spacing w:before="40" w:after="40"/>
+            </w:pPr>
+            <w:r>
+              <w:rPr>
+                <w:sz w:val="18"/>
+              </w:rPr>
+            </w:r>
+            <w:r>
+              <w:rPr>
+                <w:sz w:val="18"/>
+              </w:rPr>
+              <w:t>Preserves circular continuity across midnight (</w:t>
+            </w:r>
+            <w:r>
+              <w:rPr>
+                <w:rFonts w:ascii="Consolas" w:hAnsi="Consolas"/>
+                <w:color w:val="1E3A8A"/>
+                <w:sz w:val="18"/>
+              </w:rPr>
+              <w:t>23:00 → 00:00</w:t>
+            </w:r>
+            <w:r>
+              <w:rPr>
+                <w:sz w:val="18"/>
+              </w:rPr>
+              <w:t>), week boundaries, and year-end transitions.</w:t>
+            </w:r>
+          </w:p>
+        </w:tc>
+      </w:tr>
+      <w:tr>
+        <w:tc>
+          <w:tcPr>
+            <w:tcW w:type="dxa" w:w="2448"/>
+            <w:shd w:val="clear" w:color="auto" w:fill="F8FAFC"/>
+          </w:tcPr>
+          <w:p>
+            <w:pPr>
+              <w:spacing w:before="40" w:after="40"/>
+            </w:pPr>
+            <w:r>
+              <w:rPr>
+                <w:sz w:val="18"/>
+              </w:rPr>
+            </w:r>
+            <w:r>
+              <w:rPr>
+                <w:b/>
+                <w:sz w:val="18"/>
+              </w:rPr>
+              <w:t>3</w:t>
+            </w:r>
+          </w:p>
+        </w:tc>
+        <w:tc>
+          <w:tcPr>
+            <w:tcW w:type="dxa" w:w="2448"/>
+            <w:shd w:val="clear" w:color="auto" w:fill="F8FAFC"/>
+          </w:tcPr>
+          <w:p>
+            <w:pPr>
+              <w:spacing w:before="40" w:after="40"/>
+            </w:pPr>
+            <w:r>
+              <w:rPr>
+                <w:sz w:val="18"/>
+              </w:rPr>
+            </w:r>
+            <w:r>
+              <w:rPr>
+                <w:b/>
+                <w:sz w:val="18"/>
+              </w:rPr>
+              <w:t>Physical Sensor De-Normalization</w:t>
+            </w:r>
+          </w:p>
+        </w:tc>
+        <w:tc>
+          <w:tcPr>
+            <w:tcW w:type="dxa" w:w="2448"/>
+            <w:shd w:val="clear" w:color="auto" w:fill="F8FAFC"/>
+          </w:tcPr>
+          <w:p>
+            <w:pPr>
+              <w:spacing w:before="40" w:after="40"/>
+            </w:pPr>
+            <w:r>
+              <w:rPr>
+                <w:sz w:val="18"/>
+              </w:rPr>
+            </w:r>
+            <w:r>
+              <w:rPr>
+                <w:rFonts w:ascii="Consolas" w:hAnsi="Consolas"/>
+                <w:color w:val="1E3A8A"/>
+                <w:sz w:val="18"/>
+              </w:rPr>
+              <w:t>T_C = 41 · temp</w:t>
+            </w:r>
+            <w:r>
+              <w:rPr>
+                <w:sz w:val="18"/>
+              </w:rPr>
+              <w:t xml:space="preserve">, </w:t>
+            </w:r>
+            <w:r>
+              <w:rPr>
+                <w:rFonts w:ascii="Consolas" w:hAnsi="Consolas"/>
+                <w:color w:val="1E3A8A"/>
+                <w:sz w:val="18"/>
+              </w:rPr>
+              <w:t>AT_C = 50 · atemp</w:t>
+            </w:r>
+            <w:r>
+              <w:rPr>
+                <w:sz w:val="18"/>
+              </w:rPr>
+              <w:t xml:space="preserve">, </w:t>
+            </w:r>
+            <w:r>
+              <w:rPr>
+                <w:rFonts w:ascii="Consolas" w:hAnsi="Consolas"/>
+                <w:color w:val="1E3A8A"/>
+                <w:sz w:val="18"/>
+              </w:rPr>
+              <w:t>H_% = 100 · hum</w:t>
+            </w:r>
+            <w:r>
+              <w:rPr>
+                <w:sz w:val="18"/>
+              </w:rPr>
+              <w:t xml:space="preserve">, </w:t>
+            </w:r>
+            <w:r>
+              <w:rPr>
+                <w:rFonts w:ascii="Consolas" w:hAnsi="Consolas"/>
+                <w:color w:val="1E3A8A"/>
+                <w:sz w:val="18"/>
+              </w:rPr>
+              <w:t>W_kmh = 67 · windspeed</w:t>
+            </w:r>
+          </w:p>
+        </w:tc>
+        <w:tc>
+          <w:tcPr>
+            <w:tcW w:type="dxa" w:w="2448"/>
+            <w:shd w:val="clear" w:color="auto" w:fill="F8FAFC"/>
+          </w:tcPr>
+          <w:p>
+            <w:pPr>
+              <w:spacing w:before="40" w:after="40"/>
+            </w:pPr>
+            <w:r>
+              <w:rPr>
+                <w:sz w:val="18"/>
+              </w:rPr>
+            </w:r>
+            <w:r>
+              <w:rPr>
+                <w:sz w:val="18"/>
+              </w:rPr>
+              <w:t xml:space="preserve">Converts normalized </w:t>
+            </w:r>
+            <w:r>
+              <w:rPr>
+                <w:rFonts w:ascii="Consolas" w:hAnsi="Consolas"/>
+                <w:color w:val="1E3A8A"/>
+                <w:sz w:val="18"/>
+              </w:rPr>
+              <w:t>[0, 1]</w:t>
+            </w:r>
+            <w:r>
+              <w:rPr>
+                <w:sz w:val="18"/>
+              </w:rPr>
+              <w:t xml:space="preserve"> UCI weather features into physical units (</w:t>
+            </w:r>
+            <w:r>
+              <w:rPr>
+                <w:rFonts w:ascii="Consolas" w:hAnsi="Consolas"/>
+                <w:color w:val="1E3A8A"/>
+                <w:sz w:val="18"/>
+              </w:rPr>
+              <w:t>°C</w:t>
+            </w:r>
+            <w:r>
+              <w:rPr>
+                <w:sz w:val="18"/>
+              </w:rPr>
+              <w:t xml:space="preserve">, </w:t>
+            </w:r>
+            <w:r>
+              <w:rPr>
+                <w:rFonts w:ascii="Consolas" w:hAnsi="Consolas"/>
+                <w:color w:val="1E3A8A"/>
+                <w:sz w:val="18"/>
+              </w:rPr>
+              <w:t>%</w:t>
+            </w:r>
+            <w:r>
+              <w:rPr>
+                <w:sz w:val="18"/>
+              </w:rPr>
+              <w:t xml:space="preserve">, </w:t>
+            </w:r>
+            <w:r>
+              <w:rPr>
+                <w:rFonts w:ascii="Consolas" w:hAnsi="Consolas"/>
+                <w:color w:val="1E3A8A"/>
+                <w:sz w:val="18"/>
+              </w:rPr>
+              <w:t>km/h</w:t>
+            </w:r>
+            <w:r>
+              <w:rPr>
+                <w:sz w:val="18"/>
+              </w:rPr>
+              <w:t>).</w:t>
+            </w:r>
+          </w:p>
+        </w:tc>
+      </w:tr>
+      <w:tr>
+        <w:tc>
+          <w:tcPr>
+            <w:tcW w:type="dxa" w:w="2448"/>
+          </w:tcPr>
+          <w:p>
+            <w:pPr>
+              <w:spacing w:before="40" w:after="40"/>
+            </w:pPr>
+            <w:r>
+              <w:rPr>
+                <w:sz w:val="18"/>
+              </w:rPr>
+            </w:r>
+            <w:r>
+              <w:rPr>
+                <w:b/>
+                <w:sz w:val="18"/>
+              </w:rPr>
+              <w:t>4</w:t>
+            </w:r>
+          </w:p>
+        </w:tc>
+        <w:tc>
+          <w:tcPr>
+            <w:tcW w:type="dxa" w:w="2448"/>
+          </w:tcPr>
+          <w:p>
+            <w:pPr>
+              <w:spacing w:before="40" w:after="40"/>
+            </w:pPr>
+            <w:r>
+              <w:rPr>
+                <w:sz w:val="18"/>
+              </w:rPr>
+            </w:r>
+            <w:r>
+              <w:rPr>
+                <w:b/>
+                <w:sz w:val="18"/>
+              </w:rPr>
+              <w:t>Daily Commuting-Window Total</w:t>
+            </w:r>
+          </w:p>
+        </w:tc>
+        <w:tc>
+          <w:tcPr>
+            <w:tcW w:type="dxa" w:w="2448"/>
+          </w:tcPr>
+          <w:p>
+            <w:pPr>
+              <w:spacing w:before="40" w:after="40"/>
+            </w:pPr>
+            <w:r>
+              <w:rPr>
+                <w:sz w:val="18"/>
+              </w:rPr>
+            </w:r>
+            <w:r>
+              <w:rPr>
+                <w:rFonts w:ascii="Consolas" w:hAnsi="Consolas"/>
+                <w:color w:val="1E3A8A"/>
+                <w:sz w:val="18"/>
+              </w:rPr>
+              <w:t>Y_d = Σ cnt_{d,h}</w:t>
+            </w:r>
+            <w:r>
+              <w:rPr>
+                <w:sz w:val="18"/>
+              </w:rPr>
+              <w:t xml:space="preserve"> for </w:t>
+            </w:r>
+            <w:r>
+              <w:rPr>
+                <w:rFonts w:ascii="Consolas" w:hAnsi="Consolas"/>
+                <w:color w:val="1E3A8A"/>
+                <w:sz w:val="18"/>
+              </w:rPr>
+              <w:t>h ∈ {7, 8, 16, 17, 18}</w:t>
+            </w:r>
+            <w:r>
+              <w:rPr>
+                <w:sz w:val="18"/>
+              </w:rPr>
+              <w:t xml:space="preserve"> (</w:t>
+            </w:r>
+            <w:r>
+              <w:rPr>
+                <w:rFonts w:ascii="Consolas" w:hAnsi="Consolas"/>
+                <w:color w:val="1E3A8A"/>
+                <w:sz w:val="18"/>
+              </w:rPr>
+              <w:t>N = 731</w:t>
+            </w:r>
+            <w:r>
+              <w:rPr>
+                <w:sz w:val="18"/>
+              </w:rPr>
+              <w:t xml:space="preserve"> days)</w:t>
+            </w:r>
+          </w:p>
+        </w:tc>
+        <w:tc>
+          <w:tcPr>
+            <w:tcW w:type="dxa" w:w="2448"/>
+          </w:tcPr>
+          <w:p>
+            <w:pPr>
+              <w:spacing w:before="40" w:after="40"/>
+            </w:pPr>
+            <w:r>
+              <w:rPr>
+                <w:sz w:val="18"/>
+              </w:rPr>
+            </w:r>
+            <w:r>
+              <w:rPr>
+                <w:sz w:val="18"/>
+              </w:rPr>
+              <w:t xml:space="preserve">Working mean </w:t>
+            </w:r>
+            <w:r>
+              <w:rPr>
+                <w:rFonts w:ascii="Consolas" w:hAnsi="Consolas"/>
+                <w:color w:val="1E3A8A"/>
+                <w:sz w:val="18"/>
+              </w:rPr>
+              <w:t>Ȳ₁ = 2,068.5</w:t>
+            </w:r>
+            <w:r>
+              <w:rPr>
+                <w:sz w:val="18"/>
+              </w:rPr>
+              <w:t xml:space="preserve"> (</w:t>
+            </w:r>
+            <w:r>
+              <w:rPr>
+                <w:rFonts w:ascii="Consolas" w:hAnsi="Consolas"/>
+                <w:color w:val="1E3A8A"/>
+                <w:sz w:val="18"/>
+              </w:rPr>
+              <w:t>n₁ = 500</w:t>
+            </w:r>
+            <w:r>
+              <w:rPr>
+                <w:sz w:val="18"/>
+              </w:rPr>
+              <w:t xml:space="preserve">) vs. Non-working mean </w:t>
+            </w:r>
+            <w:r>
+              <w:rPr>
+                <w:rFonts w:ascii="Consolas" w:hAnsi="Consolas"/>
+                <w:color w:val="1E3A8A"/>
+                <w:sz w:val="18"/>
+              </w:rPr>
+              <w:t>Ȳ₀ = 1,105.2</w:t>
+            </w:r>
+            <w:r>
+              <w:rPr>
+                <w:sz w:val="18"/>
+              </w:rPr>
+              <w:t xml:space="preserve"> (</w:t>
+            </w:r>
+            <w:r>
+              <w:rPr>
+                <w:rFonts w:ascii="Consolas" w:hAnsi="Consolas"/>
+                <w:color w:val="1E3A8A"/>
+                <w:sz w:val="18"/>
+              </w:rPr>
+              <w:t>n₀ = 231</w:t>
+            </w:r>
+            <w:r>
+              <w:rPr>
+                <w:sz w:val="18"/>
+              </w:rPr>
+              <w:t>).</w:t>
+            </w:r>
+          </w:p>
+        </w:tc>
+      </w:tr>
+      <w:tr>
+        <w:tc>
+          <w:tcPr>
+            <w:tcW w:type="dxa" w:w="2448"/>
+            <w:shd w:val="clear" w:color="auto" w:fill="F8FAFC"/>
+          </w:tcPr>
+          <w:p>
+            <w:pPr>
+              <w:spacing w:before="40" w:after="40"/>
+            </w:pPr>
+            <w:r>
+              <w:rPr>
+                <w:sz w:val="18"/>
+              </w:rPr>
+            </w:r>
+            <w:r>
+              <w:rPr>
+                <w:b/>
+                <w:sz w:val="18"/>
+              </w:rPr>
+              <w:t>5</w:t>
+            </w:r>
+          </w:p>
+        </w:tc>
+        <w:tc>
+          <w:tcPr>
+            <w:tcW w:type="dxa" w:w="2448"/>
+            <w:shd w:val="clear" w:color="auto" w:fill="F8FAFC"/>
+          </w:tcPr>
+          <w:p>
+            <w:pPr>
+              <w:spacing w:before="40" w:after="40"/>
+            </w:pPr>
+            <w:r>
+              <w:rPr>
+                <w:sz w:val="18"/>
+              </w:rPr>
+            </w:r>
+            <w:r>
+              <w:rPr>
+                <w:b/>
+                <w:sz w:val="18"/>
+              </w:rPr>
+              <w:t>Welch's Unequal-Variance t-Test</w:t>
+            </w:r>
+          </w:p>
+        </w:tc>
+        <w:tc>
+          <w:tcPr>
+            <w:tcW w:type="dxa" w:w="2448"/>
+            <w:shd w:val="clear" w:color="auto" w:fill="F8FAFC"/>
+          </w:tcPr>
+          <w:p>
+            <w:pPr>
+              <w:spacing w:before="40" w:after="40"/>
+            </w:pPr>
+            <w:r>
+              <w:rPr>
+                <w:sz w:val="18"/>
+              </w:rPr>
+            </w:r>
+            <w:r>
+              <w:rPr>
+                <w:rFonts w:ascii="Consolas" w:hAnsi="Consolas"/>
+                <w:color w:val="1E3A8A"/>
+                <w:sz w:val="18"/>
+              </w:rPr>
+              <w:t>t = (Ȳ₁ - Ȳ₀) / √(s₁²/n₁ + s₀²/n₀)</w:t>
+            </w:r>
+          </w:p>
+        </w:tc>
+        <w:tc>
+          <w:tcPr>
+            <w:tcW w:type="dxa" w:w="2448"/>
+            <w:shd w:val="clear" w:color="auto" w:fill="F8FAFC"/>
+          </w:tcPr>
+          <w:p>
+            <w:pPr>
+              <w:spacing w:before="40" w:after="40"/>
+            </w:pPr>
+            <w:r>
+              <w:rPr>
+                <w:sz w:val="18"/>
+              </w:rPr>
+            </w:r>
+            <w:r>
+              <w:rPr>
+                <w:rFonts w:ascii="Consolas" w:hAnsi="Consolas"/>
+                <w:color w:val="1E3A8A"/>
+                <w:sz w:val="18"/>
+              </w:rPr>
+              <w:t>t = 17.958</w:t>
+            </w:r>
+            <w:r>
+              <w:rPr>
+                <w:sz w:val="18"/>
+              </w:rPr>
+              <w:t xml:space="preserve">, Satterthwaite </w:t>
+            </w:r>
+            <w:r>
+              <w:rPr>
+                <w:rFonts w:ascii="Consolas" w:hAnsi="Consolas"/>
+                <w:color w:val="1E3A8A"/>
+                <w:sz w:val="18"/>
+              </w:rPr>
+              <w:t>df = 645.6</w:t>
+            </w:r>
+            <w:r>
+              <w:rPr>
+                <w:sz w:val="18"/>
+              </w:rPr>
+              <w:t xml:space="preserve">, one-sided </w:t>
+            </w:r>
+            <w:r>
+              <w:rPr>
+                <w:rFonts w:ascii="Consolas" w:hAnsi="Consolas"/>
+                <w:color w:val="1E3A8A"/>
+                <w:sz w:val="18"/>
+              </w:rPr>
+              <w:t>p = 4.33 × 10⁻⁵⁹</w:t>
+            </w:r>
+            <w:r>
+              <w:rPr>
+                <w:sz w:val="18"/>
+              </w:rPr>
+              <w:t xml:space="preserve">, mean diff </w:t>
+            </w:r>
+            <w:r>
+              <w:rPr>
+                <w:rFonts w:ascii="Consolas" w:hAnsi="Consolas"/>
+                <w:color w:val="1E3A8A"/>
+                <w:sz w:val="18"/>
+              </w:rPr>
+              <w:t>Δ = +963.3</w:t>
+            </w:r>
+            <w:r>
+              <w:rPr>
+                <w:sz w:val="18"/>
+              </w:rPr>
+              <w:t xml:space="preserve"> (</w:t>
+            </w:r>
+            <w:r>
+              <w:rPr>
+                <w:rFonts w:ascii="Consolas" w:hAnsi="Consolas"/>
+                <w:color w:val="1E3A8A"/>
+                <w:sz w:val="18"/>
+              </w:rPr>
+              <w:t>95% CI: [858.0, 1,068.7]</w:t>
+            </w:r>
+            <w:r>
+              <w:rPr>
+                <w:sz w:val="18"/>
+              </w:rPr>
+              <w:t>).</w:t>
+            </w:r>
+          </w:p>
+        </w:tc>
+      </w:tr>
+      <w:tr>
+        <w:tc>
+          <w:tcPr>
+            <w:tcW w:type="dxa" w:w="2448"/>
+          </w:tcPr>
+          <w:p>
+            <w:pPr>
+              <w:spacing w:before="40" w:after="40"/>
+            </w:pPr>
+            <w:r>
+              <w:rPr>
+                <w:sz w:val="18"/>
+              </w:rPr>
+            </w:r>
+            <w:r>
+              <w:rPr>
+                <w:b/>
+                <w:sz w:val="18"/>
+              </w:rPr>
+              <w:t>6</w:t>
+            </w:r>
+          </w:p>
+        </w:tc>
+        <w:tc>
+          <w:tcPr>
+            <w:tcW w:type="dxa" w:w="2448"/>
+          </w:tcPr>
+          <w:p>
+            <w:pPr>
+              <w:spacing w:before="40" w:after="40"/>
+            </w:pPr>
+            <w:r>
+              <w:rPr>
+                <w:sz w:val="18"/>
+              </w:rPr>
+            </w:r>
+            <w:r>
+              <w:rPr>
+                <w:b/>
+                <w:sz w:val="18"/>
+              </w:rPr>
+              <w:t>Hedges' g Effect Size</w:t>
+            </w:r>
+          </w:p>
+        </w:tc>
+        <w:tc>
+          <w:tcPr>
+            <w:tcW w:type="dxa" w:w="2448"/>
+          </w:tcPr>
+          <w:p>
+            <w:pPr>
+              <w:spacing w:before="40" w:after="40"/>
+            </w:pPr>
+            <w:r>
+              <w:rPr>
+                <w:sz w:val="18"/>
+              </w:rPr>
+            </w:r>
+            <w:r>
+              <w:rPr>
+                <w:rFonts w:ascii="Consolas" w:hAnsi="Consolas"/>
+                <w:color w:val="1E3A8A"/>
+                <w:sz w:val="18"/>
+              </w:rPr>
+              <w:t>g = J(df) · (Ȳ₁ - Ȳ₀) / s_pooled</w:t>
+            </w:r>
+          </w:p>
+        </w:tc>
+        <w:tc>
+          <w:tcPr>
+            <w:tcW w:type="dxa" w:w="2448"/>
+          </w:tcPr>
+          <w:p>
+            <w:pPr>
+              <w:spacing w:before="40" w:after="40"/>
+            </w:pPr>
+            <w:r>
+              <w:rPr>
+                <w:sz w:val="18"/>
+              </w:rPr>
+            </w:r>
+            <w:r>
+              <w:rPr>
+                <w:rFonts w:ascii="Consolas" w:hAnsi="Consolas"/>
+                <w:color w:val="1E3A8A"/>
+                <w:sz w:val="18"/>
+              </w:rPr>
+              <w:t>g = 1.231</w:t>
+            </w:r>
+            <w:r>
+              <w:rPr>
+                <w:sz w:val="18"/>
+              </w:rPr>
+              <w:t xml:space="preserve"> (Very Large effect size; exceeds </w:t>
+            </w:r>
+            <w:r>
+              <w:rPr>
+                <w:rFonts w:ascii="Consolas" w:hAnsi="Consolas"/>
+                <w:color w:val="1E3A8A"/>
+                <w:sz w:val="18"/>
+              </w:rPr>
+              <w:t>0.80</w:t>
+            </w:r>
+            <w:r>
+              <w:rPr>
+                <w:sz w:val="18"/>
+              </w:rPr>
+              <w:t xml:space="preserve"> benchmark by </w:t>
+            </w:r>
+            <w:r>
+              <w:rPr>
+                <w:rFonts w:ascii="Consolas" w:hAnsi="Consolas"/>
+                <w:color w:val="1E3A8A"/>
+                <w:sz w:val="18"/>
+              </w:rPr>
+              <w:t>54%</w:t>
+            </w:r>
+            <w:r>
+              <w:rPr>
+                <w:sz w:val="18"/>
+              </w:rPr>
+              <w:t>).</w:t>
+            </w:r>
+          </w:p>
+        </w:tc>
+      </w:tr>
+      <w:tr>
+        <w:tc>
+          <w:tcPr>
+            <w:tcW w:type="dxa" w:w="2448"/>
+            <w:shd w:val="clear" w:color="auto" w:fill="F8FAFC"/>
+          </w:tcPr>
+          <w:p>
+            <w:pPr>
+              <w:spacing w:before="40" w:after="40"/>
+            </w:pPr>
+            <w:r>
+              <w:rPr>
+                <w:sz w:val="18"/>
+              </w:rPr>
+            </w:r>
+            <w:r>
+              <w:rPr>
+                <w:b/>
+                <w:sz w:val="18"/>
+              </w:rPr>
+              <w:t>7</w:t>
+            </w:r>
+          </w:p>
+        </w:tc>
+        <w:tc>
+          <w:tcPr>
+            <w:tcW w:type="dxa" w:w="2448"/>
+            <w:shd w:val="clear" w:color="auto" w:fill="F8FAFC"/>
+          </w:tcPr>
+          <w:p>
+            <w:pPr>
+              <w:spacing w:before="40" w:after="40"/>
+            </w:pPr>
+            <w:r>
+              <w:rPr>
+                <w:sz w:val="18"/>
+              </w:rPr>
+            </w:r>
+            <w:r>
+              <w:rPr>
+                <w:b/>
+                <w:sz w:val="18"/>
+              </w:rPr>
+              <w:t>Mann-Whitney U &amp; Rank-Biserial</w:t>
+            </w:r>
+          </w:p>
+        </w:tc>
+        <w:tc>
+          <w:tcPr>
+            <w:tcW w:type="dxa" w:w="2448"/>
+            <w:shd w:val="clear" w:color="auto" w:fill="F8FAFC"/>
+          </w:tcPr>
+          <w:p>
+            <w:pPr>
+              <w:spacing w:before="40" w:after="40"/>
+            </w:pPr>
+            <w:r>
+              <w:rPr>
+                <w:sz w:val="18"/>
+              </w:rPr>
+            </w:r>
+            <w:r>
+              <w:rPr>
+                <w:rFonts w:ascii="Consolas" w:hAnsi="Consolas"/>
+                <w:color w:val="1E3A8A"/>
+                <w:sz w:val="18"/>
+              </w:rPr>
+              <w:t>r_rb = (2 · U) / (n₁ · n₀) - 1</w:t>
+            </w:r>
+          </w:p>
+        </w:tc>
+        <w:tc>
+          <w:tcPr>
+            <w:tcW w:type="dxa" w:w="2448"/>
+            <w:shd w:val="clear" w:color="auto" w:fill="F8FAFC"/>
+          </w:tcPr>
+          <w:p>
+            <w:pPr>
+              <w:spacing w:before="40" w:after="40"/>
+            </w:pPr>
+            <w:r>
+              <w:rPr>
+                <w:sz w:val="18"/>
+              </w:rPr>
+            </w:r>
+            <w:r>
+              <w:rPr>
+                <w:rFonts w:ascii="Consolas" w:hAnsi="Consolas"/>
+                <w:color w:val="1E3A8A"/>
+                <w:sz w:val="18"/>
+              </w:rPr>
+              <w:t>U = 94,178.5</w:t>
+            </w:r>
+            <w:r>
+              <w:rPr>
+                <w:sz w:val="18"/>
+              </w:rPr>
+              <w:t xml:space="preserve">, one-sided </w:t>
+            </w:r>
+            <w:r>
+              <w:rPr>
+                <w:rFonts w:ascii="Consolas" w:hAnsi="Consolas"/>
+                <w:color w:val="1E3A8A"/>
+                <w:sz w:val="18"/>
+              </w:rPr>
+              <w:t>p = 3.65 × 10⁻⁴³</w:t>
+            </w:r>
+            <w:r>
+              <w:rPr>
+                <w:sz w:val="18"/>
+              </w:rPr>
+              <w:t xml:space="preserve">, </w:t>
+            </w:r>
+            <w:r>
+              <w:rPr>
+                <w:rFonts w:ascii="Consolas" w:hAnsi="Consolas"/>
+                <w:color w:val="1E3A8A"/>
+                <w:sz w:val="18"/>
+              </w:rPr>
+              <w:t>r_rb = 0.631</w:t>
+            </w:r>
+            <w:r>
+              <w:rPr>
+                <w:sz w:val="18"/>
+              </w:rPr>
+              <w:t xml:space="preserve"> (nonparametric confirmation).</w:t>
+            </w:r>
+          </w:p>
+        </w:tc>
+      </w:tr>
+      <w:tr>
+        <w:tc>
+          <w:tcPr>
+            <w:tcW w:type="dxa" w:w="2448"/>
+          </w:tcPr>
+          <w:p>
+            <w:pPr>
+              <w:spacing w:before="40" w:after="40"/>
+            </w:pPr>
+            <w:r>
+              <w:rPr>
+                <w:sz w:val="18"/>
+              </w:rPr>
+            </w:r>
+            <w:r>
+              <w:rPr>
+                <w:b/>
+                <w:sz w:val="18"/>
+              </w:rPr>
+              <w:t>8</w:t>
+            </w:r>
+          </w:p>
+        </w:tc>
+        <w:tc>
+          <w:tcPr>
+            <w:tcW w:type="dxa" w:w="2448"/>
+          </w:tcPr>
+          <w:p>
+            <w:pPr>
+              <w:spacing w:before="40" w:after="40"/>
+            </w:pPr>
+            <w:r>
+              <w:rPr>
+                <w:sz w:val="18"/>
+              </w:rPr>
+            </w:r>
+            <w:r>
+              <w:rPr>
+                <w:b/>
+                <w:sz w:val="18"/>
+              </w:rPr>
+              <w:t>Newey-West HAC Semilog OLS</w:t>
+            </w:r>
+          </w:p>
+        </w:tc>
+        <w:tc>
+          <w:tcPr>
+            <w:tcW w:type="dxa" w:w="2448"/>
+          </w:tcPr>
+          <w:p>
+            <w:pPr>
+              <w:spacing w:before="40" w:after="40"/>
+            </w:pPr>
+            <w:r>
+              <w:rPr>
+                <w:sz w:val="18"/>
+              </w:rPr>
+            </w:r>
+            <w:r>
+              <w:rPr>
+                <w:rFonts w:ascii="Consolas" w:hAnsi="Consolas"/>
+                <w:color w:val="1E3A8A"/>
+                <w:sz w:val="18"/>
+              </w:rPr>
+              <w:t>log(1 + Y_d) = β₀ + β₁·workingday_d + β₂·temp_d + β₃·temp_d² + β₄·hum_d + β₅·windspeed_d + γ_weather + δ_mnth + θ·yr_d + ε_d</w:t>
+            </w:r>
+          </w:p>
+        </w:tc>
+        <w:tc>
+          <w:tcPr>
+            <w:tcW w:type="dxa" w:w="2448"/>
+          </w:tcPr>
+          <w:p>
+            <w:pPr>
+              <w:spacing w:before="40" w:after="40"/>
+            </w:pPr>
+            <w:r>
+              <w:rPr>
+                <w:sz w:val="18"/>
+              </w:rPr>
+            </w:r>
+            <w:r>
+              <w:rPr>
+                <w:rFonts w:ascii="Consolas" w:hAnsi="Consolas"/>
+                <w:color w:val="1E3A8A"/>
+                <w:sz w:val="18"/>
+              </w:rPr>
+              <w:t>β̂₁ = +0.6372</w:t>
+            </w:r>
+            <w:r>
+              <w:rPr>
+                <w:sz w:val="18"/>
+              </w:rPr>
+              <w:t xml:space="preserve"> (</w:t>
+            </w:r>
+            <w:r>
+              <w:rPr>
+                <w:rFonts w:ascii="Consolas" w:hAnsi="Consolas"/>
+                <w:color w:val="1E3A8A"/>
+                <w:sz w:val="18"/>
+              </w:rPr>
+              <w:t>HAC z = 19.50</w:t>
+            </w:r>
+            <w:r>
+              <w:rPr>
+                <w:sz w:val="18"/>
+              </w:rPr>
+              <w:t xml:space="preserve">, </w:t>
+            </w:r>
+            <w:r>
+              <w:rPr>
+                <w:rFonts w:ascii="Consolas" w:hAnsi="Consolas"/>
+                <w:color w:val="1E3A8A"/>
+                <w:sz w:val="18"/>
+              </w:rPr>
+              <w:t>p = 5.85 × 10⁻⁸⁵</w:t>
+            </w:r>
+            <w:r>
+              <w:rPr>
+                <w:sz w:val="18"/>
+              </w:rPr>
+              <w:t xml:space="preserve">), implying </w:t>
+            </w:r>
+            <w:r>
+              <w:rPr>
+                <w:rFonts w:ascii="Consolas" w:hAnsi="Consolas"/>
+                <w:color w:val="1E3A8A"/>
+                <w:sz w:val="18"/>
+              </w:rPr>
+              <w:t>exp(β̂₁) = 1.89×</w:t>
+            </w:r>
+            <w:r>
+              <w:rPr>
+                <w:sz w:val="18"/>
+              </w:rPr>
+              <w:t xml:space="preserve"> multiplier (</w:t>
+            </w:r>
+            <w:r>
+              <w:rPr>
+                <w:rFonts w:ascii="Consolas" w:hAnsi="Consolas"/>
+                <w:color w:val="1E3A8A"/>
+                <w:sz w:val="18"/>
+              </w:rPr>
+              <w:t>R² = 0.682</w:t>
+            </w:r>
+            <w:r>
+              <w:rPr>
+                <w:sz w:val="18"/>
+              </w:rPr>
+              <w:t>).</w:t>
+            </w:r>
+          </w:p>
+        </w:tc>
+      </w:tr>
+      <w:tr>
+        <w:tc>
+          <w:tcPr>
+            <w:tcW w:type="dxa" w:w="2448"/>
+            <w:shd w:val="clear" w:color="auto" w:fill="F8FAFC"/>
+          </w:tcPr>
+          <w:p>
+            <w:pPr>
+              <w:spacing w:before="40" w:after="40"/>
+            </w:pPr>
+            <w:r>
+              <w:rPr>
+                <w:sz w:val="18"/>
+              </w:rPr>
+            </w:r>
+            <w:r>
+              <w:rPr>
+                <w:b/>
+                <w:sz w:val="18"/>
+              </w:rPr>
+              <w:t>9</w:t>
+            </w:r>
+          </w:p>
+        </w:tc>
+        <w:tc>
+          <w:tcPr>
+            <w:tcW w:type="dxa" w:w="2448"/>
+            <w:shd w:val="clear" w:color="auto" w:fill="F8FAFC"/>
+          </w:tcPr>
+          <w:p>
+            <w:pPr>
+              <w:spacing w:before="40" w:after="40"/>
+            </w:pPr>
+            <w:r>
+              <w:rPr>
+                <w:sz w:val="18"/>
+              </w:rPr>
+            </w:r>
+            <w:r>
+              <w:rPr>
+                <w:b/>
+                <w:sz w:val="18"/>
+              </w:rPr>
+              <w:t>Log1p Target Transformation</w:t>
+            </w:r>
+          </w:p>
+        </w:tc>
+        <w:tc>
+          <w:tcPr>
+            <w:tcW w:type="dxa" w:w="2448"/>
+            <w:shd w:val="clear" w:color="auto" w:fill="F8FAFC"/>
+          </w:tcPr>
+          <w:p>
+            <w:pPr>
+              <w:spacing w:before="40" w:after="40"/>
+            </w:pPr>
+            <w:r>
+              <w:rPr>
+                <w:sz w:val="18"/>
+              </w:rPr>
+            </w:r>
+            <w:r>
+              <w:rPr>
+                <w:sz w:val="18"/>
+              </w:rPr>
+              <w:t xml:space="preserve">Forward: </w:t>
+            </w:r>
+            <w:r>
+              <w:rPr>
+                <w:rFonts w:ascii="Consolas" w:hAnsi="Consolas"/>
+                <w:color w:val="1E3A8A"/>
+                <w:sz w:val="18"/>
+              </w:rPr>
+              <w:t>z_{d,h} = log(1 + cnt_{d,h})</w:t>
+            </w:r>
+            <w:r>
+              <w:rPr>
+                <w:sz w:val="18"/>
+              </w:rPr>
+              <w:t xml:space="preserve">; Inverse: </w:t>
+            </w:r>
+            <w:r>
+              <w:rPr>
+                <w:rFonts w:ascii="Consolas" w:hAnsi="Consolas"/>
+                <w:color w:val="1E3A8A"/>
+                <w:sz w:val="18"/>
+              </w:rPr>
+              <w:t>ŷ_{d,h} = max(0, exp(ẑ_{d,h}) - 1)</w:t>
+            </w:r>
+          </w:p>
+        </w:tc>
+        <w:tc>
+          <w:tcPr>
+            <w:tcW w:type="dxa" w:w="2448"/>
+            <w:shd w:val="clear" w:color="auto" w:fill="F8FAFC"/>
+          </w:tcPr>
+          <w:p>
+            <w:pPr>
+              <w:spacing w:before="40" w:after="40"/>
+            </w:pPr>
+            <w:r>
+              <w:rPr>
+                <w:sz w:val="18"/>
+              </w:rPr>
+            </w:r>
+            <w:r>
+              <w:rPr>
+                <w:sz w:val="18"/>
+              </w:rPr>
+              <w:t>Stabilizes heteroskedastic variance at peak hours and enforces nonnegative rental predictions.</w:t>
+            </w:r>
+          </w:p>
+        </w:tc>
+      </w:tr>
+      <w:tr>
+        <w:tc>
+          <w:tcPr>
+            <w:tcW w:type="dxa" w:w="2448"/>
+          </w:tcPr>
+          <w:p>
+            <w:pPr>
+              <w:spacing w:before="40" w:after="40"/>
+            </w:pPr>
+            <w:r>
+              <w:rPr>
+                <w:sz w:val="18"/>
+              </w:rPr>
+            </w:r>
+            <w:r>
+              <w:rPr>
+                <w:b/>
+                <w:sz w:val="18"/>
+              </w:rPr>
+              <w:t>10</w:t>
+            </w:r>
+          </w:p>
+        </w:tc>
+        <w:tc>
+          <w:tcPr>
+            <w:tcW w:type="dxa" w:w="2448"/>
+          </w:tcPr>
+          <w:p>
+            <w:pPr>
+              <w:spacing w:before="40" w:after="40"/>
+            </w:pPr>
+            <w:r>
+              <w:rPr>
+                <w:sz w:val="18"/>
+              </w:rPr>
+            </w:r>
+            <w:r>
+              <w:rPr>
+                <w:b/>
+                <w:sz w:val="18"/>
+              </w:rPr>
+              <w:t>Evaluation Metrics (Test Set)</w:t>
+            </w:r>
+          </w:p>
+        </w:tc>
+        <w:tc>
+          <w:tcPr>
+            <w:tcW w:type="dxa" w:w="2448"/>
+          </w:tcPr>
+          <w:p>
+            <w:pPr>
+              <w:spacing w:before="40" w:after="40"/>
+            </w:pPr>
+            <w:r>
+              <w:rPr>
+                <w:sz w:val="18"/>
+              </w:rPr>
+            </w:r>
+            <w:r>
+              <w:rPr>
+                <w:rFonts w:ascii="Consolas" w:hAnsi="Consolas"/>
+                <w:color w:val="1E3A8A"/>
+                <w:sz w:val="18"/>
+              </w:rPr>
+              <w:t>MAE = (1/N) Σ ∣y_i - ŷ_i∣</w:t>
+            </w:r>
+            <w:r>
+              <w:rPr>
+                <w:sz w:val="18"/>
+              </w:rPr>
+              <w:t xml:space="preserve">, </w:t>
+            </w:r>
+            <w:r>
+              <w:rPr>
+                <w:rFonts w:ascii="Consolas" w:hAnsi="Consolas"/>
+                <w:color w:val="1E3A8A"/>
+                <w:sz w:val="18"/>
+              </w:rPr>
+              <w:t>RMSE = √((1/N) Σ (y_i - ŷ_i)²)</w:t>
+            </w:r>
+            <w:r>
+              <w:rPr>
+                <w:sz w:val="18"/>
+              </w:rPr>
+              <w:t xml:space="preserve">, </w:t>
+            </w:r>
+            <w:r>
+              <w:rPr>
+                <w:rFonts w:ascii="Consolas" w:hAnsi="Consolas"/>
+                <w:color w:val="1E3A8A"/>
+                <w:sz w:val="18"/>
+              </w:rPr>
+              <w:t>R² = 1 - Σ(y_i - ŷ_i)² / Σ(y_i - ȳ)²</w:t>
+            </w:r>
+          </w:p>
+        </w:tc>
+        <w:tc>
+          <w:tcPr>
+            <w:tcW w:type="dxa" w:w="2448"/>
+          </w:tcPr>
+          <w:p>
+            <w:pPr>
+              <w:spacing w:before="40" w:after="40"/>
+            </w:pPr>
+            <w:r>
+              <w:rPr>
+                <w:sz w:val="18"/>
+              </w:rPr>
+            </w:r>
+            <w:r>
+              <w:rPr>
+                <w:sz w:val="18"/>
+              </w:rPr>
+              <w:t xml:space="preserve">Test </w:t>
+            </w:r>
+            <w:r>
+              <w:rPr>
+                <w:rFonts w:ascii="Consolas" w:hAnsi="Consolas"/>
+                <w:color w:val="1E3A8A"/>
+                <w:sz w:val="18"/>
+              </w:rPr>
+              <w:t>MAE = 43.54</w:t>
+            </w:r>
+            <w:r>
+              <w:rPr>
+                <w:sz w:val="18"/>
+              </w:rPr>
+              <w:t xml:space="preserve">, </w:t>
+            </w:r>
+            <w:r>
+              <w:rPr>
+                <w:rFonts w:ascii="Consolas" w:hAnsi="Consolas"/>
+                <w:color w:val="1E3A8A"/>
+                <w:sz w:val="18"/>
+              </w:rPr>
+              <w:t>RMSE = 68.18</w:t>
+            </w:r>
+            <w:r>
+              <w:rPr>
+                <w:sz w:val="18"/>
+              </w:rPr>
+              <w:t xml:space="preserve">, </w:t>
+            </w:r>
+            <w:r>
+              <w:rPr>
+                <w:rFonts w:ascii="Consolas" w:hAnsi="Consolas"/>
+                <w:color w:val="1E3A8A"/>
+                <w:sz w:val="18"/>
+              </w:rPr>
+              <w:t>R² = 0.9037</w:t>
+            </w:r>
+            <w:r>
+              <w:rPr>
+                <w:sz w:val="18"/>
+              </w:rPr>
+              <w:t xml:space="preserve"> on </w:t>
+            </w:r>
+            <w:r>
+              <w:rPr>
+                <w:rFonts w:ascii="Consolas" w:hAnsi="Consolas"/>
+                <w:color w:val="1E3A8A"/>
+                <w:sz w:val="18"/>
+              </w:rPr>
+              <w:t>Jul–Dec 2012</w:t>
+            </w:r>
+            <w:r>
+              <w:rPr>
+                <w:sz w:val="18"/>
+              </w:rPr>
+              <w:t xml:space="preserve"> (</w:t>
+            </w:r>
+            <w:r>
+              <w:rPr>
+                <w:rFonts w:ascii="Consolas" w:hAnsi="Consolas"/>
+                <w:color w:val="1E3A8A"/>
+                <w:sz w:val="18"/>
+              </w:rPr>
+              <w:t>59.4%</w:t>
+            </w:r>
+            <w:r>
+              <w:rPr>
+                <w:sz w:val="18"/>
+              </w:rPr>
+              <w:t xml:space="preserve"> MAE reduction vs. baseline).</w:t>
+            </w:r>
+          </w:p>
+        </w:tc>
+      </w:tr>
+      <w:tr>
+        <w:tc>
+          <w:tcPr>
+            <w:tcW w:type="dxa" w:w="2448"/>
+            <w:shd w:val="clear" w:color="auto" w:fill="F8FAFC"/>
+          </w:tcPr>
+          <w:p>
+            <w:pPr>
+              <w:spacing w:before="40" w:after="40"/>
+            </w:pPr>
+            <w:r>
+              <w:rPr>
+                <w:sz w:val="18"/>
+              </w:rPr>
+            </w:r>
+            <w:r>
+              <w:rPr>
+                <w:b/>
+                <w:sz w:val="18"/>
+              </w:rPr>
+              <w:t>11</w:t>
+            </w:r>
+          </w:p>
+        </w:tc>
+        <w:tc>
+          <w:tcPr>
+            <w:tcW w:type="dxa" w:w="2448"/>
+            <w:shd w:val="clear" w:color="auto" w:fill="F8FAFC"/>
+          </w:tcPr>
+          <w:p>
+            <w:pPr>
+              <w:spacing w:before="40" w:after="40"/>
+            </w:pPr>
+            <w:r>
+              <w:rPr>
+                <w:sz w:val="18"/>
+              </w:rPr>
+            </w:r>
+            <w:r>
+              <w:rPr>
+                <w:b/>
+                <w:sz w:val="18"/>
+              </w:rPr>
+              <w:t>Calibrated 80% Prediction Band</w:t>
+            </w:r>
+          </w:p>
+        </w:tc>
+        <w:tc>
+          <w:tcPr>
+            <w:tcW w:type="dxa" w:w="2448"/>
+            <w:shd w:val="clear" w:color="auto" w:fill="F8FAFC"/>
+          </w:tcPr>
+          <w:p>
+            <w:pPr>
+              <w:spacing w:before="40" w:after="40"/>
+            </w:pPr>
+            <w:r>
+              <w:rPr>
+                <w:sz w:val="18"/>
+              </w:rPr>
+            </w:r>
+            <w:r>
+              <w:rPr>
+                <w:rFonts w:ascii="Consolas" w:hAnsi="Consolas"/>
+                <w:color w:val="1E3A8A"/>
+                <w:sz w:val="18"/>
+              </w:rPr>
+              <w:t>[L̂_{d,h}, Û_{d,h}] = [max(0, ŷ_{d,h} + q_0.10(r_bucket)), max(0, ŷ_{d,h} + q_0.90(r_bucket))]</w:t>
+            </w:r>
+          </w:p>
+        </w:tc>
+        <w:tc>
+          <w:tcPr>
+            <w:tcW w:type="dxa" w:w="2448"/>
+            <w:shd w:val="clear" w:color="auto" w:fill="F8FAFC"/>
+          </w:tcPr>
+          <w:p>
+            <w:pPr>
+              <w:spacing w:before="40" w:after="40"/>
+            </w:pPr>
+            <w:r>
+              <w:rPr>
+                <w:sz w:val="18"/>
+              </w:rPr>
+            </w:r>
+            <w:r>
+              <w:rPr>
+                <w:sz w:val="18"/>
+              </w:rPr>
+              <w:t xml:space="preserve">Achieves </w:t>
+            </w:r>
+            <w:r>
+              <w:rPr>
+                <w:rFonts w:ascii="Consolas" w:hAnsi="Consolas"/>
+                <w:color w:val="1E3A8A"/>
+                <w:sz w:val="18"/>
+              </w:rPr>
+              <w:t>79.8%</w:t>
+            </w:r>
+            <w:r>
+              <w:rPr>
+                <w:sz w:val="18"/>
+              </w:rPr>
+              <w:t xml:space="preserve"> empirical coverage on held-out </w:t>
+            </w:r>
+            <w:r>
+              <w:rPr>
+                <w:rFonts w:ascii="Consolas" w:hAnsi="Consolas"/>
+                <w:color w:val="1E3A8A"/>
+                <w:sz w:val="18"/>
+              </w:rPr>
+              <w:t>2012</w:t>
+            </w:r>
+            <w:r>
+              <w:rPr>
+                <w:sz w:val="18"/>
+              </w:rPr>
+              <w:t xml:space="preserve"> test period (target </w:t>
+            </w:r>
+            <w:r>
+              <w:rPr>
+                <w:rFonts w:ascii="Consolas" w:hAnsi="Consolas"/>
+                <w:color w:val="1E3A8A"/>
+                <w:sz w:val="18"/>
+              </w:rPr>
+              <w:t>80.0%</w:t>
+            </w:r>
+            <w:r>
+              <w:rPr>
+                <w:sz w:val="18"/>
+              </w:rPr>
+              <w:t>).</w:t>
+            </w:r>
+          </w:p>
+        </w:tc>
+      </w:tr>
+      <w:tr>
+        <w:tc>
+          <w:tcPr>
+            <w:tcW w:type="dxa" w:w="2448"/>
+          </w:tcPr>
+          <w:p>
+            <w:pPr>
+              <w:spacing w:before="40" w:after="40"/>
+            </w:pPr>
+            <w:r>
+              <w:rPr>
+                <w:sz w:val="18"/>
+              </w:rPr>
+            </w:r>
+            <w:r>
+              <w:rPr>
+                <w:b/>
+                <w:sz w:val="18"/>
+              </w:rPr>
+              <w:t>12</w:t>
+            </w:r>
+          </w:p>
+        </w:tc>
+        <w:tc>
+          <w:tcPr>
+            <w:tcW w:type="dxa" w:w="2448"/>
+          </w:tcPr>
+          <w:p>
+            <w:pPr>
+              <w:spacing w:before="40" w:after="40"/>
+            </w:pPr>
+            <w:r>
+              <w:rPr>
+                <w:sz w:val="18"/>
+              </w:rPr>
+            </w:r>
+            <w:r>
+              <w:rPr>
+                <w:b/>
+                <w:sz w:val="18"/>
+              </w:rPr>
+              <w:t>Robust MAD Anomaly Z-Score</w:t>
+            </w:r>
+          </w:p>
+        </w:tc>
+        <w:tc>
+          <w:tcPr>
+            <w:tcW w:type="dxa" w:w="2448"/>
+          </w:tcPr>
+          <w:p>
+            <w:pPr>
+              <w:spacing w:before="40" w:after="40"/>
+            </w:pPr>
+            <w:r>
+              <w:rPr>
+                <w:sz w:val="18"/>
+              </w:rPr>
+            </w:r>
+            <w:r>
+              <w:rPr>
+                <w:rFonts w:ascii="Consolas" w:hAnsi="Consolas"/>
+                <w:color w:val="1E3A8A"/>
+                <w:sz w:val="18"/>
+              </w:rPr>
+              <w:t>r_d = y_d - ŷ_d^OOF</w:t>
+            </w:r>
+            <w:r>
+              <w:rPr>
+                <w:sz w:val="18"/>
+              </w:rPr>
+              <w:t xml:space="preserve">, </w:t>
+            </w:r>
+            <w:r>
+              <w:rPr>
+                <w:rFonts w:ascii="Consolas" w:hAnsi="Consolas"/>
+                <w:color w:val="1E3A8A"/>
+                <w:sz w:val="18"/>
+              </w:rPr>
+              <w:t>MAD = median(∣r_d - median(r)∣)</w:t>
+            </w:r>
+            <w:r>
+              <w:rPr>
+                <w:sz w:val="18"/>
+              </w:rPr>
+              <w:t xml:space="preserve">, </w:t>
+            </w:r>
+            <w:r>
+              <w:rPr>
+                <w:rFonts w:ascii="Consolas" w:hAnsi="Consolas"/>
+                <w:color w:val="1E3A8A"/>
+                <w:sz w:val="18"/>
+              </w:rPr>
+              <w:t>z_robust = 0.6745 · (r_d - median(r)) / MAD</w:t>
+            </w:r>
+          </w:p>
+        </w:tc>
+        <w:tc>
+          <w:tcPr>
+            <w:tcW w:type="dxa" w:w="2448"/>
+          </w:tcPr>
+          <w:p>
+            <w:pPr>
+              <w:spacing w:before="40" w:after="40"/>
+            </w:pPr>
+            <w:r>
+              <w:rPr>
+                <w:sz w:val="18"/>
+              </w:rPr>
+            </w:r>
+            <w:r>
+              <w:rPr>
+                <w:sz w:val="18"/>
+              </w:rPr>
+              <w:t xml:space="preserve">Flags </w:t>
+            </w:r>
+            <w:r>
+              <w:rPr>
+                <w:rFonts w:ascii="Consolas" w:hAnsi="Consolas"/>
+                <w:color w:val="1E3A8A"/>
+                <w:sz w:val="18"/>
+              </w:rPr>
+              <w:t>12</w:t>
+            </w:r>
+            <w:r>
+              <w:rPr>
+                <w:sz w:val="18"/>
+              </w:rPr>
+              <w:t xml:space="preserve"> major regime shocks (</w:t>
+            </w:r>
+            <w:r>
+              <w:rPr>
+                <w:rFonts w:ascii="Consolas" w:hAnsi="Consolas"/>
+                <w:color w:val="1E3A8A"/>
+                <w:sz w:val="18"/>
+              </w:rPr>
+              <w:t>∣z_robust∣ ≥ 3.0</w:t>
+            </w:r>
+            <w:r>
+              <w:rPr>
+                <w:sz w:val="18"/>
+              </w:rPr>
+              <w:t>), including Hurricane Sandy (</w:t>
+            </w:r>
+            <w:r>
+              <w:rPr>
+                <w:rFonts w:ascii="Consolas" w:hAnsi="Consolas"/>
+                <w:color w:val="1E3A8A"/>
+                <w:sz w:val="18"/>
+              </w:rPr>
+              <w:t>-99.1%</w:t>
+            </w:r>
+            <w:r>
+              <w:rPr>
+                <w:sz w:val="18"/>
+              </w:rPr>
+              <w:t>) &amp; Cherry Blossom (</w:t>
+            </w:r>
+            <w:r>
+              <w:rPr>
+                <w:rFonts w:ascii="Consolas" w:hAnsi="Consolas"/>
+                <w:color w:val="1E3A8A"/>
+                <w:sz w:val="18"/>
+              </w:rPr>
+              <w:t>+258.2%</w:t>
+            </w:r>
+            <w:r>
+              <w:rPr>
+                <w:sz w:val="18"/>
+              </w:rPr>
+              <w:t>).</w:t>
+            </w:r>
+          </w:p>
+        </w:tc>
+      </w:tr>
+      <w:tr>
+        <w:tc>
+          <w:tcPr>
+            <w:tcW w:type="dxa" w:w="2448"/>
+            <w:shd w:val="clear" w:color="auto" w:fill="F8FAFC"/>
+          </w:tcPr>
+          <w:p>
+            <w:pPr>
+              <w:spacing w:before="40" w:after="40"/>
+            </w:pPr>
+            <w:r>
+              <w:rPr>
+                <w:sz w:val="18"/>
+              </w:rPr>
+            </w:r>
+            <w:r>
+              <w:rPr>
+                <w:b/>
+                <w:sz w:val="18"/>
+              </w:rPr>
+              <w:t>13</w:t>
+            </w:r>
+          </w:p>
+        </w:tc>
+        <w:tc>
+          <w:tcPr>
+            <w:tcW w:type="dxa" w:w="2448"/>
+            <w:shd w:val="clear" w:color="auto" w:fill="F8FAFC"/>
+          </w:tcPr>
+          <w:p>
+            <w:pPr>
+              <w:spacing w:before="40" w:after="40"/>
+            </w:pPr>
+            <w:r>
+              <w:rPr>
+                <w:sz w:val="18"/>
+              </w:rPr>
+            </w:r>
+            <w:r>
+              <w:rPr>
+                <w:b/>
+                <w:sz w:val="18"/>
+              </w:rPr>
+              <w:t>Station Net Flow Conservation</w:t>
+            </w:r>
+          </w:p>
+        </w:tc>
+        <w:tc>
+          <w:tcPr>
+            <w:tcW w:type="dxa" w:w="2448"/>
+            <w:shd w:val="clear" w:color="auto" w:fill="F8FAFC"/>
+          </w:tcPr>
+          <w:p>
+            <w:pPr>
+              <w:spacing w:before="40" w:after="40"/>
+            </w:pPr>
+            <w:r>
+              <w:rPr>
+                <w:sz w:val="18"/>
+              </w:rPr>
+            </w:r>
+            <w:r>
+              <w:rPr>
+                <w:rFonts w:ascii="Consolas" w:hAnsi="Consolas"/>
+                <w:color w:val="1E3A8A"/>
+                <w:sz w:val="18"/>
+              </w:rPr>
+              <w:t>ΔS_{s,t} = Inflow_{s,t} - Outflow_{s,t}</w:t>
+            </w:r>
+            <w:r>
+              <w:rPr>
+                <w:sz w:val="18"/>
+              </w:rPr>
+              <w:t xml:space="preserve">, </w:t>
+            </w:r>
+            <w:r>
+              <w:rPr>
+                <w:rFonts w:ascii="Consolas" w:hAnsi="Consolas"/>
+                <w:color w:val="1E3A8A"/>
+                <w:sz w:val="18"/>
+              </w:rPr>
+              <w:t>I_{s,t+1} = min(C_s, max(0, I_{s,t} + ΔS_{s,t} + R_{s,t}))</w:t>
+            </w:r>
+          </w:p>
+        </w:tc>
+        <w:tc>
+          <w:tcPr>
+            <w:tcW w:type="dxa" w:w="2448"/>
+            <w:shd w:val="clear" w:color="auto" w:fill="F8FAFC"/>
+          </w:tcPr>
+          <w:p>
+            <w:pPr>
+              <w:spacing w:before="40" w:after="40"/>
+            </w:pPr>
+            <w:r>
+              <w:rPr>
+                <w:sz w:val="18"/>
+              </w:rPr>
+            </w:r>
+            <w:r>
+              <w:rPr>
+                <w:sz w:val="18"/>
+              </w:rPr>
+              <w:t xml:space="preserve">Links aggregate hourly demand forecasts to truck rebalancing schedule </w:t>
+            </w:r>
+            <w:r>
+              <w:rPr>
+                <w:rFonts w:ascii="Consolas" w:hAnsi="Consolas"/>
+                <w:color w:val="1E3A8A"/>
+                <w:sz w:val="18"/>
+              </w:rPr>
+              <w:t>R_{s,t}</w:t>
+            </w:r>
+            <w:r>
+              <w:rPr>
+                <w:sz w:val="18"/>
+              </w:rPr>
+              <w:t xml:space="preserve"> when station telemetry is available.</w:t>
+            </w:r>
+          </w:p>
+        </w:tc>
+      </w:tr>
+    </w:tbl>
+    <w:p/>
+    <w:p>
+      <w:pPr>
+        <w:pStyle w:val="Heading1"/>
+      </w:pPr>
+      <w:r>
+        <w:rPr>
+          <w:color w:val="1E3A8A"/>
+        </w:rPr>
+        <w:t>8. Key Interview Talking Points (Methodology, Assumptions &amp; Trade-offs)</w:t>
       </w:r>
     </w:p>
     <w:p>
@@ -9271,7 +11708,29 @@
         <w:pStyle w:val="ListBullet"/>
       </w:pPr>
       <w:r>
-        <w:t xml:space="preserve">Random K-fold cross-validation leaks contemporaneous weather and demand regimes from hour t+1 into hour t. Expanding-window CV respects causal time ordering. Including </w:t>
+        <w:t xml:space="preserve">Random K-fold cross-validation leaks contemporaneous weather and demand regimes from hour </w:t>
+      </w:r>
+      <w:r>
+        <w:rPr>
+          <w:rFonts w:ascii="Consolas" w:hAnsi="Consolas"/>
+          <w:color w:val="1E3A8A"/>
+          <w:sz w:val="19"/>
+        </w:rPr>
+        <w:t>t + 1</w:t>
+      </w:r>
+      <w:r>
+        <w:t xml:space="preserve"> into hour </w:t>
+      </w:r>
+      <w:r>
+        <w:rPr>
+          <w:rFonts w:ascii="Consolas" w:hAnsi="Consolas"/>
+          <w:color w:val="1E3A8A"/>
+          <w:sz w:val="19"/>
+        </w:rPr>
+        <w:t>t</w:t>
+      </w:r>
+      <w:r>
+        <w:t xml:space="preserve">. Expanding-window CV respects causal time ordering. Including </w:t>
       </w:r>
       <w:r>
         <w:rPr>
@@ -9356,7 +11815,18 @@
         <w:t>HistGradientBoostingRegressor</w:t>
       </w:r>
       <w:r>
-        <w:t xml:space="preserve"> on log(1 + cnt) naturally models multiplicative weather effects, prevents negative predictions, and reduces test MAE by </w:t>
+        <w:t xml:space="preserve"> on </w:t>
+      </w:r>
+      <w:r>
+        <w:rPr>
+          <w:rFonts w:ascii="Consolas" w:hAnsi="Consolas"/>
+          <w:color w:val="1E3A8A"/>
+          <w:sz w:val="19"/>
+        </w:rPr>
+        <w:t>log(1 + cnt)</w:t>
+      </w:r>
+      <w:r>
+        <w:t xml:space="preserve"> naturally models multiplicative weather effects, prevents negative predictions, and reduces test MAE by </w:t>
       </w:r>
       <w:r>
         <w:rPr>
@@ -9456,7 +11926,7 @@
         <w:rPr>
           <w:b/>
         </w:rPr>
-        <w:t>net station flow (\text{inflow}_{s,t} - \text{outflow}_{s,t})</w:t>
+        <w:t>net station flow (`Inflow_{s,t} - Outflow_{s,t}`)</w:t>
       </w:r>
       <w:r>
         <w:t xml:space="preserve">, detect </w:t>
